--- a/docs/assignments/lab-02/lab02-report-template.docx
+++ b/docs/assignments/lab-02/lab02-report-template.docx
@@ -1,10 +1,160 @@
 
 <file path=word/document.xml><?xml version="1.0" encoding="utf-8"?>
-<w:document xmlns:wpc="http://schemas.microsoft.com/office/word/2010/wordprocessingCanvas" xmlns:cx="http://schemas.microsoft.com/office/drawing/2014/chartex" xmlns:cx1="http://schemas.microsoft.com/office/drawing/2015/9/8/chartex" xmlns:cx2="http://schemas.microsoft.com/office/drawing/2015/10/21/chartex" xmlns:cx3="http://schemas.microsoft.com/office/drawing/2016/5/9/chartex" xmlns:cx4="http://schemas.microsoft.com/office/drawing/2016/5/10/chartex" xmlns:cx5="http://schemas.microsoft.com/office/drawing/2016/5/11/chartex" xmlns:cx6="http://schemas.microsoft.com/office/drawing/2016/5/12/chartex" xmlns:cx7="http://schemas.microsoft.com/office/drawing/2016/5/13/chartex" xmlns:cx8="http://schemas.microsoft.com/office/drawing/2016/5/14/chartex" xmlns:mc="http://schemas.openxmlformats.org/markup-compatibility/2006" xmlns:aink="http://schemas.microsoft.com/office/drawing/2016/ink" xmlns:am3d="http://schemas.microsoft.com/office/drawing/2017/model3d" xmlns:o="urn:schemas-microsoft-com:office:office" xmlns:oel="http://schemas.microsoft.com/office/2019/extlst" xmlns:r="http://schemas.openxmlformats.org/officeDocument/2006/relationships" xmlns:m="http://schemas.openxmlformats.org/officeDocument/2006/math" xmlns:v="urn:schemas-microsoft-com:vml" xmlns:wp14="http://schemas.microsoft.com/office/word/2010/wordprocessingDrawing" xmlns:wp="http://schemas.openxmlformats.org/drawingml/2006/wordprocessingDrawing" xmlns:w10="urn:schemas-microsoft-com:office:word" xmlns:w="http://schemas.openxmlformats.org/wordprocessingml/2006/main" xmlns:w14="http://schemas.microsoft.com/office/word/2010/wordml" xmlns:w15="http://schemas.microsoft.com/office/word/2012/wordml" xmlns:w16cex="http://schemas.microsoft.com/office/word/2018/wordml/cex" xmlns:w16cid="http://schemas.microsoft.com/office/word/2016/wordml/cid" xmlns:w16="http://schemas.microsoft.com/office/word/2018/wordml" xmlns:w16du="http://schemas.microsoft.com/office/word/2023/wordml/word16du" xmlns:w16sdtdh="http://schemas.microsoft.com/office/word/2020/wordml/sdtdatahash" xmlns:w16sdtfl="http://schemas.microsoft.com/office/word/2024/wordml/sdtformatlock" xmlns:w16se="http://schemas.microsoft.com/office/word/2015/wordml/symex" xmlns:wpg="http://schemas.microsoft.com/office/word/2010/wordprocessingGroup" xmlns:wpi="http://schemas.microsoft.com/office/word/2010/wordprocessingInk" xmlns:wne="http://schemas.microsoft.com/office/word/2006/wordml" xmlns:wps="http://schemas.microsoft.com/office/word/2010/wordprocessingShape" mc:Ignorable="w14 w15 w16se w16cid w16 w16cex w16sdtdh w16sdtfl w16du wp14">
+<w:document xmlns:wpc="http://schemas.microsoft.com/office/word/2010/wordprocessingCanvas" xmlns:mc="http://schemas.openxmlformats.org/markup-compatibility/2006" xmlns:o="urn:schemas-microsoft-com:office:office" xmlns:r="http://schemas.openxmlformats.org/officeDocument/2006/relationships" xmlns:m="http://schemas.openxmlformats.org/officeDocument/2006/math" xmlns:v="urn:schemas-microsoft-com:vml" xmlns:wp14="http://schemas.microsoft.com/office/word/2010/wordprocessingDrawing" xmlns:wp="http://schemas.openxmlformats.org/drawingml/2006/wordprocessingDrawing" xmlns:w10="urn:schemas-microsoft-com:office:word" xmlns:w="http://schemas.openxmlformats.org/wordprocessingml/2006/main" xmlns:w14="http://schemas.microsoft.com/office/word/2010/wordml" xmlns:w15="http://schemas.microsoft.com/office/word/2012/wordml" xmlns:wpg="http://schemas.microsoft.com/office/word/2010/wordprocessingGroup" xmlns:wpi="http://schemas.microsoft.com/office/word/2010/wordprocessingInk" xmlns:wne="http://schemas.microsoft.com/office/word/2006/wordml" xmlns:wps="http://schemas.microsoft.com/office/word/2010/wordprocessingShape" xmlns:cx="http://schemas.microsoft.com/office/drawing/2014/chartex" xmlns:cx1="http://schemas.microsoft.com/office/drawing/2015/9/8/chartex" xmlns:cx2="http://schemas.microsoft.com/office/drawing/2015/10/21/chartex" xmlns:cx3="http://schemas.microsoft.com/office/drawing/2016/5/9/chartex" xmlns:cx4="http://schemas.microsoft.com/office/drawing/2016/5/10/chartex" xmlns:cx5="http://schemas.microsoft.com/office/drawing/2016/5/11/chartex" xmlns:cx6="http://schemas.microsoft.com/office/drawing/2016/5/12/chartex" xmlns:cx7="http://schemas.microsoft.com/office/drawing/2016/5/13/chartex" xmlns:cx8="http://schemas.microsoft.com/office/drawing/2016/5/14/chartex" xmlns:aink="http://schemas.microsoft.com/office/drawing/2016/ink" xmlns:am3d="http://schemas.microsoft.com/office/drawing/2017/model3d" xmlns:w16cex="http://schemas.microsoft.com/office/word/2018/wordml/cex" xmlns:w16cid="http://schemas.microsoft.com/office/word/2016/wordml/cid" xmlns:w16="http://schemas.microsoft.com/office/word/2018/wordml" xmlns:w16sdtdh="http://schemas.microsoft.com/office/word/2020/wordml/sdtdatahash" xmlns:w16se="http://schemas.microsoft.com/office/word/2015/wordml/symex" mc:Ignorable="w14 w15 wp14">
   <w:body>
-    <w:p>
-      <w:pPr>
-        <w:spacing w:before="2200"/>
+    <w:tbl>
+      <w:tblPr>
+        <w:tblW w:type="dxa" w:w="9360"/>
+        <w:tblBorders>
+          <w:top w:val="single" w:color="BF9000" w:sz="8"/>
+          <w:left w:val="single" w:color="BF9000" w:sz="8"/>
+          <w:bottom w:val="single" w:color="BF9000" w:sz="8"/>
+          <w:right w:val="single" w:color="BF9000" w:sz="8"/>
+          <w:insideH w:val="single" w:color="BF9000" w:sz="8"/>
+          <w:insideV w:val="single" w:color="BF9000" w:sz="8"/>
+        </w:tblBorders>
+      </w:tblPr>
+      <w:tblGrid>
+        <w:gridCol w:w="9360"/>
+      </w:tblGrid>
+      <w:tr>
+        <w:trPr>
+          <w:cantSplit/>
+        </w:trPr>
+        <w:tc>
+          <w:tcPr>
+            <w:tcW w:type="dxa" w:w="9360"/>
+            <w:shd w:fill="FFF2CC" w:color="auto" w:val="clear"/>
+            <w:tcMar>
+              <w:top w:type="dxa" w:w="120"/>
+              <w:left w:type="dxa" w:w="160"/>
+              <w:bottom w:type="dxa" w:w="120"/>
+              <w:right w:type="dxa" w:w="160"/>
+            </w:tcMar>
+          </w:tcPr>
+          <w:p>
+            <w:pPr>
+              <w:spacing w:after="80"/>
+            </w:pPr>
+            <w:r>
+              <w:rPr>
+                <w:b/>
+                <w:bCs/>
+                <w:color w:val="1F3864"/>
+                <w:sz w:val="20"/>
+                <w:szCs w:val="20"/>
+              </w:rPr>
+              <w:t xml:space="preserve">Before you submit — then delete this box</w:t>
+            </w:r>
+          </w:p>
+          <w:p>
+            <w:pPr>
+              <w:pStyle w:val="ListParagraph"/>
+              <w:numPr>
+                <w:ilvl w:val="0"/>
+                <w:numId w:val="2"/>
+              </w:numPr>
+              <w:spacing w:after="40"/>
+            </w:pPr>
+            <w:r>
+              <w:rPr>
+                <w:sz w:val="19"/>
+                <w:szCs w:val="19"/>
+              </w:rPr>
+              <w:t xml:space="preserve">Delete every yellow placeholder and every gray instruction line, and this box.</w:t>
+            </w:r>
+          </w:p>
+          <w:p>
+            <w:pPr>
+              <w:pStyle w:val="ListParagraph"/>
+              <w:numPr>
+                <w:ilvl w:val="0"/>
+                <w:numId w:val="2"/>
+              </w:numPr>
+              <w:spacing w:after="40"/>
+            </w:pPr>
+            <w:r>
+              <w:rPr>
+                <w:sz w:val="19"/>
+                <w:szCs w:val="19"/>
+              </w:rPr>
+              <w:t xml:space="preserve">Name your reviewer, add the sentence on what you changed, and paste their stamp image below.</w:t>
+            </w:r>
+          </w:p>
+          <w:p>
+            <w:pPr>
+              <w:pStyle w:val="ListParagraph"/>
+              <w:numPr>
+                <w:ilvl w:val="0"/>
+                <w:numId w:val="2"/>
+              </w:numPr>
+              <w:spacing w:after="40"/>
+            </w:pPr>
+            <w:r>
+              <w:rPr>
+                <w:sz w:val="19"/>
+                <w:szCs w:val="19"/>
+              </w:rPr>
+              <w:t xml:space="preserve">Figure 1 is the model exported from ModelBuilder (Export ▸ Export To Graphic, as PNG) — not a screen capture, and not redrawn or “enhanced” by AI.</w:t>
+            </w:r>
+          </w:p>
+          <w:p>
+            <w:pPr>
+              <w:pStyle w:val="ListParagraph"/>
+              <w:numPr>
+                <w:ilvl w:val="0"/>
+                <w:numId w:val="2"/>
+              </w:numPr>
+              <w:spacing w:after="40"/>
+            </w:pPr>
+            <w:r>
+              <w:rPr>
+                <w:sz w:val="19"/>
+                <w:szCs w:val="19"/>
+              </w:rPr>
+              <w:t xml:space="preserve">Every number in your tables and text comes from your own work in ArcGIS Pro.</w:t>
+            </w:r>
+          </w:p>
+          <w:p>
+            <w:pPr>
+              <w:pStyle w:val="ListParagraph"/>
+              <w:numPr>
+                <w:ilvl w:val="0"/>
+                <w:numId w:val="2"/>
+              </w:numPr>
+              <w:spacing w:after="40"/>
+            </w:pPr>
+            <w:r>
+              <w:rPr>
+                <w:sz w:val="19"/>
+                <w:szCs w:val="19"/>
+              </w:rPr>
+              <w:t xml:space="preserve">Put a score in every row of the Self-Graded Rubric, and the total.</w:t>
+            </w:r>
+          </w:p>
+          <w:p>
+            <w:pPr>
+              <w:pStyle w:val="ListParagraph"/>
+              <w:numPr>
+                <w:ilvl w:val="0"/>
+                <w:numId w:val="2"/>
+              </w:numPr>
+              <w:spacing w:after="40"/>
+            </w:pPr>
+            <w:r>
+              <w:rPr>
+                <w:sz w:val="19"/>
+                <w:szCs w:val="19"/>
+              </w:rPr>
+              <w:t xml:space="preserve">Save as PDF, then open the PDF and check that every figure and map came through readable.</w:t>
+            </w:r>
+          </w:p>
+        </w:tc>
+      </w:tr>
+    </w:tbl>
+    <w:p>
+      <w:pPr>
+        <w:spacing w:before="900"/>
       </w:pPr>
     </w:p>
     <w:p>
@@ -17,10 +167,10 @@
           <w:b/>
           <w:bCs/>
           <w:color w:val="1F3864"/>
-          <w:sz w:val="52"/>
-          <w:szCs w:val="52"/>
-        </w:rPr>
-        <w:t>Lab 2: NDVI</w:t>
+          <w:sz w:val="48"/>
+          <w:szCs w:val="48"/>
+        </w:rPr>
+        <w:t xml:space="preserve">Lab 2: NDVI</w:t>
       </w:r>
     </w:p>
     <w:p>
@@ -34,7 +184,7 @@
           <w:sz w:val="32"/>
           <w:szCs w:val="32"/>
         </w:rPr>
-        <w:t>Classifying Land Based on NDVI</w:t>
+        <w:t xml:space="preserve">Classifying Land Based on NDVI</w:t>
       </w:r>
     </w:p>
     <w:p>
@@ -47,12 +197,12 @@
           <w:sz w:val="24"/>
           <w:szCs w:val="24"/>
         </w:rPr>
-        <w:t>CE 414 — Engineering Applications of GIS</w:t>
-      </w:r>
-    </w:p>
-    <w:p>
-      <w:pPr>
-        <w:spacing w:after="700"/>
+        <w:t xml:space="preserve">CE 414 — Engineering Applications of GIS</w:t>
+      </w:r>
+    </w:p>
+    <w:p>
+      <w:pPr>
+        <w:spacing w:after="600"/>
         <w:jc w:val="center"/>
       </w:pPr>
       <w:r>
@@ -61,12 +211,12 @@
           <w:sz w:val="24"/>
           <w:szCs w:val="24"/>
         </w:rPr>
-        <w:t>Fall 2026 · Dr. Dan Ames</w:t>
-      </w:r>
-    </w:p>
-    <w:p>
-      <w:pPr>
-        <w:spacing w:after="120"/>
+        <w:t xml:space="preserve">Fall 2026 · Dr. Dan Ames</w:t>
+      </w:r>
+    </w:p>
+    <w:p>
+      <w:pPr>
+        <w:spacing w:after="120" w:before="0"/>
         <w:jc w:val="center"/>
       </w:pPr>
       <w:r>
@@ -86,13 +236,14 @@
           <w:color w:val="767171"/>
           <w:sz w:val="21"/>
           <w:szCs w:val="21"/>
-        </w:rPr>
-        <w:t>[your name]</w:t>
-      </w:r>
-    </w:p>
-    <w:p>
-      <w:pPr>
-        <w:spacing w:after="120"/>
+          <w:highlight w:val="yellow"/>
+        </w:rPr>
+        <w:t xml:space="preserve">[your name]</w:t>
+      </w:r>
+    </w:p>
+    <w:p>
+      <w:pPr>
+        <w:spacing w:after="120" w:before="0"/>
         <w:jc w:val="center"/>
       </w:pPr>
       <w:r>
@@ -112,13 +263,14 @@
           <w:color w:val="767171"/>
           <w:sz w:val="21"/>
           <w:szCs w:val="21"/>
-        </w:rPr>
-        <w:t>[date]</w:t>
-      </w:r>
-    </w:p>
-    <w:p>
-      <w:pPr>
-        <w:spacing w:after="120"/>
+          <w:highlight w:val="yellow"/>
+        </w:rPr>
+        <w:t xml:space="preserve">[date]</w:t>
+      </w:r>
+    </w:p>
+    <w:p>
+      <w:pPr>
+        <w:spacing w:after="120" w:before="0"/>
         <w:jc w:val="center"/>
       </w:pPr>
       <w:r>
@@ -138,13 +290,14 @@
           <w:color w:val="767171"/>
           <w:sz w:val="21"/>
           <w:szCs w:val="21"/>
-        </w:rPr>
-        <w:t>[reviewer’s name]</w:t>
-      </w:r>
-    </w:p>
-    <w:p>
-      <w:pPr>
-        <w:spacing w:before="60" w:after="500"/>
+          <w:highlight w:val="yellow"/>
+        </w:rPr>
+        <w:t xml:space="preserve">[reviewer’s name]</w:t>
+      </w:r>
+    </w:p>
+    <w:p>
+      <w:pPr>
+        <w:spacing w:after="400" w:before="60"/>
         <w:jc w:val="center"/>
       </w:pPr>
       <w:r>
@@ -154,8 +307,9 @@
           <w:color w:val="767171"/>
           <w:sz w:val="21"/>
           <w:szCs w:val="21"/>
-        </w:rPr>
-        <w:t>[One sentence on what you changed because of your reviewer’s feedback.]</w:t>
+          <w:highlight w:val="yellow"/>
+        </w:rPr>
+        <w:t xml:space="preserve">[One sentence on what you changed because of your reviewer’s feedback.]</w:t>
       </w:r>
     </w:p>
     <w:p>
@@ -169,8 +323,9 @@
           <w:color w:val="767171"/>
           <w:sz w:val="19"/>
           <w:szCs w:val="19"/>
-        </w:rPr>
-        <w:t>[ Peer-review stamp here ]</w:t>
+          <w:highlight w:val="yellow"/>
+        </w:rPr>
+        <w:t xml:space="preserve">[ Paste your reviewer’s stamp image here ]</w:t>
       </w:r>
     </w:p>
     <w:p>
@@ -181,15 +336,22 @@
     <w:p>
       <w:pPr>
         <w:pStyle w:val="Heading1"/>
-      </w:pPr>
-      <w:r>
-        <w:lastRenderedPageBreak/>
-        <w:t>1.  Requirements and Approach</w:t>
-      </w:r>
-    </w:p>
-    <w:p>
-      <w:pPr>
-        <w:spacing w:before="60" w:after="160"/>
+        <w:spacing w:after="80" w:before="280"/>
+      </w:pPr>
+      <w:r>
+        <w:rPr>
+          <w:b/>
+          <w:bCs/>
+          <w:color w:val="1F3864"/>
+          <w:sz w:val="28"/>
+          <w:szCs w:val="28"/>
+        </w:rPr>
+        <w:t xml:space="preserve">1.  Requirements and Approach</w:t>
+      </w:r>
+    </w:p>
+    <w:p>
+      <w:pPr>
+        <w:spacing w:after="160" w:before="60"/>
       </w:pPr>
       <w:r>
         <w:rPr>
@@ -199,33 +361,42 @@
           <w:sz w:val="19"/>
           <w:szCs w:val="19"/>
         </w:rPr>
-        <w:t>Rubric: the requirements of the project and your approach to solving it, in your own words (2 points). Two or three paragraphs. Say what you were asked to produce and how you went about it — not a retelling of the step-by-step.</w:t>
-      </w:r>
-    </w:p>
-    <w:p>
-      <w:pPr>
-        <w:spacing w:after="260"/>
+        <w:t xml:space="preserve">Rubric: the requirements of the project and your approach to solving it, in your own words (2 points). Two or three paragraphs. Say what you were asked to produce and how you went about it — not a retelling of the step-by-step.</w:t>
+      </w:r>
+    </w:p>
+    <w:p>
+      <w:pPr>
+        <w:spacing w:after="260" w:before="0"/>
       </w:pPr>
       <w:r>
         <w:rPr>
           <w:i/>
           <w:iCs/>
           <w:color w:val="767171"/>
-        </w:rPr>
-        <w:t>[Add your content here.]</w:t>
+          <w:highlight w:val="yellow"/>
+        </w:rPr>
+        <w:t xml:space="preserve">[Add your content here.]</w:t>
       </w:r>
     </w:p>
     <w:p>
       <w:pPr>
         <w:pStyle w:val="Heading1"/>
-      </w:pPr>
-      <w:r>
-        <w:t>2.  Data and Scene Metadata</w:t>
-      </w:r>
-    </w:p>
-    <w:p>
-      <w:pPr>
-        <w:spacing w:before="60" w:after="160"/>
+        <w:spacing w:after="80" w:before="280"/>
+      </w:pPr>
+      <w:r>
+        <w:rPr>
+          <w:b/>
+          <w:bCs/>
+          <w:color w:val="1F3864"/>
+          <w:sz w:val="28"/>
+          <w:szCs w:val="28"/>
+        </w:rPr>
+        <w:t xml:space="preserve">2.  Data and Scene Metadata</w:t>
+      </w:r>
+    </w:p>
+    <w:p>
+      <w:pPr>
+        <w:spacing w:after="160" w:before="60"/>
       </w:pPr>
       <w:r>
         <w:rPr>
@@ -235,38 +406,34 @@
           <w:sz w:val="19"/>
           <w:szCs w:val="19"/>
         </w:rPr>
-        <w:t>Rubric: the three MTL values — acquisition date, cloud cover and the reflectance offset — and what each one means for your result (2 points). Fill the table, then add a sentence on anything the numbers change about how far you trust the answer.</w:t>
-      </w:r>
-    </w:p>
-    <w:p>
-      <w:pPr>
-        <w:spacing w:after="260"/>
+        <w:t xml:space="preserve">Rubric: the three MTL values — acquisition date, cloud cover and the reflectance offset — and what each one means for your result (2 points). Fill the table, then add a sentence on anything the numbers change about how far you trust the answer.</w:t>
+      </w:r>
+    </w:p>
+    <w:p>
+      <w:pPr>
+        <w:spacing w:after="260" w:before="0"/>
       </w:pPr>
       <w:r>
         <w:rPr>
           <w:i/>
           <w:iCs/>
           <w:color w:val="767171"/>
-        </w:rPr>
-        <w:t>[Add your content here.]</w:t>
+          <w:highlight w:val="yellow"/>
+        </w:rPr>
+        <w:t xml:space="preserve">[Add your content here.]</w:t>
       </w:r>
     </w:p>
     <w:tbl>
       <w:tblPr>
-        <w:tblW w:w="9360" w:type="dxa"/>
+        <w:tblW w:type="dxa" w:w="9360"/>
         <w:tblBorders>
-          <w:top w:val="single" w:sz="4" w:space="0" w:color="auto"/>
-          <w:left w:val="single" w:sz="4" w:space="0" w:color="auto"/>
-          <w:bottom w:val="single" w:sz="4" w:space="0" w:color="auto"/>
-          <w:right w:val="single" w:sz="4" w:space="0" w:color="auto"/>
-          <w:insideH w:val="single" w:sz="4" w:space="0" w:color="auto"/>
-          <w:insideV w:val="single" w:sz="4" w:space="0" w:color="auto"/>
+          <w:top w:val="single" w:color="auto" w:sz="4"/>
+          <w:left w:val="single" w:color="auto" w:sz="4"/>
+          <w:bottom w:val="single" w:color="auto" w:sz="4"/>
+          <w:right w:val="single" w:color="auto" w:sz="4"/>
+          <w:insideH w:val="single" w:color="auto" w:sz="4"/>
+          <w:insideV w:val="single" w:color="auto" w:sz="4"/>
         </w:tblBorders>
-        <w:tblCellMar>
-          <w:left w:w="10" w:type="dxa"/>
-          <w:right w:w="10" w:type="dxa"/>
-        </w:tblCellMar>
-        <w:tblLook w:val="04A0" w:firstRow="1" w:lastRow="0" w:firstColumn="1" w:lastColumn="0" w:noHBand="0" w:noVBand="1"/>
       </w:tblPr>
       <w:tblGrid>
         <w:gridCol w:w="2200"/>
@@ -274,25 +441,19 @@
         <w:gridCol w:w="4760"/>
       </w:tblGrid>
       <w:tr>
-        <w:tblPrEx>
-          <w:tblCellMar>
-            <w:top w:w="0" w:type="dxa"/>
-            <w:bottom w:w="0" w:type="dxa"/>
-          </w:tblCellMar>
-        </w:tblPrEx>
         <w:trPr>
           <w:cantSplit/>
           <w:tblHeader/>
         </w:trPr>
         <w:tc>
           <w:tcPr>
-            <w:tcW w:w="2200" w:type="dxa"/>
-            <w:shd w:val="clear" w:color="auto" w:fill="D9E2F3"/>
-            <w:tcMar>
-              <w:top w:w="90" w:type="dxa"/>
-              <w:left w:w="120" w:type="dxa"/>
-              <w:bottom w:w="90" w:type="dxa"/>
-              <w:right w:w="120" w:type="dxa"/>
+            <w:tcW w:type="dxa" w:w="2200"/>
+            <w:shd w:fill="D9E2F3" w:color="auto" w:val="clear"/>
+            <w:tcMar>
+              <w:top w:type="dxa" w:w="90"/>
+              <w:left w:type="dxa" w:w="120"/>
+              <w:bottom w:type="dxa" w:w="90"/>
+              <w:right w:type="dxa" w:w="120"/>
             </w:tcMar>
           </w:tcPr>
           <w:p>
@@ -304,19 +465,19 @@
                 <w:sz w:val="19"/>
                 <w:szCs w:val="19"/>
               </w:rPr>
-              <w:t>MTL value</w:t>
-            </w:r>
-          </w:p>
-        </w:tc>
-        <w:tc>
-          <w:tcPr>
-            <w:tcW w:w="2400" w:type="dxa"/>
-            <w:shd w:val="clear" w:color="auto" w:fill="D9E2F3"/>
-            <w:tcMar>
-              <w:top w:w="90" w:type="dxa"/>
-              <w:left w:w="120" w:type="dxa"/>
-              <w:bottom w:w="90" w:type="dxa"/>
-              <w:right w:w="120" w:type="dxa"/>
+              <w:t xml:space="preserve">MTL value</w:t>
+            </w:r>
+          </w:p>
+        </w:tc>
+        <w:tc>
+          <w:tcPr>
+            <w:tcW w:type="dxa" w:w="2400"/>
+            <w:shd w:fill="D9E2F3" w:color="auto" w:val="clear"/>
+            <w:tcMar>
+              <w:top w:type="dxa" w:w="90"/>
+              <w:left w:type="dxa" w:w="120"/>
+              <w:bottom w:type="dxa" w:w="90"/>
+              <w:right w:type="dxa" w:w="120"/>
             </w:tcMar>
           </w:tcPr>
           <w:p>
@@ -328,19 +489,19 @@
                 <w:sz w:val="19"/>
                 <w:szCs w:val="19"/>
               </w:rPr>
-              <w:t>What you found</w:t>
-            </w:r>
-          </w:p>
-        </w:tc>
-        <w:tc>
-          <w:tcPr>
-            <w:tcW w:w="4760" w:type="dxa"/>
-            <w:shd w:val="clear" w:color="auto" w:fill="D9E2F3"/>
-            <w:tcMar>
-              <w:top w:w="90" w:type="dxa"/>
-              <w:left w:w="120" w:type="dxa"/>
-              <w:bottom w:w="90" w:type="dxa"/>
-              <w:right w:w="120" w:type="dxa"/>
+              <w:t xml:space="preserve">What you found</w:t>
+            </w:r>
+          </w:p>
+        </w:tc>
+        <w:tc>
+          <w:tcPr>
+            <w:tcW w:type="dxa" w:w="4760"/>
+            <w:shd w:fill="D9E2F3" w:color="auto" w:val="clear"/>
+            <w:tcMar>
+              <w:top w:type="dxa" w:w="90"/>
+              <w:left w:type="dxa" w:w="120"/>
+              <w:bottom w:type="dxa" w:w="90"/>
+              <w:right w:type="dxa" w:w="120"/>
             </w:tcMar>
           </w:tcPr>
           <w:p>
@@ -352,49 +513,44 @@
                 <w:sz w:val="19"/>
                 <w:szCs w:val="19"/>
               </w:rPr>
-              <w:t>What it means for your result</w:t>
+              <w:t xml:space="preserve">What it means for your result</w:t>
             </w:r>
           </w:p>
         </w:tc>
       </w:tr>
       <w:tr>
-        <w:tblPrEx>
-          <w:tblCellMar>
-            <w:top w:w="0" w:type="dxa"/>
-            <w:bottom w:w="0" w:type="dxa"/>
-          </w:tblCellMar>
-        </w:tblPrEx>
         <w:trPr>
           <w:cantSplit/>
         </w:trPr>
         <w:tc>
           <w:tcPr>
-            <w:tcW w:w="2200" w:type="dxa"/>
-            <w:tcMar>
-              <w:top w:w="90" w:type="dxa"/>
-              <w:left w:w="120" w:type="dxa"/>
-              <w:bottom w:w="90" w:type="dxa"/>
-              <w:right w:w="120" w:type="dxa"/>
-            </w:tcMar>
-          </w:tcPr>
-          <w:p>
-            <w:r>
-              <w:rPr>
-                <w:sz w:val="19"/>
-                <w:szCs w:val="19"/>
-              </w:rPr>
-              <w:t>DATE_ACQUIRED</w:t>
-            </w:r>
-          </w:p>
-        </w:tc>
-        <w:tc>
-          <w:tcPr>
-            <w:tcW w:w="2400" w:type="dxa"/>
-            <w:tcMar>
-              <w:top w:w="90" w:type="dxa"/>
-              <w:left w:w="120" w:type="dxa"/>
-              <w:bottom w:w="90" w:type="dxa"/>
-              <w:right w:w="120" w:type="dxa"/>
+            <w:tcW w:type="dxa" w:w="2200"/>
+            <w:tcMar>
+              <w:top w:type="dxa" w:w="90"/>
+              <w:left w:type="dxa" w:w="120"/>
+              <w:bottom w:type="dxa" w:w="90"/>
+              <w:right w:type="dxa" w:w="120"/>
+            </w:tcMar>
+          </w:tcPr>
+          <w:p>
+            <w:r>
+              <w:rPr>
+                <w:color w:val="000000"/>
+                <w:sz w:val="19"/>
+                <w:szCs w:val="19"/>
+              </w:rPr>
+              <w:t xml:space="preserve">DATE_ACQUIRED</w:t>
+            </w:r>
+          </w:p>
+        </w:tc>
+        <w:tc>
+          <w:tcPr>
+            <w:tcW w:type="dxa" w:w="2400"/>
+            <w:tcMar>
+              <w:top w:type="dxa" w:w="90"/>
+              <w:left w:type="dxa" w:w="120"/>
+              <w:bottom w:type="dxa" w:w="90"/>
+              <w:right w:type="dxa" w:w="120"/>
             </w:tcMar>
           </w:tcPr>
           <w:p>
@@ -410,12 +566,12 @@
         </w:tc>
         <w:tc>
           <w:tcPr>
-            <w:tcW w:w="4760" w:type="dxa"/>
-            <w:tcMar>
-              <w:top w:w="90" w:type="dxa"/>
-              <w:left w:w="120" w:type="dxa"/>
-              <w:bottom w:w="90" w:type="dxa"/>
-              <w:right w:w="120" w:type="dxa"/>
+            <w:tcW w:type="dxa" w:w="4760"/>
+            <w:tcMar>
+              <w:top w:type="dxa" w:w="90"/>
+              <w:left w:type="dxa" w:w="120"/>
+              <w:bottom w:type="dxa" w:w="90"/>
+              <w:right w:type="dxa" w:w="120"/>
             </w:tcMar>
           </w:tcPr>
           <w:p>
@@ -431,45 +587,40 @@
         </w:tc>
       </w:tr>
       <w:tr>
-        <w:tblPrEx>
-          <w:tblCellMar>
-            <w:top w:w="0" w:type="dxa"/>
-            <w:bottom w:w="0" w:type="dxa"/>
-          </w:tblCellMar>
-        </w:tblPrEx>
         <w:trPr>
           <w:cantSplit/>
         </w:trPr>
         <w:tc>
           <w:tcPr>
-            <w:tcW w:w="2200" w:type="dxa"/>
-            <w:shd w:val="clear" w:color="auto" w:fill="F2F2F2"/>
-            <w:tcMar>
-              <w:top w:w="90" w:type="dxa"/>
-              <w:left w:w="120" w:type="dxa"/>
-              <w:bottom w:w="90" w:type="dxa"/>
-              <w:right w:w="120" w:type="dxa"/>
-            </w:tcMar>
-          </w:tcPr>
-          <w:p>
-            <w:r>
-              <w:rPr>
-                <w:sz w:val="19"/>
-                <w:szCs w:val="19"/>
-              </w:rPr>
-              <w:t>CLOUD_COVER</w:t>
-            </w:r>
-          </w:p>
-        </w:tc>
-        <w:tc>
-          <w:tcPr>
-            <w:tcW w:w="2400" w:type="dxa"/>
-            <w:shd w:val="clear" w:color="auto" w:fill="F2F2F2"/>
-            <w:tcMar>
-              <w:top w:w="90" w:type="dxa"/>
-              <w:left w:w="120" w:type="dxa"/>
-              <w:bottom w:w="90" w:type="dxa"/>
-              <w:right w:w="120" w:type="dxa"/>
+            <w:tcW w:type="dxa" w:w="2200"/>
+            <w:shd w:fill="F2F2F2" w:color="auto" w:val="clear"/>
+            <w:tcMar>
+              <w:top w:type="dxa" w:w="90"/>
+              <w:left w:type="dxa" w:w="120"/>
+              <w:bottom w:type="dxa" w:w="90"/>
+              <w:right w:type="dxa" w:w="120"/>
+            </w:tcMar>
+          </w:tcPr>
+          <w:p>
+            <w:r>
+              <w:rPr>
+                <w:color w:val="000000"/>
+                <w:sz w:val="19"/>
+                <w:szCs w:val="19"/>
+              </w:rPr>
+              <w:t xml:space="preserve">CLOUD_COVER</w:t>
+            </w:r>
+          </w:p>
+        </w:tc>
+        <w:tc>
+          <w:tcPr>
+            <w:tcW w:type="dxa" w:w="2400"/>
+            <w:shd w:fill="F2F2F2" w:color="auto" w:val="clear"/>
+            <w:tcMar>
+              <w:top w:type="dxa" w:w="90"/>
+              <w:left w:type="dxa" w:w="120"/>
+              <w:bottom w:type="dxa" w:w="90"/>
+              <w:right w:type="dxa" w:w="120"/>
             </w:tcMar>
           </w:tcPr>
           <w:p>
@@ -485,13 +636,13 @@
         </w:tc>
         <w:tc>
           <w:tcPr>
-            <w:tcW w:w="4760" w:type="dxa"/>
-            <w:shd w:val="clear" w:color="auto" w:fill="F2F2F2"/>
-            <w:tcMar>
-              <w:top w:w="90" w:type="dxa"/>
-              <w:left w:w="120" w:type="dxa"/>
-              <w:bottom w:w="90" w:type="dxa"/>
-              <w:right w:w="120" w:type="dxa"/>
+            <w:tcW w:type="dxa" w:w="4760"/>
+            <w:shd w:fill="F2F2F2" w:color="auto" w:val="clear"/>
+            <w:tcMar>
+              <w:top w:type="dxa" w:w="90"/>
+              <w:left w:type="dxa" w:w="120"/>
+              <w:bottom w:type="dxa" w:w="90"/>
+              <w:right w:type="dxa" w:w="120"/>
             </w:tcMar>
           </w:tcPr>
           <w:p>
@@ -507,43 +658,38 @@
         </w:tc>
       </w:tr>
       <w:tr>
-        <w:tblPrEx>
-          <w:tblCellMar>
-            <w:top w:w="0" w:type="dxa"/>
-            <w:bottom w:w="0" w:type="dxa"/>
-          </w:tblCellMar>
-        </w:tblPrEx>
         <w:trPr>
           <w:cantSplit/>
         </w:trPr>
         <w:tc>
           <w:tcPr>
-            <w:tcW w:w="2200" w:type="dxa"/>
-            <w:tcMar>
-              <w:top w:w="90" w:type="dxa"/>
-              <w:left w:w="120" w:type="dxa"/>
-              <w:bottom w:w="90" w:type="dxa"/>
-              <w:right w:w="120" w:type="dxa"/>
-            </w:tcMar>
-          </w:tcPr>
-          <w:p>
-            <w:r>
-              <w:rPr>
-                <w:sz w:val="19"/>
-                <w:szCs w:val="19"/>
-              </w:rPr>
-              <w:t>Reflectance offset</w:t>
-            </w:r>
-          </w:p>
-        </w:tc>
-        <w:tc>
-          <w:tcPr>
-            <w:tcW w:w="2400" w:type="dxa"/>
-            <w:tcMar>
-              <w:top w:w="90" w:type="dxa"/>
-              <w:left w:w="120" w:type="dxa"/>
-              <w:bottom w:w="90" w:type="dxa"/>
-              <w:right w:w="120" w:type="dxa"/>
+            <w:tcW w:type="dxa" w:w="2200"/>
+            <w:tcMar>
+              <w:top w:type="dxa" w:w="90"/>
+              <w:left w:type="dxa" w:w="120"/>
+              <w:bottom w:type="dxa" w:w="90"/>
+              <w:right w:type="dxa" w:w="120"/>
+            </w:tcMar>
+          </w:tcPr>
+          <w:p>
+            <w:r>
+              <w:rPr>
+                <w:color w:val="000000"/>
+                <w:sz w:val="19"/>
+                <w:szCs w:val="19"/>
+              </w:rPr>
+              <w:t xml:space="preserve">Reflectance offset</w:t>
+            </w:r>
+          </w:p>
+        </w:tc>
+        <w:tc>
+          <w:tcPr>
+            <w:tcW w:type="dxa" w:w="2400"/>
+            <w:tcMar>
+              <w:top w:type="dxa" w:w="90"/>
+              <w:left w:type="dxa" w:w="120"/>
+              <w:bottom w:type="dxa" w:w="90"/>
+              <w:right w:type="dxa" w:w="120"/>
             </w:tcMar>
           </w:tcPr>
           <w:p>
@@ -559,12 +705,12 @@
         </w:tc>
         <w:tc>
           <w:tcPr>
-            <w:tcW w:w="4760" w:type="dxa"/>
-            <w:tcMar>
-              <w:top w:w="90" w:type="dxa"/>
-              <w:left w:w="120" w:type="dxa"/>
-              <w:bottom w:w="90" w:type="dxa"/>
-              <w:right w:w="120" w:type="dxa"/>
+            <w:tcW w:type="dxa" w:w="4760"/>
+            <w:tcMar>
+              <w:top w:type="dxa" w:w="90"/>
+              <w:left w:type="dxa" w:w="120"/>
+              <w:bottom w:type="dxa" w:w="90"/>
+              <w:right w:type="dxa" w:w="120"/>
             </w:tcMar>
           </w:tcPr>
           <w:p>
@@ -583,22 +729,38 @@
     <w:p>
       <w:pPr>
         <w:pStyle w:val="Caption"/>
-      </w:pPr>
-      <w:r>
-        <w:t>Table 1. Scene metadata from the MTL file.</w:t>
+        <w:spacing w:after="240" w:before="100"/>
+      </w:pPr>
+      <w:r>
+        <w:rPr>
+          <w:b/>
+          <w:bCs/>
+          <w:color w:val="1F3864"/>
+          <w:sz w:val="19"/>
+          <w:szCs w:val="19"/>
+        </w:rPr>
+        <w:t xml:space="preserve">Table 1. Scene metadata from the MTL file.</w:t>
       </w:r>
     </w:p>
     <w:p>
       <w:pPr>
         <w:pStyle w:val="Heading1"/>
-      </w:pPr>
-      <w:r>
-        <w:t>3.  The Model</w:t>
-      </w:r>
-    </w:p>
-    <w:p>
-      <w:pPr>
-        <w:spacing w:before="60" w:after="160"/>
+        <w:spacing w:after="80" w:before="280"/>
+      </w:pPr>
+      <w:r>
+        <w:rPr>
+          <w:b/>
+          <w:bCs/>
+          <w:color w:val="1F3864"/>
+          <w:sz w:val="28"/>
+          <w:szCs w:val="28"/>
+        </w:rPr>
+        <w:t xml:space="preserve">3.  The Model</w:t>
+      </w:r>
+    </w:p>
+    <w:p>
+      <w:pPr>
+        <w:spacing w:after="160" w:before="60"/>
       </w:pPr>
       <w:r>
         <w:rPr>
@@ -608,38 +770,34 @@
           <w:sz w:val="19"/>
           <w:szCs w:val="19"/>
         </w:rPr>
-        <w:t>Rubric: a description a reader could repeat from — each tool, its settings, and every input, intermediate and output dataset with its type; for each input, the satellite and band, acquisition date, cloud cover and source (2 points). Fill one row per tool, in the order they run.</w:t>
-      </w:r>
-    </w:p>
-    <w:p>
-      <w:pPr>
-        <w:spacing w:after="260"/>
+        <w:t xml:space="preserve">Rubric: a description a reader could repeat from — each tool, its settings, and every input, intermediate and output dataset with its type; for each input, the satellite and band, acquisition date, cloud cover and source (2 points). Fill one row per tool, in the order they run, and fill both the Type and the Source column.</w:t>
+      </w:r>
+    </w:p>
+    <w:p>
+      <w:pPr>
+        <w:spacing w:after="260" w:before="0"/>
       </w:pPr>
       <w:r>
         <w:rPr>
           <w:i/>
           <w:iCs/>
           <w:color w:val="767171"/>
-        </w:rPr>
-        <w:t>[Add your content here.]</w:t>
+          <w:highlight w:val="yellow"/>
+        </w:rPr>
+        <w:t xml:space="preserve">[Add your content here.]</w:t>
       </w:r>
     </w:p>
     <w:tbl>
       <w:tblPr>
-        <w:tblW w:w="9360" w:type="dxa"/>
+        <w:tblW w:type="dxa" w:w="9360"/>
         <w:tblBorders>
-          <w:top w:val="single" w:sz="4" w:space="0" w:color="auto"/>
-          <w:left w:val="single" w:sz="4" w:space="0" w:color="auto"/>
-          <w:bottom w:val="single" w:sz="4" w:space="0" w:color="auto"/>
-          <w:right w:val="single" w:sz="4" w:space="0" w:color="auto"/>
-          <w:insideH w:val="single" w:sz="4" w:space="0" w:color="auto"/>
-          <w:insideV w:val="single" w:sz="4" w:space="0" w:color="auto"/>
+          <w:top w:val="single" w:color="auto" w:sz="4"/>
+          <w:left w:val="single" w:color="auto" w:sz="4"/>
+          <w:bottom w:val="single" w:color="auto" w:sz="4"/>
+          <w:right w:val="single" w:color="auto" w:sz="4"/>
+          <w:insideH w:val="single" w:color="auto" w:sz="4"/>
+          <w:insideV w:val="single" w:color="auto" w:sz="4"/>
         </w:tblBorders>
-        <w:tblCellMar>
-          <w:left w:w="10" w:type="dxa"/>
-          <w:right w:w="10" w:type="dxa"/>
-        </w:tblCellMar>
-        <w:tblLook w:val="04A0" w:firstRow="1" w:lastRow="0" w:firstColumn="1" w:lastColumn="0" w:noHBand="0" w:noVBand="1"/>
       </w:tblPr>
       <w:tblGrid>
         <w:gridCol w:w="1500"/>
@@ -649,25 +807,19 @@
         <w:gridCol w:w="1360"/>
       </w:tblGrid>
       <w:tr>
-        <w:tblPrEx>
-          <w:tblCellMar>
-            <w:top w:w="0" w:type="dxa"/>
-            <w:bottom w:w="0" w:type="dxa"/>
-          </w:tblCellMar>
-        </w:tblPrEx>
         <w:trPr>
           <w:cantSplit/>
           <w:tblHeader/>
         </w:trPr>
         <w:tc>
           <w:tcPr>
-            <w:tcW w:w="1500" w:type="dxa"/>
-            <w:shd w:val="clear" w:color="auto" w:fill="D9E2F3"/>
-            <w:tcMar>
-              <w:top w:w="90" w:type="dxa"/>
-              <w:left w:w="120" w:type="dxa"/>
-              <w:bottom w:w="90" w:type="dxa"/>
-              <w:right w:w="120" w:type="dxa"/>
+            <w:tcW w:type="dxa" w:w="1500"/>
+            <w:shd w:fill="D9E2F3" w:color="auto" w:val="clear"/>
+            <w:tcMar>
+              <w:top w:type="dxa" w:w="90"/>
+              <w:left w:type="dxa" w:w="120"/>
+              <w:bottom w:type="dxa" w:w="90"/>
+              <w:right w:type="dxa" w:w="120"/>
             </w:tcMar>
           </w:tcPr>
           <w:p>
@@ -679,19 +831,19 @@
                 <w:sz w:val="19"/>
                 <w:szCs w:val="19"/>
               </w:rPr>
-              <w:t>Tool</w:t>
-            </w:r>
-          </w:p>
-        </w:tc>
-        <w:tc>
-          <w:tcPr>
-            <w:tcW w:w="2400" w:type="dxa"/>
-            <w:shd w:val="clear" w:color="auto" w:fill="D9E2F3"/>
-            <w:tcMar>
-              <w:top w:w="90" w:type="dxa"/>
-              <w:left w:w="120" w:type="dxa"/>
-              <w:bottom w:w="90" w:type="dxa"/>
-              <w:right w:w="120" w:type="dxa"/>
+              <w:t xml:space="preserve">Tool</w:t>
+            </w:r>
+          </w:p>
+        </w:tc>
+        <w:tc>
+          <w:tcPr>
+            <w:tcW w:type="dxa" w:w="2400"/>
+            <w:shd w:fill="D9E2F3" w:color="auto" w:val="clear"/>
+            <w:tcMar>
+              <w:top w:type="dxa" w:w="90"/>
+              <w:left w:type="dxa" w:w="120"/>
+              <w:bottom w:type="dxa" w:w="90"/>
+              <w:right w:type="dxa" w:w="120"/>
             </w:tcMar>
           </w:tcPr>
           <w:p>
@@ -703,19 +855,19 @@
                 <w:sz w:val="19"/>
                 <w:szCs w:val="19"/>
               </w:rPr>
-              <w:t>Settings</w:t>
-            </w:r>
-          </w:p>
-        </w:tc>
-        <w:tc>
-          <w:tcPr>
-            <w:tcW w:w="2400" w:type="dxa"/>
-            <w:shd w:val="clear" w:color="auto" w:fill="D9E2F3"/>
-            <w:tcMar>
-              <w:top w:w="90" w:type="dxa"/>
-              <w:left w:w="120" w:type="dxa"/>
-              <w:bottom w:w="90" w:type="dxa"/>
-              <w:right w:w="120" w:type="dxa"/>
+              <w:t xml:space="preserve">Settings</w:t>
+            </w:r>
+          </w:p>
+        </w:tc>
+        <w:tc>
+          <w:tcPr>
+            <w:tcW w:type="dxa" w:w="2400"/>
+            <w:shd w:fill="D9E2F3" w:color="auto" w:val="clear"/>
+            <w:tcMar>
+              <w:top w:type="dxa" w:w="90"/>
+              <w:left w:type="dxa" w:w="120"/>
+              <w:bottom w:type="dxa" w:w="90"/>
+              <w:right w:type="dxa" w:w="120"/>
             </w:tcMar>
           </w:tcPr>
           <w:p>
@@ -727,19 +879,19 @@
                 <w:sz w:val="19"/>
                 <w:szCs w:val="19"/>
               </w:rPr>
-              <w:t>Input dataset(s)</w:t>
-            </w:r>
-          </w:p>
-        </w:tc>
-        <w:tc>
-          <w:tcPr>
-            <w:tcW w:w="1700" w:type="dxa"/>
-            <w:shd w:val="clear" w:color="auto" w:fill="D9E2F3"/>
-            <w:tcMar>
-              <w:top w:w="90" w:type="dxa"/>
-              <w:left w:w="120" w:type="dxa"/>
-              <w:bottom w:w="90" w:type="dxa"/>
-              <w:right w:w="120" w:type="dxa"/>
+              <w:t xml:space="preserve">Input dataset(s)</w:t>
+            </w:r>
+          </w:p>
+        </w:tc>
+        <w:tc>
+          <w:tcPr>
+            <w:tcW w:type="dxa" w:w="1700"/>
+            <w:shd w:fill="D9E2F3" w:color="auto" w:val="clear"/>
+            <w:tcMar>
+              <w:top w:type="dxa" w:w="90"/>
+              <w:left w:type="dxa" w:w="120"/>
+              <w:bottom w:type="dxa" w:w="90"/>
+              <w:right w:type="dxa" w:w="120"/>
             </w:tcMar>
           </w:tcPr>
           <w:p>
@@ -751,19 +903,19 @@
                 <w:sz w:val="19"/>
                 <w:szCs w:val="19"/>
               </w:rPr>
-              <w:t>Output dataset</w:t>
-            </w:r>
-          </w:p>
-        </w:tc>
-        <w:tc>
-          <w:tcPr>
-            <w:tcW w:w="1360" w:type="dxa"/>
-            <w:shd w:val="clear" w:color="auto" w:fill="D9E2F3"/>
-            <w:tcMar>
-              <w:top w:w="90" w:type="dxa"/>
-              <w:left w:w="120" w:type="dxa"/>
-              <w:bottom w:w="90" w:type="dxa"/>
-              <w:right w:w="120" w:type="dxa"/>
+              <w:t xml:space="preserve">Output dataset</w:t>
+            </w:r>
+          </w:p>
+        </w:tc>
+        <w:tc>
+          <w:tcPr>
+            <w:tcW w:type="dxa" w:w="1360"/>
+            <w:shd w:fill="D9E2F3" w:color="auto" w:val="clear"/>
+            <w:tcMar>
+              <w:top w:type="dxa" w:w="90"/>
+              <w:left w:type="dxa" w:w="120"/>
+              <w:bottom w:type="dxa" w:w="90"/>
+              <w:right w:type="dxa" w:w="120"/>
             </w:tcMar>
           </w:tcPr>
           <w:p>
@@ -775,29 +927,23 @@
                 <w:sz w:val="19"/>
                 <w:szCs w:val="19"/>
               </w:rPr>
-              <w:t>Output type</w:t>
+              <w:t xml:space="preserve">Output type</w:t>
             </w:r>
           </w:p>
         </w:tc>
       </w:tr>
       <w:tr>
-        <w:tblPrEx>
-          <w:tblCellMar>
-            <w:top w:w="0" w:type="dxa"/>
-            <w:bottom w:w="0" w:type="dxa"/>
-          </w:tblCellMar>
-        </w:tblPrEx>
         <w:trPr>
           <w:cantSplit/>
         </w:trPr>
         <w:tc>
           <w:tcPr>
-            <w:tcW w:w="1500" w:type="dxa"/>
-            <w:tcMar>
-              <w:top w:w="90" w:type="dxa"/>
-              <w:left w:w="120" w:type="dxa"/>
-              <w:bottom w:w="90" w:type="dxa"/>
-              <w:right w:w="120" w:type="dxa"/>
+            <w:tcW w:type="dxa" w:w="1500"/>
+            <w:tcMar>
+              <w:top w:type="dxa" w:w="90"/>
+              <w:left w:type="dxa" w:w="120"/>
+              <w:bottom w:type="dxa" w:w="90"/>
+              <w:right w:type="dxa" w:w="120"/>
             </w:tcMar>
           </w:tcPr>
           <w:p>
@@ -813,12 +959,12 @@
         </w:tc>
         <w:tc>
           <w:tcPr>
-            <w:tcW w:w="2400" w:type="dxa"/>
-            <w:tcMar>
-              <w:top w:w="90" w:type="dxa"/>
-              <w:left w:w="120" w:type="dxa"/>
-              <w:bottom w:w="90" w:type="dxa"/>
-              <w:right w:w="120" w:type="dxa"/>
+            <w:tcW w:type="dxa" w:w="2400"/>
+            <w:tcMar>
+              <w:top w:type="dxa" w:w="90"/>
+              <w:left w:type="dxa" w:w="120"/>
+              <w:bottom w:type="dxa" w:w="90"/>
+              <w:right w:type="dxa" w:w="120"/>
             </w:tcMar>
           </w:tcPr>
           <w:p>
@@ -834,12 +980,12 @@
         </w:tc>
         <w:tc>
           <w:tcPr>
-            <w:tcW w:w="2400" w:type="dxa"/>
-            <w:tcMar>
-              <w:top w:w="90" w:type="dxa"/>
-              <w:left w:w="120" w:type="dxa"/>
-              <w:bottom w:w="90" w:type="dxa"/>
-              <w:right w:w="120" w:type="dxa"/>
+            <w:tcW w:type="dxa" w:w="2400"/>
+            <w:tcMar>
+              <w:top w:type="dxa" w:w="90"/>
+              <w:left w:type="dxa" w:w="120"/>
+              <w:bottom w:type="dxa" w:w="90"/>
+              <w:right w:type="dxa" w:w="120"/>
             </w:tcMar>
           </w:tcPr>
           <w:p>
@@ -855,12 +1001,12 @@
         </w:tc>
         <w:tc>
           <w:tcPr>
-            <w:tcW w:w="1700" w:type="dxa"/>
-            <w:tcMar>
-              <w:top w:w="90" w:type="dxa"/>
-              <w:left w:w="120" w:type="dxa"/>
-              <w:bottom w:w="90" w:type="dxa"/>
-              <w:right w:w="120" w:type="dxa"/>
+            <w:tcW w:type="dxa" w:w="1700"/>
+            <w:tcMar>
+              <w:top w:type="dxa" w:w="90"/>
+              <w:left w:type="dxa" w:w="120"/>
+              <w:bottom w:type="dxa" w:w="90"/>
+              <w:right w:type="dxa" w:w="120"/>
             </w:tcMar>
           </w:tcPr>
           <w:p>
@@ -876,12 +1022,12 @@
         </w:tc>
         <w:tc>
           <w:tcPr>
-            <w:tcW w:w="1360" w:type="dxa"/>
-            <w:tcMar>
-              <w:top w:w="90" w:type="dxa"/>
-              <w:left w:w="120" w:type="dxa"/>
-              <w:bottom w:w="90" w:type="dxa"/>
-              <w:right w:w="120" w:type="dxa"/>
+            <w:tcW w:type="dxa" w:w="1360"/>
+            <w:tcMar>
+              <w:top w:type="dxa" w:w="90"/>
+              <w:left w:type="dxa" w:w="120"/>
+              <w:bottom w:type="dxa" w:w="90"/>
+              <w:right w:type="dxa" w:w="120"/>
             </w:tcMar>
           </w:tcPr>
           <w:p>
@@ -897,24 +1043,18 @@
         </w:tc>
       </w:tr>
       <w:tr>
-        <w:tblPrEx>
-          <w:tblCellMar>
-            <w:top w:w="0" w:type="dxa"/>
-            <w:bottom w:w="0" w:type="dxa"/>
-          </w:tblCellMar>
-        </w:tblPrEx>
         <w:trPr>
           <w:cantSplit/>
         </w:trPr>
         <w:tc>
           <w:tcPr>
-            <w:tcW w:w="1500" w:type="dxa"/>
-            <w:shd w:val="clear" w:color="auto" w:fill="F2F2F2"/>
-            <w:tcMar>
-              <w:top w:w="90" w:type="dxa"/>
-              <w:left w:w="120" w:type="dxa"/>
-              <w:bottom w:w="90" w:type="dxa"/>
-              <w:right w:w="120" w:type="dxa"/>
+            <w:tcW w:type="dxa" w:w="1500"/>
+            <w:shd w:fill="F2F2F2" w:color="auto" w:val="clear"/>
+            <w:tcMar>
+              <w:top w:type="dxa" w:w="90"/>
+              <w:left w:type="dxa" w:w="120"/>
+              <w:bottom w:type="dxa" w:w="90"/>
+              <w:right w:type="dxa" w:w="120"/>
             </w:tcMar>
           </w:tcPr>
           <w:p>
@@ -930,13 +1070,13 @@
         </w:tc>
         <w:tc>
           <w:tcPr>
-            <w:tcW w:w="2400" w:type="dxa"/>
-            <w:shd w:val="clear" w:color="auto" w:fill="F2F2F2"/>
-            <w:tcMar>
-              <w:top w:w="90" w:type="dxa"/>
-              <w:left w:w="120" w:type="dxa"/>
-              <w:bottom w:w="90" w:type="dxa"/>
-              <w:right w:w="120" w:type="dxa"/>
+            <w:tcW w:type="dxa" w:w="2400"/>
+            <w:shd w:fill="F2F2F2" w:color="auto" w:val="clear"/>
+            <w:tcMar>
+              <w:top w:type="dxa" w:w="90"/>
+              <w:left w:type="dxa" w:w="120"/>
+              <w:bottom w:type="dxa" w:w="90"/>
+              <w:right w:type="dxa" w:w="120"/>
             </w:tcMar>
           </w:tcPr>
           <w:p>
@@ -952,13 +1092,13 @@
         </w:tc>
         <w:tc>
           <w:tcPr>
-            <w:tcW w:w="2400" w:type="dxa"/>
-            <w:shd w:val="clear" w:color="auto" w:fill="F2F2F2"/>
-            <w:tcMar>
-              <w:top w:w="90" w:type="dxa"/>
-              <w:left w:w="120" w:type="dxa"/>
-              <w:bottom w:w="90" w:type="dxa"/>
-              <w:right w:w="120" w:type="dxa"/>
+            <w:tcW w:type="dxa" w:w="2400"/>
+            <w:shd w:fill="F2F2F2" w:color="auto" w:val="clear"/>
+            <w:tcMar>
+              <w:top w:type="dxa" w:w="90"/>
+              <w:left w:type="dxa" w:w="120"/>
+              <w:bottom w:type="dxa" w:w="90"/>
+              <w:right w:type="dxa" w:w="120"/>
             </w:tcMar>
           </w:tcPr>
           <w:p>
@@ -974,13 +1114,13 @@
         </w:tc>
         <w:tc>
           <w:tcPr>
-            <w:tcW w:w="1700" w:type="dxa"/>
-            <w:shd w:val="clear" w:color="auto" w:fill="F2F2F2"/>
-            <w:tcMar>
-              <w:top w:w="90" w:type="dxa"/>
-              <w:left w:w="120" w:type="dxa"/>
-              <w:bottom w:w="90" w:type="dxa"/>
-              <w:right w:w="120" w:type="dxa"/>
+            <w:tcW w:type="dxa" w:w="1700"/>
+            <w:shd w:fill="F2F2F2" w:color="auto" w:val="clear"/>
+            <w:tcMar>
+              <w:top w:type="dxa" w:w="90"/>
+              <w:left w:type="dxa" w:w="120"/>
+              <w:bottom w:type="dxa" w:w="90"/>
+              <w:right w:type="dxa" w:w="120"/>
             </w:tcMar>
           </w:tcPr>
           <w:p>
@@ -996,13 +1136,13 @@
         </w:tc>
         <w:tc>
           <w:tcPr>
-            <w:tcW w:w="1360" w:type="dxa"/>
-            <w:shd w:val="clear" w:color="auto" w:fill="F2F2F2"/>
-            <w:tcMar>
-              <w:top w:w="90" w:type="dxa"/>
-              <w:left w:w="120" w:type="dxa"/>
-              <w:bottom w:w="90" w:type="dxa"/>
-              <w:right w:w="120" w:type="dxa"/>
+            <w:tcW w:type="dxa" w:w="1360"/>
+            <w:shd w:fill="F2F2F2" w:color="auto" w:val="clear"/>
+            <w:tcMar>
+              <w:top w:type="dxa" w:w="90"/>
+              <w:left w:type="dxa" w:w="120"/>
+              <w:bottom w:type="dxa" w:w="90"/>
+              <w:right w:type="dxa" w:w="120"/>
             </w:tcMar>
           </w:tcPr>
           <w:p>
@@ -1018,23 +1158,17 @@
         </w:tc>
       </w:tr>
       <w:tr>
-        <w:tblPrEx>
-          <w:tblCellMar>
-            <w:top w:w="0" w:type="dxa"/>
-            <w:bottom w:w="0" w:type="dxa"/>
-          </w:tblCellMar>
-        </w:tblPrEx>
         <w:trPr>
           <w:cantSplit/>
         </w:trPr>
         <w:tc>
           <w:tcPr>
-            <w:tcW w:w="1500" w:type="dxa"/>
-            <w:tcMar>
-              <w:top w:w="90" w:type="dxa"/>
-              <w:left w:w="120" w:type="dxa"/>
-              <w:bottom w:w="90" w:type="dxa"/>
-              <w:right w:w="120" w:type="dxa"/>
+            <w:tcW w:type="dxa" w:w="1500"/>
+            <w:tcMar>
+              <w:top w:type="dxa" w:w="90"/>
+              <w:left w:type="dxa" w:w="120"/>
+              <w:bottom w:type="dxa" w:w="90"/>
+              <w:right w:type="dxa" w:w="120"/>
             </w:tcMar>
           </w:tcPr>
           <w:p>
@@ -1050,12 +1184,12 @@
         </w:tc>
         <w:tc>
           <w:tcPr>
-            <w:tcW w:w="2400" w:type="dxa"/>
-            <w:tcMar>
-              <w:top w:w="90" w:type="dxa"/>
-              <w:left w:w="120" w:type="dxa"/>
-              <w:bottom w:w="90" w:type="dxa"/>
-              <w:right w:w="120" w:type="dxa"/>
+            <w:tcW w:type="dxa" w:w="2400"/>
+            <w:tcMar>
+              <w:top w:type="dxa" w:w="90"/>
+              <w:left w:type="dxa" w:w="120"/>
+              <w:bottom w:type="dxa" w:w="90"/>
+              <w:right w:type="dxa" w:w="120"/>
             </w:tcMar>
           </w:tcPr>
           <w:p>
@@ -1071,12 +1205,12 @@
         </w:tc>
         <w:tc>
           <w:tcPr>
-            <w:tcW w:w="2400" w:type="dxa"/>
-            <w:tcMar>
-              <w:top w:w="90" w:type="dxa"/>
-              <w:left w:w="120" w:type="dxa"/>
-              <w:bottom w:w="90" w:type="dxa"/>
-              <w:right w:w="120" w:type="dxa"/>
+            <w:tcW w:type="dxa" w:w="2400"/>
+            <w:tcMar>
+              <w:top w:type="dxa" w:w="90"/>
+              <w:left w:type="dxa" w:w="120"/>
+              <w:bottom w:type="dxa" w:w="90"/>
+              <w:right w:type="dxa" w:w="120"/>
             </w:tcMar>
           </w:tcPr>
           <w:p>
@@ -1092,12 +1226,12 @@
         </w:tc>
         <w:tc>
           <w:tcPr>
-            <w:tcW w:w="1700" w:type="dxa"/>
-            <w:tcMar>
-              <w:top w:w="90" w:type="dxa"/>
-              <w:left w:w="120" w:type="dxa"/>
-              <w:bottom w:w="90" w:type="dxa"/>
-              <w:right w:w="120" w:type="dxa"/>
+            <w:tcW w:type="dxa" w:w="1700"/>
+            <w:tcMar>
+              <w:top w:type="dxa" w:w="90"/>
+              <w:left w:type="dxa" w:w="120"/>
+              <w:bottom w:type="dxa" w:w="90"/>
+              <w:right w:type="dxa" w:w="120"/>
             </w:tcMar>
           </w:tcPr>
           <w:p>
@@ -1113,12 +1247,12 @@
         </w:tc>
         <w:tc>
           <w:tcPr>
-            <w:tcW w:w="1360" w:type="dxa"/>
-            <w:tcMar>
-              <w:top w:w="90" w:type="dxa"/>
-              <w:left w:w="120" w:type="dxa"/>
-              <w:bottom w:w="90" w:type="dxa"/>
-              <w:right w:w="120" w:type="dxa"/>
+            <w:tcW w:type="dxa" w:w="1360"/>
+            <w:tcMar>
+              <w:top w:type="dxa" w:w="90"/>
+              <w:left w:type="dxa" w:w="120"/>
+              <w:bottom w:type="dxa" w:w="90"/>
+              <w:right w:type="dxa" w:w="120"/>
             </w:tcMar>
           </w:tcPr>
           <w:p>
@@ -1137,14 +1271,32 @@
     <w:p>
       <w:pPr>
         <w:pStyle w:val="Caption"/>
-      </w:pPr>
-      <w:r>
-        <w:t>Table 2. Model description — one row per tool.</w:t>
-      </w:r>
-    </w:p>
-    <w:p>
-      <w:pPr>
-        <w:spacing w:before="60" w:after="160"/>
+        <w:spacing w:after="240" w:before="100"/>
+      </w:pPr>
+      <w:r>
+        <w:rPr>
+          <w:b/>
+          <w:bCs/>
+          <w:color w:val="1F3864"/>
+          <w:sz w:val="19"/>
+          <w:szCs w:val="19"/>
+        </w:rPr>
+        <w:t xml:space="preserve">Table 2. Model description — one row per tool.</w:t>
+      </w:r>
+    </w:p>
+    <w:p>
+      <w:pPr>
+        <w:sectPr>
+          <w:pgSz w:w="12240" w:h="15840" w:orient="portrait"/>
+          <w:pgMar w:top="1440" w:right="1440" w:bottom="1440" w:left="1440" w:header="708" w:footer="708" w:gutter="0"/>
+          <w:pgNumType/>
+          <w:docGrid w:linePitch="360"/>
+        </w:sectPr>
+      </w:pPr>
+    </w:p>
+    <w:p>
+      <w:pPr>
+        <w:spacing w:after="160" w:before="60"/>
       </w:pPr>
       <w:r>
         <w:rPr>
@@ -1154,47 +1306,123 @@
           <w:sz w:val="19"/>
           <w:szCs w:val="19"/>
         </w:rPr>
-        <w:t>Rubric: a full-page (8.5 × 11) figure of the model — every tool and dataset shown, labels informative, all text readable at 10 pt or larger (2 points). Export it; do not screen-capture it.</w:t>
+        <w:t xml:space="preserve">Rubric: a full-page (8.5 × 11) figure of the model — every tool and dataset shown, labels informative, all text readable at 10 pt or larger (2 points). Insert the exported PNG file itself. Do not screen-capture it, redraw it, or run it through an AI “enhancer” — that changes what the figure shows. This page is landscape so a wide model stays readable.</w:t>
       </w:r>
     </w:p>
     <w:tbl>
       <w:tblPr>
-        <w:tblW w:w="9360" w:type="dxa"/>
+        <w:tblW w:type="dxa" w:w="12960"/>
         <w:tblBorders>
-          <w:top w:val="dashed" w:sz="6" w:space="0" w:color="BFBFBF"/>
-          <w:left w:val="dashed" w:sz="6" w:space="0" w:color="BFBFBF"/>
-          <w:bottom w:val="dashed" w:sz="6" w:space="0" w:color="BFBFBF"/>
-          <w:right w:val="dashed" w:sz="6" w:space="0" w:color="BFBFBF"/>
-          <w:insideH w:val="dashed" w:sz="6" w:space="0" w:color="BFBFBF"/>
-          <w:insideV w:val="dashed" w:sz="6" w:space="0" w:color="BFBFBF"/>
+          <w:top w:val="dashed" w:color="BFBFBF" w:sz="6"/>
+          <w:left w:val="dashed" w:color="BFBFBF" w:sz="6"/>
+          <w:bottom w:val="dashed" w:color="BFBFBF" w:sz="6"/>
+          <w:right w:val="dashed" w:color="BFBFBF" w:sz="6"/>
+          <w:insideH w:val="dashed" w:color="BFBFBF" w:sz="6"/>
+          <w:insideV w:val="dashed" w:color="BFBFBF" w:sz="6"/>
         </w:tblBorders>
-        <w:tblCellMar>
-          <w:left w:w="10" w:type="dxa"/>
-          <w:right w:w="10" w:type="dxa"/>
-        </w:tblCellMar>
-        <w:tblLook w:val="04A0" w:firstRow="1" w:lastRow="0" w:firstColumn="1" w:lastColumn="0" w:noHBand="0" w:noVBand="1"/>
+      </w:tblPr>
+      <w:tblGrid>
+        <w:gridCol w:w="12960"/>
+      </w:tblGrid>
+      <w:tr>
+        <w:trPr>
+          <w:cantSplit/>
+          <w:trHeight w:val="7500" w:hRule="atLeast"/>
+        </w:trPr>
+        <w:tc>
+          <w:tcPr>
+            <w:tcW w:type="dxa" w:w="12960"/>
+            <w:vAlign w:val="center"/>
+          </w:tcPr>
+          <w:p>
+            <w:pPr>
+              <w:keepNext/>
+              <w:jc w:val="center"/>
+            </w:pPr>
+            <w:r>
+              <w:rPr>
+                <w:i/>
+                <w:iCs/>
+                <w:color w:val="767171"/>
+                <w:sz w:val="19"/>
+                <w:szCs w:val="19"/>
+                <w:highlight w:val="yellow"/>
+              </w:rPr>
+              <w:t xml:space="preserve">[ Insert image here — delete this box ]</w:t>
+            </w:r>
+          </w:p>
+        </w:tc>
+      </w:tr>
+    </w:tbl>
+    <w:p>
+      <w:pPr>
+        <w:pStyle w:val="Caption"/>
+        <w:spacing w:after="240" w:before="100"/>
+      </w:pPr>
+      <w:r>
+        <w:rPr>
+          <w:b/>
+          <w:bCs/>
+          <w:color w:val="1F3864"/>
+          <w:sz w:val="19"/>
+          <w:szCs w:val="19"/>
+        </w:rPr>
+        <w:t xml:space="preserve">Figure 1. The complete model, exported from ModelBuilder with Export ▸ Export To Graphic.</w:t>
+      </w:r>
+    </w:p>
+    <w:p>
+      <w:pPr>
+        <w:sectPr>
+          <w:pgSz w:w="15840" w:h="12240" w:orient="landscape"/>
+          <w:pgMar w:top="1440" w:right="1440" w:bottom="1440" w:left="1440" w:header="708" w:footer="708" w:gutter="0"/>
+          <w:pgNumType/>
+          <w:docGrid w:linePitch="360"/>
+        </w:sectPr>
+      </w:pPr>
+    </w:p>
+    <w:p>
+      <w:pPr>
+        <w:spacing w:after="160" w:before="60"/>
+      </w:pPr>
+      <w:r>
+        <w:rPr>
+          <w:i/>
+          <w:iCs/>
+          <w:color w:val="767171"/>
+          <w:sz w:val="19"/>
+          <w:szCs w:val="19"/>
+        </w:rPr>
+        <w:t xml:space="preserve">Rubric: a screen capture of the toolbox interface with the threshold exposed as a parameter, showing the input and output parameters (2 points).</w:t>
+      </w:r>
+    </w:p>
+    <w:tbl>
+      <w:tblPr>
+        <w:tblW w:type="dxa" w:w="9360"/>
+        <w:tblBorders>
+          <w:top w:val="dashed" w:color="BFBFBF" w:sz="6"/>
+          <w:left w:val="dashed" w:color="BFBFBF" w:sz="6"/>
+          <w:bottom w:val="dashed" w:color="BFBFBF" w:sz="6"/>
+          <w:right w:val="dashed" w:color="BFBFBF" w:sz="6"/>
+          <w:insideH w:val="dashed" w:color="BFBFBF" w:sz="6"/>
+          <w:insideV w:val="dashed" w:color="BFBFBF" w:sz="6"/>
+        </w:tblBorders>
       </w:tblPr>
       <w:tblGrid>
         <w:gridCol w:w="9360"/>
       </w:tblGrid>
       <w:tr>
-        <w:tblPrEx>
-          <w:tblCellMar>
-            <w:top w:w="0" w:type="dxa"/>
-            <w:bottom w:w="0" w:type="dxa"/>
-          </w:tblCellMar>
-        </w:tblPrEx>
         <w:trPr>
           <w:cantSplit/>
-          <w:trHeight w:val="8640"/>
+          <w:trHeight w:val="4320" w:hRule="atLeast"/>
         </w:trPr>
         <w:tc>
           <w:tcPr>
-            <w:tcW w:w="9360" w:type="dxa"/>
+            <w:tcW w:type="dxa" w:w="9360"/>
             <w:vAlign w:val="center"/>
           </w:tcPr>
           <w:p>
             <w:pPr>
+              <w:keepNext/>
               <w:jc w:val="center"/>
             </w:pPr>
             <w:r>
@@ -1204,9 +1432,9 @@
                 <w:color w:val="767171"/>
                 <w:sz w:val="19"/>
                 <w:szCs w:val="19"/>
-              </w:rPr>
-              <w:lastRenderedPageBreak/>
-              <w:t>[ Insert image here — delete this box ]</w:t>
+                <w:highlight w:val="yellow"/>
+              </w:rPr>
+              <w:t xml:space="preserve">[ Insert image here — delete this box ]</w:t>
             </w:r>
           </w:p>
         </w:tc>
@@ -1215,14 +1443,38 @@
     <w:p>
       <w:pPr>
         <w:pStyle w:val="Caption"/>
-      </w:pPr>
-      <w:r>
-        <w:t>Figure 1. The complete model, exported from ModelBuilder with Export ▸ Export To Graphic.</w:t>
-      </w:r>
-    </w:p>
-    <w:p>
-      <w:pPr>
-        <w:spacing w:before="60" w:after="160"/>
+        <w:spacing w:after="240" w:before="100"/>
+      </w:pPr>
+      <w:r>
+        <w:rPr>
+          <w:b/>
+          <w:bCs/>
+          <w:color w:val="1F3864"/>
+          <w:sz w:val="19"/>
+          <w:szCs w:val="19"/>
+        </w:rPr>
+        <w:t xml:space="preserve">Figure 2. The model’s toolbox interface, with the threshold exposed as a parameter.</w:t>
+      </w:r>
+    </w:p>
+    <w:p>
+      <w:pPr>
+        <w:pStyle w:val="Heading1"/>
+        <w:spacing w:after="80" w:before="280"/>
+      </w:pPr>
+      <w:r>
+        <w:rPr>
+          <w:b/>
+          <w:bCs/>
+          <w:color w:val="1F3864"/>
+          <w:sz w:val="28"/>
+          <w:szCs w:val="28"/>
+        </w:rPr>
+        <w:t xml:space="preserve">4.  Threshold Sensitivity</w:t>
+      </w:r>
+    </w:p>
+    <w:p>
+      <w:pPr>
+        <w:spacing w:after="160" w:before="60"/>
       </w:pPr>
       <w:r>
         <w:rPr>
@@ -1232,124 +1484,34 @@
           <w:sz w:val="19"/>
           <w:szCs w:val="19"/>
         </w:rPr>
-        <w:t>Rubric: a screen capture of the toolbox interface with the threshold exposed as a parameter, showing the input and output parameters (2 points).</w:t>
-      </w:r>
-    </w:p>
-    <w:tbl>
-      <w:tblPr>
-        <w:tblW w:w="9360" w:type="dxa"/>
-        <w:tblBorders>
-          <w:top w:val="dashed" w:sz="6" w:space="0" w:color="BFBFBF"/>
-          <w:left w:val="dashed" w:sz="6" w:space="0" w:color="BFBFBF"/>
-          <w:bottom w:val="dashed" w:sz="6" w:space="0" w:color="BFBFBF"/>
-          <w:right w:val="dashed" w:sz="6" w:space="0" w:color="BFBFBF"/>
-          <w:insideH w:val="dashed" w:sz="6" w:space="0" w:color="BFBFBF"/>
-          <w:insideV w:val="dashed" w:sz="6" w:space="0" w:color="BFBFBF"/>
-        </w:tblBorders>
-        <w:tblCellMar>
-          <w:left w:w="10" w:type="dxa"/>
-          <w:right w:w="10" w:type="dxa"/>
-        </w:tblCellMar>
-        <w:tblLook w:val="04A0" w:firstRow="1" w:lastRow="0" w:firstColumn="1" w:lastColumn="0" w:noHBand="0" w:noVBand="1"/>
-      </w:tblPr>
-      <w:tblGrid>
-        <w:gridCol w:w="9360"/>
-      </w:tblGrid>
-      <w:tr>
-        <w:tblPrEx>
-          <w:tblCellMar>
-            <w:top w:w="0" w:type="dxa"/>
-            <w:bottom w:w="0" w:type="dxa"/>
-          </w:tblCellMar>
-        </w:tblPrEx>
-        <w:trPr>
-          <w:cantSplit/>
-          <w:trHeight w:val="8640"/>
-        </w:trPr>
-        <w:tc>
-          <w:tcPr>
-            <w:tcW w:w="9360" w:type="dxa"/>
-            <w:vAlign w:val="center"/>
-          </w:tcPr>
-          <w:p>
-            <w:pPr>
-              <w:jc w:val="center"/>
-            </w:pPr>
-            <w:r>
-              <w:rPr>
-                <w:i/>
-                <w:iCs/>
-                <w:color w:val="767171"/>
-                <w:sz w:val="19"/>
-                <w:szCs w:val="19"/>
-              </w:rPr>
-              <w:lastRenderedPageBreak/>
-              <w:t>[ Insert image here — delete this box ]</w:t>
-            </w:r>
-          </w:p>
-        </w:tc>
-      </w:tr>
-    </w:tbl>
-    <w:p>
-      <w:pPr>
-        <w:pStyle w:val="Caption"/>
-      </w:pPr>
-      <w:r>
-        <w:t>Figure 2. The model’s toolbox interface, with the threshold exposed as a parameter.</w:t>
-      </w:r>
-    </w:p>
-    <w:p>
-      <w:pPr>
-        <w:pStyle w:val="Heading1"/>
-      </w:pPr>
-      <w:r>
-        <w:t>4.  Threshold Sensitivity</w:t>
-      </w:r>
-    </w:p>
-    <w:p>
-      <w:pPr>
-        <w:spacing w:before="60" w:after="160"/>
+        <w:t xml:space="preserve">Rubric: a table of at least three additional runs, giving the threshold, the cells in class 1 and the area for each (4 points). Report the check values at the handout’s threshold too, so a reader can see your model reproduces them.</w:t>
+      </w:r>
+    </w:p>
+    <w:p>
+      <w:pPr>
+        <w:spacing w:after="260" w:before="0"/>
       </w:pPr>
       <w:r>
         <w:rPr>
           <w:i/>
           <w:iCs/>
           <w:color w:val="767171"/>
-          <w:sz w:val="19"/>
-          <w:szCs w:val="19"/>
-        </w:rPr>
-        <w:t>Rubric: a table of at least three additional runs, giving the threshold, the cells in class 1 and the area for each (4 points). Report the check values at the handout’s threshold too, so a reader can see your model reproduces them.</w:t>
-      </w:r>
-    </w:p>
-    <w:p>
-      <w:pPr>
-        <w:spacing w:after="260"/>
-      </w:pPr>
-      <w:r>
-        <w:rPr>
-          <w:i/>
-          <w:iCs/>
-          <w:color w:val="767171"/>
-        </w:rPr>
-        <w:t>[Add your content here.]</w:t>
+          <w:highlight w:val="yellow"/>
+        </w:rPr>
+        <w:t xml:space="preserve">[Add your content here.]</w:t>
       </w:r>
     </w:p>
     <w:tbl>
       <w:tblPr>
-        <w:tblW w:w="9360" w:type="dxa"/>
+        <w:tblW w:type="dxa" w:w="9360"/>
         <w:tblBorders>
-          <w:top w:val="single" w:sz="4" w:space="0" w:color="auto"/>
-          <w:left w:val="single" w:sz="4" w:space="0" w:color="auto"/>
-          <w:bottom w:val="single" w:sz="4" w:space="0" w:color="auto"/>
-          <w:right w:val="single" w:sz="4" w:space="0" w:color="auto"/>
-          <w:insideH w:val="single" w:sz="4" w:space="0" w:color="auto"/>
-          <w:insideV w:val="single" w:sz="4" w:space="0" w:color="auto"/>
+          <w:top w:val="single" w:color="auto" w:sz="4"/>
+          <w:left w:val="single" w:color="auto" w:sz="4"/>
+          <w:bottom w:val="single" w:color="auto" w:sz="4"/>
+          <w:right w:val="single" w:color="auto" w:sz="4"/>
+          <w:insideH w:val="single" w:color="auto" w:sz="4"/>
+          <w:insideV w:val="single" w:color="auto" w:sz="4"/>
         </w:tblBorders>
-        <w:tblCellMar>
-          <w:left w:w="10" w:type="dxa"/>
-          <w:right w:w="10" w:type="dxa"/>
-        </w:tblCellMar>
-        <w:tblLook w:val="04A0" w:firstRow="1" w:lastRow="0" w:firstColumn="1" w:lastColumn="0" w:noHBand="0" w:noVBand="1"/>
       </w:tblPr>
       <w:tblGrid>
         <w:gridCol w:w="1300"/>
@@ -1359,25 +1521,19 @@
         <w:gridCol w:w="3260"/>
       </w:tblGrid>
       <w:tr>
-        <w:tblPrEx>
-          <w:tblCellMar>
-            <w:top w:w="0" w:type="dxa"/>
-            <w:bottom w:w="0" w:type="dxa"/>
-          </w:tblCellMar>
-        </w:tblPrEx>
         <w:trPr>
           <w:cantSplit/>
           <w:tblHeader/>
         </w:trPr>
         <w:tc>
           <w:tcPr>
-            <w:tcW w:w="1300" w:type="dxa"/>
-            <w:shd w:val="clear" w:color="auto" w:fill="D9E2F3"/>
-            <w:tcMar>
-              <w:top w:w="90" w:type="dxa"/>
-              <w:left w:w="120" w:type="dxa"/>
-              <w:bottom w:w="90" w:type="dxa"/>
-              <w:right w:w="120" w:type="dxa"/>
+            <w:tcW w:type="dxa" w:w="1300"/>
+            <w:shd w:fill="D9E2F3" w:color="auto" w:val="clear"/>
+            <w:tcMar>
+              <w:top w:type="dxa" w:w="90"/>
+              <w:left w:type="dxa" w:w="120"/>
+              <w:bottom w:type="dxa" w:w="90"/>
+              <w:right w:type="dxa" w:w="120"/>
             </w:tcMar>
           </w:tcPr>
           <w:p>
@@ -1389,19 +1545,19 @@
                 <w:sz w:val="19"/>
                 <w:szCs w:val="19"/>
               </w:rPr>
-              <w:t>Threshold</w:t>
-            </w:r>
-          </w:p>
-        </w:tc>
-        <w:tc>
-          <w:tcPr>
-            <w:tcW w:w="1700" w:type="dxa"/>
-            <w:shd w:val="clear" w:color="auto" w:fill="D9E2F3"/>
-            <w:tcMar>
-              <w:top w:w="90" w:type="dxa"/>
-              <w:left w:w="120" w:type="dxa"/>
-              <w:bottom w:w="90" w:type="dxa"/>
-              <w:right w:w="120" w:type="dxa"/>
+              <w:t xml:space="preserve">Threshold</w:t>
+            </w:r>
+          </w:p>
+        </w:tc>
+        <w:tc>
+          <w:tcPr>
+            <w:tcW w:type="dxa" w:w="1700"/>
+            <w:shd w:fill="D9E2F3" w:color="auto" w:val="clear"/>
+            <w:tcMar>
+              <w:top w:type="dxa" w:w="90"/>
+              <w:left w:type="dxa" w:w="120"/>
+              <w:bottom w:type="dxa" w:w="90"/>
+              <w:right w:type="dxa" w:w="120"/>
             </w:tcMar>
           </w:tcPr>
           <w:p>
@@ -1413,19 +1569,19 @@
                 <w:sz w:val="19"/>
                 <w:szCs w:val="19"/>
               </w:rPr>
-              <w:t>Cells in class 1</w:t>
-            </w:r>
-          </w:p>
-        </w:tc>
-        <w:tc>
-          <w:tcPr>
-            <w:tcW w:w="1500" w:type="dxa"/>
-            <w:shd w:val="clear" w:color="auto" w:fill="D9E2F3"/>
-            <w:tcMar>
-              <w:top w:w="90" w:type="dxa"/>
-              <w:left w:w="120" w:type="dxa"/>
-              <w:bottom w:w="90" w:type="dxa"/>
-              <w:right w:w="120" w:type="dxa"/>
+              <w:t xml:space="preserve">Cells in class 1</w:t>
+            </w:r>
+          </w:p>
+        </w:tc>
+        <w:tc>
+          <w:tcPr>
+            <w:tcW w:type="dxa" w:w="1500"/>
+            <w:shd w:fill="D9E2F3" w:color="auto" w:val="clear"/>
+            <w:tcMar>
+              <w:top w:type="dxa" w:w="90"/>
+              <w:left w:type="dxa" w:w="120"/>
+              <w:bottom w:type="dxa" w:w="90"/>
+              <w:right w:type="dxa" w:w="120"/>
             </w:tcMar>
           </w:tcPr>
           <w:p>
@@ -1437,19 +1593,19 @@
                 <w:sz w:val="19"/>
                 <w:szCs w:val="19"/>
               </w:rPr>
-              <w:t>Area (sq mi)</w:t>
-            </w:r>
-          </w:p>
-        </w:tc>
-        <w:tc>
-          <w:tcPr>
-            <w:tcW w:w="1600" w:type="dxa"/>
-            <w:shd w:val="clear" w:color="auto" w:fill="D9E2F3"/>
-            <w:tcMar>
-              <w:top w:w="90" w:type="dxa"/>
-              <w:left w:w="120" w:type="dxa"/>
-              <w:bottom w:w="90" w:type="dxa"/>
-              <w:right w:w="120" w:type="dxa"/>
+              <w:t xml:space="preserve">Area (sq mi)</w:t>
+            </w:r>
+          </w:p>
+        </w:tc>
+        <w:tc>
+          <w:tcPr>
+            <w:tcW w:type="dxa" w:w="1600"/>
+            <w:shd w:fill="D9E2F3" w:color="auto" w:val="clear"/>
+            <w:tcMar>
+              <w:top w:type="dxa" w:w="90"/>
+              <w:left w:type="dxa" w:w="120"/>
+              <w:bottom w:type="dxa" w:w="90"/>
+              <w:right w:type="dxa" w:w="120"/>
             </w:tcMar>
           </w:tcPr>
           <w:p>
@@ -1461,19 +1617,19 @@
                 <w:sz w:val="19"/>
                 <w:szCs w:val="19"/>
               </w:rPr>
-              <w:t>Percent of county</w:t>
-            </w:r>
-          </w:p>
-        </w:tc>
-        <w:tc>
-          <w:tcPr>
-            <w:tcW w:w="3260" w:type="dxa"/>
-            <w:shd w:val="clear" w:color="auto" w:fill="D9E2F3"/>
-            <w:tcMar>
-              <w:top w:w="90" w:type="dxa"/>
-              <w:left w:w="120" w:type="dxa"/>
-              <w:bottom w:w="90" w:type="dxa"/>
-              <w:right w:w="120" w:type="dxa"/>
+              <w:t xml:space="preserve">Percent of county</w:t>
+            </w:r>
+          </w:p>
+        </w:tc>
+        <w:tc>
+          <w:tcPr>
+            <w:tcW w:type="dxa" w:w="3260"/>
+            <w:shd w:fill="D9E2F3" w:color="auto" w:val="clear"/>
+            <w:tcMar>
+              <w:top w:type="dxa" w:w="90"/>
+              <w:left w:type="dxa" w:w="120"/>
+              <w:bottom w:type="dxa" w:w="90"/>
+              <w:right w:type="dxa" w:w="120"/>
             </w:tcMar>
           </w:tcPr>
           <w:p>
@@ -1485,49 +1641,44 @@
                 <w:sz w:val="19"/>
                 <w:szCs w:val="19"/>
               </w:rPr>
-              <w:t>What the map looks like</w:t>
+              <w:t xml:space="preserve">What the map looks like</w:t>
             </w:r>
           </w:p>
         </w:tc>
       </w:tr>
       <w:tr>
-        <w:tblPrEx>
-          <w:tblCellMar>
-            <w:top w:w="0" w:type="dxa"/>
-            <w:bottom w:w="0" w:type="dxa"/>
-          </w:tblCellMar>
-        </w:tblPrEx>
         <w:trPr>
           <w:cantSplit/>
         </w:trPr>
         <w:tc>
           <w:tcPr>
-            <w:tcW w:w="1300" w:type="dxa"/>
-            <w:tcMar>
-              <w:top w:w="90" w:type="dxa"/>
-              <w:left w:w="120" w:type="dxa"/>
-              <w:bottom w:w="90" w:type="dxa"/>
-              <w:right w:w="120" w:type="dxa"/>
-            </w:tcMar>
-          </w:tcPr>
-          <w:p>
-            <w:r>
-              <w:rPr>
-                <w:sz w:val="19"/>
-                <w:szCs w:val="19"/>
-              </w:rPr>
-              <w:t>0.4 (baseline)</w:t>
-            </w:r>
-          </w:p>
-        </w:tc>
-        <w:tc>
-          <w:tcPr>
-            <w:tcW w:w="1700" w:type="dxa"/>
-            <w:tcMar>
-              <w:top w:w="90" w:type="dxa"/>
-              <w:left w:w="120" w:type="dxa"/>
-              <w:bottom w:w="90" w:type="dxa"/>
-              <w:right w:w="120" w:type="dxa"/>
+            <w:tcW w:type="dxa" w:w="1300"/>
+            <w:tcMar>
+              <w:top w:type="dxa" w:w="90"/>
+              <w:left w:type="dxa" w:w="120"/>
+              <w:bottom w:type="dxa" w:w="90"/>
+              <w:right w:type="dxa" w:w="120"/>
+            </w:tcMar>
+          </w:tcPr>
+          <w:p>
+            <w:r>
+              <w:rPr>
+                <w:color w:val="000000"/>
+                <w:sz w:val="19"/>
+                <w:szCs w:val="19"/>
+              </w:rPr>
+              <w:t xml:space="preserve">0.4 (baseline)</w:t>
+            </w:r>
+          </w:p>
+        </w:tc>
+        <w:tc>
+          <w:tcPr>
+            <w:tcW w:type="dxa" w:w="1700"/>
+            <w:tcMar>
+              <w:top w:type="dxa" w:w="90"/>
+              <w:left w:type="dxa" w:w="120"/>
+              <w:bottom w:type="dxa" w:w="90"/>
+              <w:right w:type="dxa" w:w="120"/>
             </w:tcMar>
           </w:tcPr>
           <w:p>
@@ -1543,12 +1694,12 @@
         </w:tc>
         <w:tc>
           <w:tcPr>
-            <w:tcW w:w="1500" w:type="dxa"/>
-            <w:tcMar>
-              <w:top w:w="90" w:type="dxa"/>
-              <w:left w:w="120" w:type="dxa"/>
-              <w:bottom w:w="90" w:type="dxa"/>
-              <w:right w:w="120" w:type="dxa"/>
+            <w:tcW w:type="dxa" w:w="1500"/>
+            <w:tcMar>
+              <w:top w:type="dxa" w:w="90"/>
+              <w:left w:type="dxa" w:w="120"/>
+              <w:bottom w:type="dxa" w:w="90"/>
+              <w:right w:type="dxa" w:w="120"/>
             </w:tcMar>
           </w:tcPr>
           <w:p>
@@ -1564,12 +1715,12 @@
         </w:tc>
         <w:tc>
           <w:tcPr>
-            <w:tcW w:w="1600" w:type="dxa"/>
-            <w:tcMar>
-              <w:top w:w="90" w:type="dxa"/>
-              <w:left w:w="120" w:type="dxa"/>
-              <w:bottom w:w="90" w:type="dxa"/>
-              <w:right w:w="120" w:type="dxa"/>
+            <w:tcW w:type="dxa" w:w="1600"/>
+            <w:tcMar>
+              <w:top w:type="dxa" w:w="90"/>
+              <w:left w:type="dxa" w:w="120"/>
+              <w:bottom w:type="dxa" w:w="90"/>
+              <w:right w:type="dxa" w:w="120"/>
             </w:tcMar>
           </w:tcPr>
           <w:p>
@@ -1585,12 +1736,12 @@
         </w:tc>
         <w:tc>
           <w:tcPr>
-            <w:tcW w:w="3260" w:type="dxa"/>
-            <w:tcMar>
-              <w:top w:w="90" w:type="dxa"/>
-              <w:left w:w="120" w:type="dxa"/>
-              <w:bottom w:w="90" w:type="dxa"/>
-              <w:right w:w="120" w:type="dxa"/>
+            <w:tcW w:type="dxa" w:w="3260"/>
+            <w:tcMar>
+              <w:top w:type="dxa" w:w="90"/>
+              <w:left w:type="dxa" w:w="120"/>
+              <w:bottom w:type="dxa" w:w="90"/>
+              <w:right w:type="dxa" w:w="120"/>
             </w:tcMar>
           </w:tcPr>
           <w:p>
@@ -1606,24 +1757,18 @@
         </w:tc>
       </w:tr>
       <w:tr>
-        <w:tblPrEx>
-          <w:tblCellMar>
-            <w:top w:w="0" w:type="dxa"/>
-            <w:bottom w:w="0" w:type="dxa"/>
-          </w:tblCellMar>
-        </w:tblPrEx>
         <w:trPr>
           <w:cantSplit/>
         </w:trPr>
         <w:tc>
           <w:tcPr>
-            <w:tcW w:w="1300" w:type="dxa"/>
-            <w:shd w:val="clear" w:color="auto" w:fill="F2F2F2"/>
-            <w:tcMar>
-              <w:top w:w="90" w:type="dxa"/>
-              <w:left w:w="120" w:type="dxa"/>
-              <w:bottom w:w="90" w:type="dxa"/>
-              <w:right w:w="120" w:type="dxa"/>
+            <w:tcW w:type="dxa" w:w="1300"/>
+            <w:shd w:fill="F2F2F2" w:color="auto" w:val="clear"/>
+            <w:tcMar>
+              <w:top w:type="dxa" w:w="90"/>
+              <w:left w:type="dxa" w:w="120"/>
+              <w:bottom w:type="dxa" w:w="90"/>
+              <w:right w:type="dxa" w:w="120"/>
             </w:tcMar>
           </w:tcPr>
           <w:p>
@@ -1633,20 +1778,19 @@
                 <w:sz w:val="19"/>
                 <w:szCs w:val="19"/>
               </w:rPr>
-              <w:lastRenderedPageBreak/>
               <w:t xml:space="preserve"> </w:t>
             </w:r>
           </w:p>
         </w:tc>
         <w:tc>
           <w:tcPr>
-            <w:tcW w:w="1700" w:type="dxa"/>
-            <w:shd w:val="clear" w:color="auto" w:fill="F2F2F2"/>
-            <w:tcMar>
-              <w:top w:w="90" w:type="dxa"/>
-              <w:left w:w="120" w:type="dxa"/>
-              <w:bottom w:w="90" w:type="dxa"/>
-              <w:right w:w="120" w:type="dxa"/>
+            <w:tcW w:type="dxa" w:w="1700"/>
+            <w:shd w:fill="F2F2F2" w:color="auto" w:val="clear"/>
+            <w:tcMar>
+              <w:top w:type="dxa" w:w="90"/>
+              <w:left w:type="dxa" w:w="120"/>
+              <w:bottom w:type="dxa" w:w="90"/>
+              <w:right w:type="dxa" w:w="120"/>
             </w:tcMar>
           </w:tcPr>
           <w:p>
@@ -1662,13 +1806,13 @@
         </w:tc>
         <w:tc>
           <w:tcPr>
-            <w:tcW w:w="1500" w:type="dxa"/>
-            <w:shd w:val="clear" w:color="auto" w:fill="F2F2F2"/>
-            <w:tcMar>
-              <w:top w:w="90" w:type="dxa"/>
-              <w:left w:w="120" w:type="dxa"/>
-              <w:bottom w:w="90" w:type="dxa"/>
-              <w:right w:w="120" w:type="dxa"/>
+            <w:tcW w:type="dxa" w:w="1500"/>
+            <w:shd w:fill="F2F2F2" w:color="auto" w:val="clear"/>
+            <w:tcMar>
+              <w:top w:type="dxa" w:w="90"/>
+              <w:left w:type="dxa" w:w="120"/>
+              <w:bottom w:type="dxa" w:w="90"/>
+              <w:right w:type="dxa" w:w="120"/>
             </w:tcMar>
           </w:tcPr>
           <w:p>
@@ -1684,13 +1828,13 @@
         </w:tc>
         <w:tc>
           <w:tcPr>
-            <w:tcW w:w="1600" w:type="dxa"/>
-            <w:shd w:val="clear" w:color="auto" w:fill="F2F2F2"/>
-            <w:tcMar>
-              <w:top w:w="90" w:type="dxa"/>
-              <w:left w:w="120" w:type="dxa"/>
-              <w:bottom w:w="90" w:type="dxa"/>
-              <w:right w:w="120" w:type="dxa"/>
+            <w:tcW w:type="dxa" w:w="1600"/>
+            <w:shd w:fill="F2F2F2" w:color="auto" w:val="clear"/>
+            <w:tcMar>
+              <w:top w:type="dxa" w:w="90"/>
+              <w:left w:type="dxa" w:w="120"/>
+              <w:bottom w:type="dxa" w:w="90"/>
+              <w:right w:type="dxa" w:w="120"/>
             </w:tcMar>
           </w:tcPr>
           <w:p>
@@ -1706,13 +1850,13 @@
         </w:tc>
         <w:tc>
           <w:tcPr>
-            <w:tcW w:w="3260" w:type="dxa"/>
-            <w:shd w:val="clear" w:color="auto" w:fill="F2F2F2"/>
-            <w:tcMar>
-              <w:top w:w="90" w:type="dxa"/>
-              <w:left w:w="120" w:type="dxa"/>
-              <w:bottom w:w="90" w:type="dxa"/>
-              <w:right w:w="120" w:type="dxa"/>
+            <w:tcW w:type="dxa" w:w="3260"/>
+            <w:shd w:fill="F2F2F2" w:color="auto" w:val="clear"/>
+            <w:tcMar>
+              <w:top w:type="dxa" w:w="90"/>
+              <w:left w:type="dxa" w:w="120"/>
+              <w:bottom w:type="dxa" w:w="90"/>
+              <w:right w:type="dxa" w:w="120"/>
             </w:tcMar>
           </w:tcPr>
           <w:p>
@@ -1728,23 +1872,17 @@
         </w:tc>
       </w:tr>
       <w:tr>
-        <w:tblPrEx>
-          <w:tblCellMar>
-            <w:top w:w="0" w:type="dxa"/>
-            <w:bottom w:w="0" w:type="dxa"/>
-          </w:tblCellMar>
-        </w:tblPrEx>
         <w:trPr>
           <w:cantSplit/>
         </w:trPr>
         <w:tc>
           <w:tcPr>
-            <w:tcW w:w="1300" w:type="dxa"/>
-            <w:tcMar>
-              <w:top w:w="90" w:type="dxa"/>
-              <w:left w:w="120" w:type="dxa"/>
-              <w:bottom w:w="90" w:type="dxa"/>
-              <w:right w:w="120" w:type="dxa"/>
+            <w:tcW w:type="dxa" w:w="1300"/>
+            <w:tcMar>
+              <w:top w:type="dxa" w:w="90"/>
+              <w:left w:type="dxa" w:w="120"/>
+              <w:bottom w:type="dxa" w:w="90"/>
+              <w:right w:type="dxa" w:w="120"/>
             </w:tcMar>
           </w:tcPr>
           <w:p>
@@ -1760,12 +1898,12 @@
         </w:tc>
         <w:tc>
           <w:tcPr>
-            <w:tcW w:w="1700" w:type="dxa"/>
-            <w:tcMar>
-              <w:top w:w="90" w:type="dxa"/>
-              <w:left w:w="120" w:type="dxa"/>
-              <w:bottom w:w="90" w:type="dxa"/>
-              <w:right w:w="120" w:type="dxa"/>
+            <w:tcW w:type="dxa" w:w="1700"/>
+            <w:tcMar>
+              <w:top w:type="dxa" w:w="90"/>
+              <w:left w:type="dxa" w:w="120"/>
+              <w:bottom w:type="dxa" w:w="90"/>
+              <w:right w:type="dxa" w:w="120"/>
             </w:tcMar>
           </w:tcPr>
           <w:p>
@@ -1781,12 +1919,12 @@
         </w:tc>
         <w:tc>
           <w:tcPr>
-            <w:tcW w:w="1500" w:type="dxa"/>
-            <w:tcMar>
-              <w:top w:w="90" w:type="dxa"/>
-              <w:left w:w="120" w:type="dxa"/>
-              <w:bottom w:w="90" w:type="dxa"/>
-              <w:right w:w="120" w:type="dxa"/>
+            <w:tcW w:type="dxa" w:w="1500"/>
+            <w:tcMar>
+              <w:top w:type="dxa" w:w="90"/>
+              <w:left w:type="dxa" w:w="120"/>
+              <w:bottom w:type="dxa" w:w="90"/>
+              <w:right w:type="dxa" w:w="120"/>
             </w:tcMar>
           </w:tcPr>
           <w:p>
@@ -1802,12 +1940,12 @@
         </w:tc>
         <w:tc>
           <w:tcPr>
-            <w:tcW w:w="1600" w:type="dxa"/>
-            <w:tcMar>
-              <w:top w:w="90" w:type="dxa"/>
-              <w:left w:w="120" w:type="dxa"/>
-              <w:bottom w:w="90" w:type="dxa"/>
-              <w:right w:w="120" w:type="dxa"/>
+            <w:tcW w:type="dxa" w:w="1600"/>
+            <w:tcMar>
+              <w:top w:type="dxa" w:w="90"/>
+              <w:left w:type="dxa" w:w="120"/>
+              <w:bottom w:type="dxa" w:w="90"/>
+              <w:right w:type="dxa" w:w="120"/>
             </w:tcMar>
           </w:tcPr>
           <w:p>
@@ -1823,12 +1961,12 @@
         </w:tc>
         <w:tc>
           <w:tcPr>
-            <w:tcW w:w="3260" w:type="dxa"/>
-            <w:tcMar>
-              <w:top w:w="90" w:type="dxa"/>
-              <w:left w:w="120" w:type="dxa"/>
-              <w:bottom w:w="90" w:type="dxa"/>
-              <w:right w:w="120" w:type="dxa"/>
+            <w:tcW w:type="dxa" w:w="3260"/>
+            <w:tcMar>
+              <w:top w:type="dxa" w:w="90"/>
+              <w:left w:type="dxa" w:w="120"/>
+              <w:bottom w:type="dxa" w:w="90"/>
+              <w:right w:type="dxa" w:w="120"/>
             </w:tcMar>
           </w:tcPr>
           <w:p>
@@ -1844,24 +1982,18 @@
         </w:tc>
       </w:tr>
       <w:tr>
-        <w:tblPrEx>
-          <w:tblCellMar>
-            <w:top w:w="0" w:type="dxa"/>
-            <w:bottom w:w="0" w:type="dxa"/>
-          </w:tblCellMar>
-        </w:tblPrEx>
         <w:trPr>
           <w:cantSplit/>
         </w:trPr>
         <w:tc>
           <w:tcPr>
-            <w:tcW w:w="1300" w:type="dxa"/>
-            <w:shd w:val="clear" w:color="auto" w:fill="F2F2F2"/>
-            <w:tcMar>
-              <w:top w:w="90" w:type="dxa"/>
-              <w:left w:w="120" w:type="dxa"/>
-              <w:bottom w:w="90" w:type="dxa"/>
-              <w:right w:w="120" w:type="dxa"/>
+            <w:tcW w:type="dxa" w:w="1300"/>
+            <w:shd w:fill="F2F2F2" w:color="auto" w:val="clear"/>
+            <w:tcMar>
+              <w:top w:type="dxa" w:w="90"/>
+              <w:left w:type="dxa" w:w="120"/>
+              <w:bottom w:type="dxa" w:w="90"/>
+              <w:right w:type="dxa" w:w="120"/>
             </w:tcMar>
           </w:tcPr>
           <w:p>
@@ -1877,13 +2009,13 @@
         </w:tc>
         <w:tc>
           <w:tcPr>
-            <w:tcW w:w="1700" w:type="dxa"/>
-            <w:shd w:val="clear" w:color="auto" w:fill="F2F2F2"/>
-            <w:tcMar>
-              <w:top w:w="90" w:type="dxa"/>
-              <w:left w:w="120" w:type="dxa"/>
-              <w:bottom w:w="90" w:type="dxa"/>
-              <w:right w:w="120" w:type="dxa"/>
+            <w:tcW w:type="dxa" w:w="1700"/>
+            <w:shd w:fill="F2F2F2" w:color="auto" w:val="clear"/>
+            <w:tcMar>
+              <w:top w:type="dxa" w:w="90"/>
+              <w:left w:type="dxa" w:w="120"/>
+              <w:bottom w:type="dxa" w:w="90"/>
+              <w:right w:type="dxa" w:w="120"/>
             </w:tcMar>
           </w:tcPr>
           <w:p>
@@ -1899,13 +2031,13 @@
         </w:tc>
         <w:tc>
           <w:tcPr>
-            <w:tcW w:w="1500" w:type="dxa"/>
-            <w:shd w:val="clear" w:color="auto" w:fill="F2F2F2"/>
-            <w:tcMar>
-              <w:top w:w="90" w:type="dxa"/>
-              <w:left w:w="120" w:type="dxa"/>
-              <w:bottom w:w="90" w:type="dxa"/>
-              <w:right w:w="120" w:type="dxa"/>
+            <w:tcW w:type="dxa" w:w="1500"/>
+            <w:shd w:fill="F2F2F2" w:color="auto" w:val="clear"/>
+            <w:tcMar>
+              <w:top w:type="dxa" w:w="90"/>
+              <w:left w:type="dxa" w:w="120"/>
+              <w:bottom w:type="dxa" w:w="90"/>
+              <w:right w:type="dxa" w:w="120"/>
             </w:tcMar>
           </w:tcPr>
           <w:p>
@@ -1921,13 +2053,13 @@
         </w:tc>
         <w:tc>
           <w:tcPr>
-            <w:tcW w:w="1600" w:type="dxa"/>
-            <w:shd w:val="clear" w:color="auto" w:fill="F2F2F2"/>
-            <w:tcMar>
-              <w:top w:w="90" w:type="dxa"/>
-              <w:left w:w="120" w:type="dxa"/>
-              <w:bottom w:w="90" w:type="dxa"/>
-              <w:right w:w="120" w:type="dxa"/>
+            <w:tcW w:type="dxa" w:w="1600"/>
+            <w:shd w:fill="F2F2F2" w:color="auto" w:val="clear"/>
+            <w:tcMar>
+              <w:top w:type="dxa" w:w="90"/>
+              <w:left w:type="dxa" w:w="120"/>
+              <w:bottom w:type="dxa" w:w="90"/>
+              <w:right w:type="dxa" w:w="120"/>
             </w:tcMar>
           </w:tcPr>
           <w:p>
@@ -1943,13 +2075,13 @@
         </w:tc>
         <w:tc>
           <w:tcPr>
-            <w:tcW w:w="3260" w:type="dxa"/>
-            <w:shd w:val="clear" w:color="auto" w:fill="F2F2F2"/>
-            <w:tcMar>
-              <w:top w:w="90" w:type="dxa"/>
-              <w:left w:w="120" w:type="dxa"/>
-              <w:bottom w:w="90" w:type="dxa"/>
-              <w:right w:w="120" w:type="dxa"/>
+            <w:tcW w:type="dxa" w:w="3260"/>
+            <w:shd w:fill="F2F2F2" w:color="auto" w:val="clear"/>
+            <w:tcMar>
+              <w:top w:type="dxa" w:w="90"/>
+              <w:left w:type="dxa" w:w="120"/>
+              <w:bottom w:type="dxa" w:w="90"/>
+              <w:right w:type="dxa" w:w="120"/>
             </w:tcMar>
           </w:tcPr>
           <w:p>
@@ -1968,85 +2100,128 @@
     <w:p>
       <w:pPr>
         <w:pStyle w:val="Caption"/>
-      </w:pPr>
-      <w:r>
-        <w:t>Table 3. Threshold sensitivity — at least three runs beyond the baseline.</w:t>
+        <w:spacing w:after="240" w:before="100"/>
+      </w:pPr>
+      <w:r>
+        <w:rPr>
+          <w:b/>
+          <w:bCs/>
+          <w:color w:val="1F3864"/>
+          <w:sz w:val="19"/>
+          <w:szCs w:val="19"/>
+        </w:rPr>
+        <w:t xml:space="preserve">Table 3. Threshold sensitivity — at least three runs beyond the baseline.</w:t>
       </w:r>
     </w:p>
     <w:p>
       <w:pPr>
         <w:pStyle w:val="Heading2"/>
-      </w:pPr>
-      <w:r>
-        <w:t>Which threshold best matches the fields you can verify? Support it with NDVI values you read, not an impression. (2 points)</w:t>
-      </w:r>
-    </w:p>
-    <w:p>
-      <w:pPr>
-        <w:spacing w:after="260"/>
+        <w:spacing w:after="60" w:before="220"/>
+      </w:pPr>
+      <w:r>
+        <w:rPr>
+          <w:b/>
+          <w:bCs/>
+          <w:color w:val="1F3864"/>
+          <w:sz w:val="22"/>
+          <w:szCs w:val="22"/>
+        </w:rPr>
+        <w:t xml:space="preserve">Which threshold best matches the fields you can verify? Support it with NDVI values you read, not an impression. (2 points)</w:t>
+      </w:r>
+    </w:p>
+    <w:p>
+      <w:pPr>
+        <w:spacing w:after="260" w:before="0"/>
       </w:pPr>
       <w:r>
         <w:rPr>
           <w:i/>
           <w:iCs/>
           <w:color w:val="767171"/>
-        </w:rPr>
-        <w:t>[Your answer here.]</w:t>
+          <w:highlight w:val="yellow"/>
+        </w:rPr>
+        <w:t xml:space="preserve">[Your answer here.]</w:t>
       </w:r>
     </w:p>
     <w:p>
       <w:pPr>
         <w:pStyle w:val="Heading2"/>
-      </w:pPr>
-      <w:r>
-        <w:t>At what threshold does the forest drop out — and what else drops out with it? (2 points)</w:t>
-      </w:r>
-    </w:p>
-    <w:p>
-      <w:pPr>
-        <w:spacing w:after="260"/>
+        <w:spacing w:after="60" w:before="220"/>
+      </w:pPr>
+      <w:r>
+        <w:rPr>
+          <w:b/>
+          <w:bCs/>
+          <w:color w:val="1F3864"/>
+          <w:sz w:val="22"/>
+          <w:szCs w:val="22"/>
+        </w:rPr>
+        <w:t xml:space="preserve">At what threshold does the forest drop out — and what else drops out with it? (2 points)</w:t>
+      </w:r>
+    </w:p>
+    <w:p>
+      <w:pPr>
+        <w:spacing w:after="260" w:before="0"/>
       </w:pPr>
       <w:r>
         <w:rPr>
           <w:i/>
           <w:iCs/>
           <w:color w:val="767171"/>
-        </w:rPr>
-        <w:t>[Your answer here.]</w:t>
+          <w:highlight w:val="yellow"/>
+        </w:rPr>
+        <w:t xml:space="preserve">[Your answer here.]</w:t>
       </w:r>
     </w:p>
     <w:p>
       <w:pPr>
         <w:pStyle w:val="Heading2"/>
-      </w:pPr>
-      <w:r>
-        <w:t>Is a single NDVI threshold enough to map irrigation in this county? If not, what would you add, and how would it help? (2 points)</w:t>
-      </w:r>
-    </w:p>
-    <w:p>
-      <w:pPr>
-        <w:spacing w:after="260"/>
+        <w:spacing w:after="60" w:before="220"/>
+      </w:pPr>
+      <w:r>
+        <w:rPr>
+          <w:b/>
+          <w:bCs/>
+          <w:color w:val="1F3864"/>
+          <w:sz w:val="22"/>
+          <w:szCs w:val="22"/>
+        </w:rPr>
+        <w:t xml:space="preserve">Is a single NDVI threshold enough to map irrigation in this county? If not, what would you add, and how would it help? (2 points)</w:t>
+      </w:r>
+    </w:p>
+    <w:p>
+      <w:pPr>
+        <w:spacing w:after="260" w:before="0"/>
       </w:pPr>
       <w:r>
         <w:rPr>
           <w:i/>
           <w:iCs/>
           <w:color w:val="767171"/>
-        </w:rPr>
-        <w:t>[Your answer here.]</w:t>
+          <w:highlight w:val="yellow"/>
+        </w:rPr>
+        <w:t xml:space="preserve">[Your answer here.]</w:t>
       </w:r>
     </w:p>
     <w:p>
       <w:pPr>
         <w:pStyle w:val="Heading1"/>
-      </w:pPr>
-      <w:r>
-        <w:t>5.  Where the Classification Is Wrong</w:t>
-      </w:r>
-    </w:p>
-    <w:p>
-      <w:pPr>
-        <w:spacing w:before="60" w:after="160"/>
+        <w:spacing w:after="80" w:before="280"/>
+      </w:pPr>
+      <w:r>
+        <w:rPr>
+          <w:b/>
+          <w:bCs/>
+          <w:color w:val="1F3864"/>
+          <w:sz w:val="28"/>
+          <w:szCs w:val="28"/>
+        </w:rPr>
+        <w:t xml:space="preserve">5.  Where the Classification Is Wrong</w:t>
+      </w:r>
+    </w:p>
+    <w:p>
+      <w:pPr>
+        <w:spacing w:after="160" w:before="60"/>
       </w:pPr>
       <w:r>
         <w:rPr>
@@ -2056,20 +2231,21 @@
           <w:sz w:val="19"/>
           <w:szCs w:val="19"/>
         </w:rPr>
-        <w:t>Rubric: where the classification is wrong and why, and what additional data would fix it (3 points). Name the places it fails and the reason, then name the data that would fix each one.</w:t>
-      </w:r>
-    </w:p>
-    <w:p>
-      <w:pPr>
-        <w:spacing w:after="260"/>
+        <w:t xml:space="preserve">Rubric: where the classification is wrong and why, and what additional data would fix it (3 points). Name the places it fails and the reason, then name the data that would fix each one.</w:t>
+      </w:r>
+    </w:p>
+    <w:p>
+      <w:pPr>
+        <w:spacing w:after="260" w:before="0"/>
       </w:pPr>
       <w:r>
         <w:rPr>
           <w:i/>
           <w:iCs/>
           <w:color w:val="767171"/>
-        </w:rPr>
-        <w:t>[Add your content here.]</w:t>
+          <w:highlight w:val="yellow"/>
+        </w:rPr>
+        <w:t xml:space="preserve">[Add your content here.]</w:t>
       </w:r>
     </w:p>
     <w:p>
@@ -2080,15 +2256,22 @@
     <w:p>
       <w:pPr>
         <w:pStyle w:val="Heading1"/>
-      </w:pPr>
-      <w:r>
-        <w:lastRenderedPageBreak/>
-        <w:t>6.  Maps</w:t>
-      </w:r>
-    </w:p>
-    <w:p>
-      <w:pPr>
-        <w:spacing w:before="60" w:after="160"/>
+        <w:spacing w:after="80" w:before="280"/>
+      </w:pPr>
+      <w:r>
+        <w:rPr>
+          <w:b/>
+          <w:bCs/>
+          <w:color w:val="1F3864"/>
+          <w:sz w:val="28"/>
+          <w:szCs w:val="28"/>
+        </w:rPr>
+        <w:t xml:space="preserve">6.  Maps</w:t>
+      </w:r>
+    </w:p>
+    <w:p>
+      <w:pPr>
+        <w:spacing w:after="160" w:before="60"/>
       </w:pPr>
       <w:r>
         <w:rPr>
@@ -2098,12 +2281,12 @@
           <w:sz w:val="19"/>
           <w:szCs w:val="19"/>
         </w:rPr>
-        <w:t>Both maps are full-page, 8.5 × 11. Put each on its own page. The rubric grades every element separately — see the rubric table at the end of this report.</w:t>
-      </w:r>
-    </w:p>
-    <w:p>
-      <w:pPr>
-        <w:spacing w:before="60" w:after="160"/>
+        <w:t xml:space="preserve">Both maps are full-page, 8.5 × 11. Put each on its own page. The rubric grades every element separately — see the rubric table at the end of this report.</w:t>
+      </w:r>
+    </w:p>
+    <w:p>
+      <w:pPr>
+        <w:spacing w:after="160" w:before="60"/>
       </w:pPr>
       <w:r>
         <w:rPr>
@@ -2113,47 +2296,37 @@
           <w:sz w:val="19"/>
           <w:szCs w:val="19"/>
         </w:rPr>
-        <w:t>Must carry: title stating the threshold; neat line, north arrow, scale bar; a text box with author, date, map projection, and the satellite, scene and acquisition date; the classified raster symbolized with a legend; the county polygon and a few labeled cities; an inset of the center-pivot area; a visible basemap at a sensible scale, all text legible in print.</w:t>
+        <w:t xml:space="preserve">Must carry: title stating the threshold; neat line, north arrow, scale bar; a text box with author, date, map projection, and the satellite, scene and acquisition date; the classified raster symbolized with a legend; the county polygon and a few labeled cities; an inset of the center-pivot area; a visible basemap at a sensible scale, all text legible in print.</w:t>
       </w:r>
     </w:p>
     <w:tbl>
       <w:tblPr>
-        <w:tblW w:w="9360" w:type="dxa"/>
+        <w:tblW w:type="dxa" w:w="9360"/>
         <w:tblBorders>
-          <w:top w:val="dashed" w:sz="6" w:space="0" w:color="BFBFBF"/>
-          <w:left w:val="dashed" w:sz="6" w:space="0" w:color="BFBFBF"/>
-          <w:bottom w:val="dashed" w:sz="6" w:space="0" w:color="BFBFBF"/>
-          <w:right w:val="dashed" w:sz="6" w:space="0" w:color="BFBFBF"/>
-          <w:insideH w:val="dashed" w:sz="6" w:space="0" w:color="BFBFBF"/>
-          <w:insideV w:val="dashed" w:sz="6" w:space="0" w:color="BFBFBF"/>
+          <w:top w:val="dashed" w:color="BFBFBF" w:sz="6"/>
+          <w:left w:val="dashed" w:color="BFBFBF" w:sz="6"/>
+          <w:bottom w:val="dashed" w:color="BFBFBF" w:sz="6"/>
+          <w:right w:val="dashed" w:color="BFBFBF" w:sz="6"/>
+          <w:insideH w:val="dashed" w:color="BFBFBF" w:sz="6"/>
+          <w:insideV w:val="dashed" w:color="BFBFBF" w:sz="6"/>
         </w:tblBorders>
-        <w:tblCellMar>
-          <w:left w:w="10" w:type="dxa"/>
-          <w:right w:w="10" w:type="dxa"/>
-        </w:tblCellMar>
-        <w:tblLook w:val="04A0" w:firstRow="1" w:lastRow="0" w:firstColumn="1" w:lastColumn="0" w:noHBand="0" w:noVBand="1"/>
       </w:tblPr>
       <w:tblGrid>
         <w:gridCol w:w="9360"/>
       </w:tblGrid>
       <w:tr>
-        <w:tblPrEx>
-          <w:tblCellMar>
-            <w:top w:w="0" w:type="dxa"/>
-            <w:bottom w:w="0" w:type="dxa"/>
-          </w:tblCellMar>
-        </w:tblPrEx>
         <w:trPr>
           <w:cantSplit/>
-          <w:trHeight w:val="8640"/>
+          <w:trHeight w:val="8640" w:hRule="atLeast"/>
         </w:trPr>
         <w:tc>
           <w:tcPr>
-            <w:tcW w:w="9360" w:type="dxa"/>
+            <w:tcW w:type="dxa" w:w="9360"/>
             <w:vAlign w:val="center"/>
           </w:tcPr>
           <w:p>
             <w:pPr>
+              <w:keepNext/>
               <w:jc w:val="center"/>
             </w:pPr>
             <w:r>
@@ -2163,8 +2336,9 @@
                 <w:color w:val="767171"/>
                 <w:sz w:val="19"/>
                 <w:szCs w:val="19"/>
-              </w:rPr>
-              <w:t>[ Insert image here — delete this box ]</w:t>
+                <w:highlight w:val="yellow"/>
+              </w:rPr>
+              <w:t xml:space="preserve">[ Insert image here — delete this box ]</w:t>
             </w:r>
           </w:p>
         </w:tc>
@@ -2173,9 +2347,17 @@
     <w:p>
       <w:pPr>
         <w:pStyle w:val="Caption"/>
-      </w:pPr>
-      <w:r>
-        <w:t>Map 1. Baseline — the classified NDVI at the threshold you chose and defended.</w:t>
+        <w:spacing w:after="240" w:before="100"/>
+      </w:pPr>
+      <w:r>
+        <w:rPr>
+          <w:b/>
+          <w:bCs/>
+          <w:color w:val="1F3864"/>
+          <w:sz w:val="19"/>
+          <w:szCs w:val="19"/>
+        </w:rPr>
+        <w:t xml:space="preserve">Map 1. Baseline — the classified NDVI at the threshold you chose and defended.</w:t>
       </w:r>
     </w:p>
     <w:p>
@@ -2185,7 +2367,7 @@
     </w:p>
     <w:p>
       <w:pPr>
-        <w:spacing w:before="60" w:after="160"/>
+        <w:spacing w:after="160" w:before="60"/>
       </w:pPr>
       <w:r>
         <w:rPr>
@@ -2195,48 +2377,37 @@
           <w:sz w:val="19"/>
           <w:szCs w:val="19"/>
         </w:rPr>
-        <w:lastRenderedPageBreak/>
-        <w:t>Everything Map 1 needs except the inset, plus: the title and text box say what the threshold was changed to and why you chose this run to show.</w:t>
+        <w:t xml:space="preserve">Everything Map 1 needs except the inset, plus: the title and text box say what the threshold was changed to and why you chose this run to show.</w:t>
       </w:r>
     </w:p>
     <w:tbl>
       <w:tblPr>
-        <w:tblW w:w="9360" w:type="dxa"/>
+        <w:tblW w:type="dxa" w:w="9360"/>
         <w:tblBorders>
-          <w:top w:val="dashed" w:sz="6" w:space="0" w:color="BFBFBF"/>
-          <w:left w:val="dashed" w:sz="6" w:space="0" w:color="BFBFBF"/>
-          <w:bottom w:val="dashed" w:sz="6" w:space="0" w:color="BFBFBF"/>
-          <w:right w:val="dashed" w:sz="6" w:space="0" w:color="BFBFBF"/>
-          <w:insideH w:val="dashed" w:sz="6" w:space="0" w:color="BFBFBF"/>
-          <w:insideV w:val="dashed" w:sz="6" w:space="0" w:color="BFBFBF"/>
+          <w:top w:val="dashed" w:color="BFBFBF" w:sz="6"/>
+          <w:left w:val="dashed" w:color="BFBFBF" w:sz="6"/>
+          <w:bottom w:val="dashed" w:color="BFBFBF" w:sz="6"/>
+          <w:right w:val="dashed" w:color="BFBFBF" w:sz="6"/>
+          <w:insideH w:val="dashed" w:color="BFBFBF" w:sz="6"/>
+          <w:insideV w:val="dashed" w:color="BFBFBF" w:sz="6"/>
         </w:tblBorders>
-        <w:tblCellMar>
-          <w:left w:w="10" w:type="dxa"/>
-          <w:right w:w="10" w:type="dxa"/>
-        </w:tblCellMar>
-        <w:tblLook w:val="04A0" w:firstRow="1" w:lastRow="0" w:firstColumn="1" w:lastColumn="0" w:noHBand="0" w:noVBand="1"/>
       </w:tblPr>
       <w:tblGrid>
         <w:gridCol w:w="9360"/>
       </w:tblGrid>
       <w:tr>
-        <w:tblPrEx>
-          <w:tblCellMar>
-            <w:top w:w="0" w:type="dxa"/>
-            <w:bottom w:w="0" w:type="dxa"/>
-          </w:tblCellMar>
-        </w:tblPrEx>
         <w:trPr>
           <w:cantSplit/>
-          <w:trHeight w:val="8640"/>
+          <w:trHeight w:val="8640" w:hRule="atLeast"/>
         </w:trPr>
         <w:tc>
           <w:tcPr>
-            <w:tcW w:w="9360" w:type="dxa"/>
+            <w:tcW w:type="dxa" w:w="9360"/>
             <w:vAlign w:val="center"/>
           </w:tcPr>
           <w:p>
             <w:pPr>
+              <w:keepNext/>
               <w:jc w:val="center"/>
             </w:pPr>
             <w:r>
@@ -2246,8 +2417,9 @@
                 <w:color w:val="767171"/>
                 <w:sz w:val="19"/>
                 <w:szCs w:val="19"/>
-              </w:rPr>
-              <w:t>[ Insert image here — delete this box ]</w:t>
+                <w:highlight w:val="yellow"/>
+              </w:rPr>
+              <w:t xml:space="preserve">[ Insert image here — delete this box ]</w:t>
             </w:r>
           </w:p>
         </w:tc>
@@ -2256,9 +2428,17 @@
     <w:p>
       <w:pPr>
         <w:pStyle w:val="Caption"/>
-      </w:pPr>
-      <w:r>
-        <w:t>Map 2. Scenario — the same model at a different threshold from Step 6.</w:t>
+        <w:spacing w:after="240" w:before="100"/>
+      </w:pPr>
+      <w:r>
+        <w:rPr>
+          <w:b/>
+          <w:bCs/>
+          <w:color w:val="1F3864"/>
+          <w:sz w:val="19"/>
+          <w:szCs w:val="19"/>
+        </w:rPr>
+        <w:t xml:space="preserve">Map 2. Scenario — the same model at a different threshold from Step 6.</w:t>
       </w:r>
     </w:p>
     <w:p>
@@ -2269,15 +2449,22 @@
     <w:p>
       <w:pPr>
         <w:pStyle w:val="Heading1"/>
-      </w:pPr>
-      <w:r>
-        <w:lastRenderedPageBreak/>
-        <w:t>7.  References</w:t>
-      </w:r>
-    </w:p>
-    <w:p>
-      <w:pPr>
-        <w:spacing w:before="60" w:after="160"/>
+        <w:spacing w:after="80" w:before="280"/>
+      </w:pPr>
+      <w:r>
+        <w:rPr>
+          <w:b/>
+          <w:bCs/>
+          <w:color w:val="1F3864"/>
+          <w:sz w:val="28"/>
+          <w:szCs w:val="28"/>
+        </w:rPr>
+        <w:t xml:space="preserve">7.  References</w:t>
+      </w:r>
+    </w:p>
+    <w:p>
+      <w:pPr>
+        <w:spacing w:after="160" w:before="60"/>
       </w:pPr>
       <w:r>
         <w:rPr>
@@ -2287,33 +2474,42 @@
           <w:sz w:val="19"/>
           <w:szCs w:val="19"/>
         </w:rPr>
-        <w:t>Rubric: sources credited (part of the 2 points for organized writing). Credit the data, the basemap and anything you quoted or relied on.</w:t>
-      </w:r>
-    </w:p>
-    <w:p>
-      <w:pPr>
-        <w:spacing w:after="260"/>
+        <w:t xml:space="preserve">Rubric: sources credited (part of the 2 points for organized writing). Credit the data, the basemap and anything you quoted or relied on.</w:t>
+      </w:r>
+    </w:p>
+    <w:p>
+      <w:pPr>
+        <w:spacing w:after="260" w:before="0"/>
       </w:pPr>
       <w:r>
         <w:rPr>
           <w:i/>
           <w:iCs/>
           <w:color w:val="767171"/>
-        </w:rPr>
-        <w:t>[Add your content here.]</w:t>
+          <w:highlight w:val="yellow"/>
+        </w:rPr>
+        <w:t xml:space="preserve">[Add your content here.]</w:t>
       </w:r>
     </w:p>
     <w:p>
       <w:pPr>
         <w:pStyle w:val="Heading1"/>
-      </w:pPr>
-      <w:r>
-        <w:t>8.  AI Use Statement</w:t>
-      </w:r>
-    </w:p>
-    <w:p>
-      <w:pPr>
-        <w:spacing w:before="60" w:after="160"/>
+        <w:spacing w:after="80" w:before="280"/>
+      </w:pPr>
+      <w:r>
+        <w:rPr>
+          <w:b/>
+          <w:bCs/>
+          <w:color w:val="1F3864"/>
+          <w:sz w:val="28"/>
+          <w:szCs w:val="28"/>
+        </w:rPr>
+        <w:t xml:space="preserve">8.  AI Use Statement</w:t>
+      </w:r>
+    </w:p>
+    <w:p>
+      <w:pPr>
+        <w:spacing w:after="160" w:before="60"/>
       </w:pPr>
       <w:r>
         <w:rPr>
@@ -2323,20 +2519,21 @@
           <w:sz w:val="19"/>
           <w:szCs w:val="19"/>
         </w:rPr>
-        <w:t>Course policy: one line saying what you used AI for. If you used none, say that. Field names, expressions, coordinate systems and numbers come from your own data, never from a model.</w:t>
-      </w:r>
-    </w:p>
-    <w:p>
-      <w:pPr>
-        <w:spacing w:after="260"/>
+        <w:t xml:space="preserve">Course policy: one line saying what you used AI for. If you used none, say that. Field names, expressions, coordinate systems and numbers come from your own data, never from a model. You do the work in ArcGIS Pro yourself: AI may not run it for you, put facts in your report you did not find, or redraw or “enhance” your figures (see the course AI policy).</w:t>
+      </w:r>
+    </w:p>
+    <w:p>
+      <w:pPr>
+        <w:spacing w:after="260" w:before="0"/>
       </w:pPr>
       <w:r>
         <w:rPr>
           <w:i/>
           <w:iCs/>
           <w:color w:val="767171"/>
-        </w:rPr>
-        <w:t>[Add your content here.]</w:t>
+          <w:highlight w:val="yellow"/>
+        </w:rPr>
+        <w:t xml:space="preserve">[Add your content here.]</w:t>
       </w:r>
     </w:p>
     <w:p>
@@ -2347,15 +2544,22 @@
     <w:p>
       <w:pPr>
         <w:pStyle w:val="Heading1"/>
-      </w:pPr>
-      <w:r>
-        <w:lastRenderedPageBreak/>
-        <w:t>9.  Extra Credit — the Magic Valley Extract (optional)</w:t>
-      </w:r>
-    </w:p>
-    <w:p>
-      <w:pPr>
-        <w:spacing w:before="60" w:after="160"/>
+        <w:spacing w:after="80" w:before="280"/>
+      </w:pPr>
+      <w:r>
+        <w:rPr>
+          <w:b/>
+          <w:bCs/>
+          <w:color w:val="1F3864"/>
+          <w:sz w:val="28"/>
+          <w:szCs w:val="28"/>
+        </w:rPr>
+        <w:t xml:space="preserve">9.  Extra Credit — the Magic Valley Extract (optional)</w:t>
+      </w:r>
+    </w:p>
+    <w:p>
+      <w:pPr>
+        <w:spacing w:after="160" w:before="60"/>
       </w:pPr>
       <w:r>
         <w:rPr>
@@ -2365,47 +2569,37 @@
           <w:sz w:val="19"/>
           <w:szCs w:val="19"/>
         </w:rPr>
-        <w:t>Optional, up to +5. Delete this whole section if you are not attempting it. See Going further in the Data section of the lab: report the cells and area of class 1, the NDVI you read at a pivot and at ground you can verify is not irrigated, a map or figure, and a paragraph on whether your threshold transfers.</w:t>
+        <w:t xml:space="preserve">Optional, up to +5. Delete this whole section if you are not attempting it. Report the cells and area of class 1, the NDVI you read at a pivot and at ground you can verify is not irrigated, a map or figure, and a paragraph on whether your threshold transfers.</w:t>
       </w:r>
     </w:p>
     <w:tbl>
       <w:tblPr>
-        <w:tblW w:w="9360" w:type="dxa"/>
+        <w:tblW w:type="dxa" w:w="9360"/>
         <w:tblBorders>
-          <w:top w:val="dashed" w:sz="6" w:space="0" w:color="BFBFBF"/>
-          <w:left w:val="dashed" w:sz="6" w:space="0" w:color="BFBFBF"/>
-          <w:bottom w:val="dashed" w:sz="6" w:space="0" w:color="BFBFBF"/>
-          <w:right w:val="dashed" w:sz="6" w:space="0" w:color="BFBFBF"/>
-          <w:insideH w:val="dashed" w:sz="6" w:space="0" w:color="BFBFBF"/>
-          <w:insideV w:val="dashed" w:sz="6" w:space="0" w:color="BFBFBF"/>
+          <w:top w:val="dashed" w:color="BFBFBF" w:sz="6"/>
+          <w:left w:val="dashed" w:color="BFBFBF" w:sz="6"/>
+          <w:bottom w:val="dashed" w:color="BFBFBF" w:sz="6"/>
+          <w:right w:val="dashed" w:color="BFBFBF" w:sz="6"/>
+          <w:insideH w:val="dashed" w:color="BFBFBF" w:sz="6"/>
+          <w:insideV w:val="dashed" w:color="BFBFBF" w:sz="6"/>
         </w:tblBorders>
-        <w:tblCellMar>
-          <w:left w:w="10" w:type="dxa"/>
-          <w:right w:w="10" w:type="dxa"/>
-        </w:tblCellMar>
-        <w:tblLook w:val="04A0" w:firstRow="1" w:lastRow="0" w:firstColumn="1" w:lastColumn="0" w:noHBand="0" w:noVBand="1"/>
       </w:tblPr>
       <w:tblGrid>
         <w:gridCol w:w="9360"/>
       </w:tblGrid>
       <w:tr>
-        <w:tblPrEx>
-          <w:tblCellMar>
-            <w:top w:w="0" w:type="dxa"/>
-            <w:bottom w:w="0" w:type="dxa"/>
-          </w:tblCellMar>
-        </w:tblPrEx>
         <w:trPr>
           <w:cantSplit/>
-          <w:trHeight w:val="4320"/>
+          <w:trHeight w:val="4320" w:hRule="atLeast"/>
         </w:trPr>
         <w:tc>
           <w:tcPr>
-            <w:tcW w:w="9360" w:type="dxa"/>
+            <w:tcW w:type="dxa" w:w="9360"/>
             <w:vAlign w:val="center"/>
           </w:tcPr>
           <w:p>
             <w:pPr>
+              <w:keepNext/>
               <w:jc w:val="center"/>
             </w:pPr>
             <w:r>
@@ -2415,8 +2609,9 @@
                 <w:color w:val="767171"/>
                 <w:sz w:val="19"/>
                 <w:szCs w:val="19"/>
-              </w:rPr>
-              <w:t>[ Insert image here — delete this box ]</w:t>
+                <w:highlight w:val="yellow"/>
+              </w:rPr>
+              <w:t xml:space="preserve">[ Insert image here — delete this box ]</w:t>
             </w:r>
           </w:p>
         </w:tc>
@@ -2425,9 +2620,17 @@
     <w:p>
       <w:pPr>
         <w:pStyle w:val="Caption"/>
-      </w:pPr>
-      <w:r>
-        <w:t>Figure 3. The Magic Valley result at your chosen threshold.</w:t>
+        <w:spacing w:after="240" w:before="100"/>
+      </w:pPr>
+      <w:r>
+        <w:rPr>
+          <w:b/>
+          <w:bCs/>
+          <w:color w:val="1F3864"/>
+          <w:sz w:val="19"/>
+          <w:szCs w:val="19"/>
+        </w:rPr>
+        <w:t xml:space="preserve">Figure 3. The Magic Valley result at your chosen threshold.</w:t>
       </w:r>
     </w:p>
     <w:p>
@@ -2438,15 +2641,22 @@
     <w:p>
       <w:pPr>
         <w:pStyle w:val="Heading1"/>
-      </w:pPr>
-      <w:r>
-        <w:lastRenderedPageBreak/>
-        <w:t>10.  Self-Graded Rubric</w:t>
-      </w:r>
-    </w:p>
-    <w:p>
-      <w:pPr>
-        <w:spacing w:before="60" w:after="160"/>
+        <w:spacing w:after="80" w:before="280"/>
+      </w:pPr>
+      <w:r>
+        <w:rPr>
+          <w:b/>
+          <w:bCs/>
+          <w:color w:val="1F3864"/>
+          <w:sz w:val="28"/>
+          <w:szCs w:val="28"/>
+        </w:rPr>
+        <w:t xml:space="preserve">10.  Self-Graded Rubric</w:t>
+      </w:r>
+    </w:p>
+    <w:p>
+      <w:pPr>
+        <w:spacing w:after="160" w:before="60"/>
       </w:pPr>
       <w:r>
         <w:rPr>
@@ -2456,51 +2666,40 @@
           <w:sz w:val="19"/>
           <w:szCs w:val="19"/>
         </w:rPr>
-        <w:t>Rubric: this rubric pasted in with your self-assessment in every row (part of the 2 points for organized writing). Put a score in every row and a short note saying where in your report the evidence is. Honest beats optimistic — the grader compares.</w:t>
+        <w:t xml:space="preserve">Rubric: this rubric pasted in with your self-assessment in every row (part of the 2 points for organized writing). Put a score in every row, honestly arrived at. The grader compares yours with theirs.</w:t>
       </w:r>
     </w:p>
     <w:tbl>
       <w:tblPr>
-        <w:tblW w:w="9111" w:type="dxa"/>
+        <w:tblW w:type="dxa" w:w="9360"/>
         <w:tblBorders>
-          <w:top w:val="single" w:sz="4" w:space="0" w:color="auto"/>
-          <w:left w:val="single" w:sz="4" w:space="0" w:color="auto"/>
-          <w:bottom w:val="single" w:sz="4" w:space="0" w:color="auto"/>
-          <w:right w:val="single" w:sz="4" w:space="0" w:color="auto"/>
-          <w:insideH w:val="single" w:sz="4" w:space="0" w:color="auto"/>
-          <w:insideV w:val="single" w:sz="4" w:space="0" w:color="auto"/>
+          <w:top w:val="single" w:color="auto" w:sz="4"/>
+          <w:left w:val="single" w:color="auto" w:sz="4"/>
+          <w:bottom w:val="single" w:color="auto" w:sz="4"/>
+          <w:right w:val="single" w:color="auto" w:sz="4"/>
+          <w:insideH w:val="single" w:color="auto" w:sz="4"/>
+          <w:insideV w:val="single" w:color="auto" w:sz="4"/>
         </w:tblBorders>
-        <w:tblCellMar>
-          <w:left w:w="10" w:type="dxa"/>
-          <w:right w:w="10" w:type="dxa"/>
-        </w:tblCellMar>
-        <w:tblLook w:val="04A0" w:firstRow="1" w:lastRow="0" w:firstColumn="1" w:lastColumn="0" w:noHBand="0" w:noVBand="1"/>
       </w:tblPr>
       <w:tblGrid>
-        <w:gridCol w:w="7015"/>
-        <w:gridCol w:w="915"/>
-        <w:gridCol w:w="1181"/>
+        <w:gridCol w:w="7200"/>
+        <w:gridCol w:w="900"/>
+        <w:gridCol w:w="1260"/>
       </w:tblGrid>
       <w:tr>
-        <w:tblPrEx>
-          <w:tblCellMar>
-            <w:top w:w="0" w:type="dxa"/>
-            <w:bottom w:w="0" w:type="dxa"/>
-          </w:tblCellMar>
-        </w:tblPrEx>
         <w:trPr>
           <w:cantSplit/>
           <w:tblHeader/>
         </w:trPr>
         <w:tc>
           <w:tcPr>
-            <w:tcW w:w="7015" w:type="dxa"/>
-            <w:shd w:val="clear" w:color="auto" w:fill="D9E2F3"/>
-            <w:tcMar>
-              <w:top w:w="90" w:type="dxa"/>
-              <w:left w:w="120" w:type="dxa"/>
-              <w:bottom w:w="90" w:type="dxa"/>
-              <w:right w:w="120" w:type="dxa"/>
+            <w:tcW w:type="dxa" w:w="7200"/>
+            <w:shd w:fill="D9E2F3" w:color="auto" w:val="clear"/>
+            <w:tcMar>
+              <w:top w:type="dxa" w:w="90"/>
+              <w:left w:type="dxa" w:w="120"/>
+              <w:bottom w:type="dxa" w:w="90"/>
+              <w:right w:type="dxa" w:w="120"/>
             </w:tcMar>
           </w:tcPr>
           <w:p>
@@ -2512,19 +2711,19 @@
                 <w:sz w:val="19"/>
                 <w:szCs w:val="19"/>
               </w:rPr>
-              <w:t>Item</w:t>
-            </w:r>
-          </w:p>
-        </w:tc>
-        <w:tc>
-          <w:tcPr>
-            <w:tcW w:w="915" w:type="dxa"/>
-            <w:shd w:val="clear" w:color="auto" w:fill="D9E2F3"/>
-            <w:tcMar>
-              <w:top w:w="90" w:type="dxa"/>
-              <w:left w:w="120" w:type="dxa"/>
-              <w:bottom w:w="90" w:type="dxa"/>
-              <w:right w:w="120" w:type="dxa"/>
+              <w:t xml:space="preserve">Item</w:t>
+            </w:r>
+          </w:p>
+        </w:tc>
+        <w:tc>
+          <w:tcPr>
+            <w:tcW w:type="dxa" w:w="900"/>
+            <w:shd w:fill="D9E2F3" w:color="auto" w:val="clear"/>
+            <w:tcMar>
+              <w:top w:type="dxa" w:w="90"/>
+              <w:left w:type="dxa" w:w="120"/>
+              <w:bottom w:type="dxa" w:w="90"/>
+              <w:right w:type="dxa" w:w="120"/>
             </w:tcMar>
           </w:tcPr>
           <w:p>
@@ -2536,19 +2735,19 @@
                 <w:sz w:val="19"/>
                 <w:szCs w:val="19"/>
               </w:rPr>
-              <w:t>Points</w:t>
-            </w:r>
-          </w:p>
-        </w:tc>
-        <w:tc>
-          <w:tcPr>
-            <w:tcW w:w="1181" w:type="dxa"/>
-            <w:shd w:val="clear" w:color="auto" w:fill="D9E2F3"/>
-            <w:tcMar>
-              <w:top w:w="90" w:type="dxa"/>
-              <w:left w:w="120" w:type="dxa"/>
-              <w:bottom w:w="90" w:type="dxa"/>
-              <w:right w:w="120" w:type="dxa"/>
+              <w:t xml:space="preserve">Max</w:t>
+            </w:r>
+          </w:p>
+        </w:tc>
+        <w:tc>
+          <w:tcPr>
+            <w:tcW w:type="dxa" w:w="1260"/>
+            <w:shd w:fill="D9E2F3" w:color="auto" w:val="clear"/>
+            <w:tcMar>
+              <w:top w:type="dxa" w:w="90"/>
+              <w:left w:type="dxa" w:w="120"/>
+              <w:bottom w:type="dxa" w:w="90"/>
+              <w:right w:type="dxa" w:w="120"/>
             </w:tcMar>
           </w:tcPr>
           <w:p>
@@ -2560,29 +2759,23 @@
                 <w:sz w:val="19"/>
                 <w:szCs w:val="19"/>
               </w:rPr>
-              <w:t>Your score</w:t>
+              <w:t xml:space="preserve">Your score</w:t>
             </w:r>
           </w:p>
         </w:tc>
       </w:tr>
       <w:tr>
-        <w:tblPrEx>
-          <w:tblCellMar>
-            <w:top w:w="0" w:type="dxa"/>
-            <w:bottom w:w="0" w:type="dxa"/>
-          </w:tblCellMar>
-        </w:tblPrEx>
         <w:trPr>
           <w:cantSplit/>
         </w:trPr>
         <w:tc>
           <w:tcPr>
-            <w:tcW w:w="7015" w:type="dxa"/>
-            <w:tcMar>
-              <w:top w:w="90" w:type="dxa"/>
-              <w:left w:w="120" w:type="dxa"/>
-              <w:bottom w:w="90" w:type="dxa"/>
-              <w:right w:w="120" w:type="dxa"/>
+            <w:tcW w:type="dxa" w:w="7200"/>
+            <w:tcMar>
+              <w:top w:type="dxa" w:w="90"/>
+              <w:left w:type="dxa" w:w="120"/>
+              <w:bottom w:type="dxa" w:w="90"/>
+              <w:right w:type="dxa" w:w="120"/>
             </w:tcMar>
           </w:tcPr>
           <w:p>
@@ -2596,7 +2789,7 @@
                 <w:sz w:val="19"/>
                 <w:szCs w:val="19"/>
               </w:rPr>
-              <w:t>Write-up (2–3 pages)</w:t>
+              <w:t xml:space="preserve">Write-up (2–3 pages)</w:t>
             </w:r>
           </w:p>
           <w:p>
@@ -2604,7 +2797,7 @@
               <w:pStyle w:val="ListParagraph"/>
               <w:numPr>
                 <w:ilvl w:val="0"/>
-                <w:numId w:val="2"/>
+                <w:numId w:val="3"/>
               </w:numPr>
               <w:spacing w:after="40"/>
             </w:pPr>
@@ -2613,7 +2806,7 @@
                 <w:sz w:val="17"/>
                 <w:szCs w:val="17"/>
               </w:rPr>
-              <w:t>Assignment title, your name, date and course; your peer reviewer named, with a sentence on what you changed because of them (1)</w:t>
+              <w:t xml:space="preserve">Assignment title, your name, date and course; your peer reviewer named, with a sentence on what you changed because of them (1)</w:t>
             </w:r>
           </w:p>
           <w:p>
@@ -2621,7 +2814,7 @@
               <w:pStyle w:val="ListParagraph"/>
               <w:numPr>
                 <w:ilvl w:val="0"/>
-                <w:numId w:val="2"/>
+                <w:numId w:val="3"/>
               </w:numPr>
               <w:spacing w:after="40"/>
             </w:pPr>
@@ -2630,7 +2823,7 @@
                 <w:sz w:val="17"/>
                 <w:szCs w:val="17"/>
               </w:rPr>
-              <w:t>The requirements of the project and your approach to solving it, in your own words (2)</w:t>
+              <w:t xml:space="preserve">The requirements of the project and your approach to solving it, in your own words (2)</w:t>
             </w:r>
           </w:p>
           <w:p>
@@ -2638,7 +2831,7 @@
               <w:pStyle w:val="ListParagraph"/>
               <w:numPr>
                 <w:ilvl w:val="0"/>
-                <w:numId w:val="2"/>
+                <w:numId w:val="3"/>
               </w:numPr>
               <w:spacing w:after="40"/>
             </w:pPr>
@@ -2647,7 +2840,7 @@
                 <w:sz w:val="17"/>
                 <w:szCs w:val="17"/>
               </w:rPr>
-              <w:t>The three MTL values — acquisition date, cloud cover and the reflectance offset — and what each one means for your result (2)</w:t>
+              <w:t xml:space="preserve">The three MTL values — acquisition date, cloud cover and the reflectance offset — and what each one means for your result (2)</w:t>
             </w:r>
           </w:p>
           <w:p>
@@ -2655,7 +2848,7 @@
               <w:pStyle w:val="ListParagraph"/>
               <w:numPr>
                 <w:ilvl w:val="0"/>
-                <w:numId w:val="2"/>
+                <w:numId w:val="3"/>
               </w:numPr>
               <w:spacing w:after="40"/>
             </w:pPr>
@@ -2664,7 +2857,7 @@
                 <w:sz w:val="17"/>
                 <w:szCs w:val="17"/>
               </w:rPr>
-              <w:t>Where the classification is wrong and why, and what additional data would fix it (3)</w:t>
+              <w:t xml:space="preserve">Where the classification is wrong and why, and what additional data would fix it (3)</w:t>
             </w:r>
           </w:p>
           <w:p>
@@ -2672,7 +2865,7 @@
               <w:pStyle w:val="ListParagraph"/>
               <w:numPr>
                 <w:ilvl w:val="0"/>
-                <w:numId w:val="2"/>
+                <w:numId w:val="3"/>
               </w:numPr>
               <w:spacing w:after="40"/>
             </w:pPr>
@@ -2681,18 +2874,18 @@
                 <w:sz w:val="17"/>
                 <w:szCs w:val="17"/>
               </w:rPr>
-              <w:t>Clear, organized writing: figures numbered and referred to in the text, sources credited, and this rubric pasted in with your self-assessment in every row (2)</w:t>
-            </w:r>
-          </w:p>
-        </w:tc>
-        <w:tc>
-          <w:tcPr>
-            <w:tcW w:w="915" w:type="dxa"/>
-            <w:tcMar>
-              <w:top w:w="90" w:type="dxa"/>
-              <w:left w:w="120" w:type="dxa"/>
-              <w:bottom w:w="90" w:type="dxa"/>
-              <w:right w:w="120" w:type="dxa"/>
+              <w:t xml:space="preserve">Clear, organized writing: figures numbered and referred to in the text, sources credited, and this rubric pasted in with your self-assessment in every row (2)</w:t>
+            </w:r>
+          </w:p>
+        </w:tc>
+        <w:tc>
+          <w:tcPr>
+            <w:tcW w:type="dxa" w:w="900"/>
+            <w:tcMar>
+              <w:top w:type="dxa" w:w="90"/>
+              <w:left w:type="dxa" w:w="120"/>
+              <w:bottom w:type="dxa" w:w="90"/>
+              <w:right w:type="dxa" w:w="120"/>
             </w:tcMar>
           </w:tcPr>
           <w:p>
@@ -2701,21 +2894,23 @@
             </w:pPr>
             <w:r>
               <w:rPr>
-                <w:sz w:val="19"/>
-                <w:szCs w:val="19"/>
-              </w:rPr>
-              <w:t>/10</w:t>
-            </w:r>
-          </w:p>
-        </w:tc>
-        <w:tc>
-          <w:tcPr>
-            <w:tcW w:w="1181" w:type="dxa"/>
-            <w:tcMar>
-              <w:top w:w="90" w:type="dxa"/>
-              <w:left w:w="120" w:type="dxa"/>
-              <w:bottom w:w="90" w:type="dxa"/>
-              <w:right w:w="120" w:type="dxa"/>
+                <w:b w:val="false"/>
+                <w:bCs w:val="false"/>
+                <w:sz w:val="19"/>
+                <w:szCs w:val="19"/>
+              </w:rPr>
+              <w:t xml:space="preserve">10</w:t>
+            </w:r>
+          </w:p>
+        </w:tc>
+        <w:tc>
+          <w:tcPr>
+            <w:tcW w:type="dxa" w:w="1260"/>
+            <w:tcMar>
+              <w:top w:type="dxa" w:w="90"/>
+              <w:left w:type="dxa" w:w="120"/>
+              <w:bottom w:type="dxa" w:w="90"/>
+              <w:right w:type="dxa" w:w="120"/>
             </w:tcMar>
           </w:tcPr>
           <w:p>
@@ -2724,32 +2919,29 @@
             </w:pPr>
             <w:r>
               <w:rPr>
-                <w:sz w:val="19"/>
-                <w:szCs w:val="19"/>
-              </w:rPr>
-              <w:t xml:space="preserve"> </w:t>
+                <w:b w:val="false"/>
+                <w:bCs w:val="false"/>
+                <w:sz w:val="19"/>
+                <w:szCs w:val="19"/>
+                <w:highlight w:val="yellow"/>
+              </w:rPr>
+              <w:t xml:space="preserve">___ / 10</w:t>
             </w:r>
           </w:p>
         </w:tc>
       </w:tr>
       <w:tr>
-        <w:tblPrEx>
-          <w:tblCellMar>
-            <w:top w:w="0" w:type="dxa"/>
-            <w:bottom w:w="0" w:type="dxa"/>
-          </w:tblCellMar>
-        </w:tblPrEx>
         <w:trPr>
           <w:cantSplit/>
         </w:trPr>
         <w:tc>
           <w:tcPr>
-            <w:tcW w:w="7015" w:type="dxa"/>
-            <w:tcMar>
-              <w:top w:w="90" w:type="dxa"/>
-              <w:left w:w="120" w:type="dxa"/>
-              <w:bottom w:w="90" w:type="dxa"/>
-              <w:right w:w="120" w:type="dxa"/>
+            <w:tcW w:type="dxa" w:w="7200"/>
+            <w:tcMar>
+              <w:top w:type="dxa" w:w="90"/>
+              <w:left w:type="dxa" w:w="120"/>
+              <w:bottom w:type="dxa" w:w="90"/>
+              <w:right w:type="dxa" w:w="120"/>
             </w:tcMar>
           </w:tcPr>
           <w:p>
@@ -2763,7 +2955,7 @@
                 <w:sz w:val="19"/>
                 <w:szCs w:val="19"/>
               </w:rPr>
-              <w:t>ModelBuilder model — correct and working</w:t>
+              <w:t xml:space="preserve">ModelBuilder model — correct and working</w:t>
             </w:r>
           </w:p>
           <w:p>
@@ -2771,7 +2963,7 @@
               <w:pStyle w:val="ListParagraph"/>
               <w:numPr>
                 <w:ilvl w:val="0"/>
-                <w:numId w:val="2"/>
+                <w:numId w:val="3"/>
               </w:numPr>
               <w:spacing w:after="40"/>
             </w:pPr>
@@ -2780,7 +2972,7 @@
                 <w:sz w:val="17"/>
                 <w:szCs w:val="17"/>
               </w:rPr>
-              <w:t>The model runs end to end from its tool dialog and produces a two-class raster; your cell count and area at the handout's 0.4 threshold match the check values in Steps 0 and 3 (4)</w:t>
+              <w:t xml:space="preserve">The model runs end to end from its tool dialog and produces a two-class raster; your cell count and area at the handout's 0.4 threshold match the check values in Steps 0 and 3 (4)</w:t>
             </w:r>
           </w:p>
           <w:p>
@@ -2788,7 +2980,7 @@
               <w:pStyle w:val="ListParagraph"/>
               <w:numPr>
                 <w:ilvl w:val="0"/>
-                <w:numId w:val="2"/>
+                <w:numId w:val="3"/>
               </w:numPr>
               <w:spacing w:after="40"/>
             </w:pPr>
@@ -2797,7 +2989,7 @@
                 <w:sz w:val="17"/>
                 <w:szCs w:val="17"/>
               </w:rPr>
-              <w:t>A full-page (8.5 × 11) figure of the model: every tool and dataset shown, labels informative, all text readable at 10 pt or larger (2)</w:t>
+              <w:t xml:space="preserve">A full-page (8.5 × 11) figure of the model: every tool and dataset shown, labels informative, all text readable at 10 pt or larger (2)</w:t>
             </w:r>
           </w:p>
           <w:p>
@@ -2805,7 +2997,7 @@
               <w:pStyle w:val="ListParagraph"/>
               <w:numPr>
                 <w:ilvl w:val="0"/>
-                <w:numId w:val="2"/>
+                <w:numId w:val="3"/>
               </w:numPr>
               <w:spacing w:after="40"/>
             </w:pPr>
@@ -2814,7 +3006,7 @@
                 <w:sz w:val="17"/>
                 <w:szCs w:val="17"/>
               </w:rPr>
-              <w:t>A screen capture of the toolbox interface with the threshold exposed as a parameter, showing the input and output parameters (2)</w:t>
+              <w:t xml:space="preserve">A screen capture of the toolbox interface with the threshold exposed as a parameter, showing the input and output parameters (2)</w:t>
             </w:r>
           </w:p>
           <w:p>
@@ -2822,7 +3014,7 @@
               <w:pStyle w:val="ListParagraph"/>
               <w:numPr>
                 <w:ilvl w:val="0"/>
-                <w:numId w:val="2"/>
+                <w:numId w:val="3"/>
               </w:numPr>
               <w:spacing w:after="40"/>
             </w:pPr>
@@ -2831,18 +3023,18 @@
                 <w:sz w:val="17"/>
                 <w:szCs w:val="17"/>
               </w:rPr>
-              <w:t>A description of the model a reader could repeat from: each tool, its settings, and every input, intermediate and output dataset with its type; for each input, the satellite and band, acquisition date, cloud cover and source (2)</w:t>
-            </w:r>
-          </w:p>
-        </w:tc>
-        <w:tc>
-          <w:tcPr>
-            <w:tcW w:w="915" w:type="dxa"/>
-            <w:tcMar>
-              <w:top w:w="90" w:type="dxa"/>
-              <w:left w:w="120" w:type="dxa"/>
-              <w:bottom w:w="90" w:type="dxa"/>
-              <w:right w:w="120" w:type="dxa"/>
+              <w:t xml:space="preserve">A description of the model a reader could repeat from: each tool, its settings, and every input, intermediate and output dataset with its type; for each input, the satellite and band, acquisition date, cloud cover and source (2)</w:t>
+            </w:r>
+          </w:p>
+        </w:tc>
+        <w:tc>
+          <w:tcPr>
+            <w:tcW w:type="dxa" w:w="900"/>
+            <w:tcMar>
+              <w:top w:type="dxa" w:w="90"/>
+              <w:left w:type="dxa" w:w="120"/>
+              <w:bottom w:type="dxa" w:w="90"/>
+              <w:right w:type="dxa" w:w="120"/>
             </w:tcMar>
           </w:tcPr>
           <w:p>
@@ -2851,21 +3043,23 @@
             </w:pPr>
             <w:r>
               <w:rPr>
-                <w:sz w:val="19"/>
-                <w:szCs w:val="19"/>
-              </w:rPr>
-              <w:t>/10</w:t>
-            </w:r>
-          </w:p>
-        </w:tc>
-        <w:tc>
-          <w:tcPr>
-            <w:tcW w:w="1181" w:type="dxa"/>
-            <w:tcMar>
-              <w:top w:w="90" w:type="dxa"/>
-              <w:left w:w="120" w:type="dxa"/>
-              <w:bottom w:w="90" w:type="dxa"/>
-              <w:right w:w="120" w:type="dxa"/>
+                <w:b w:val="false"/>
+                <w:bCs w:val="false"/>
+                <w:sz w:val="19"/>
+                <w:szCs w:val="19"/>
+              </w:rPr>
+              <w:t xml:space="preserve">10</w:t>
+            </w:r>
+          </w:p>
+        </w:tc>
+        <w:tc>
+          <w:tcPr>
+            <w:tcW w:type="dxa" w:w="1260"/>
+            <w:tcMar>
+              <w:top w:type="dxa" w:w="90"/>
+              <w:left w:type="dxa" w:w="120"/>
+              <w:bottom w:type="dxa" w:w="90"/>
+              <w:right w:type="dxa" w:w="120"/>
             </w:tcMar>
           </w:tcPr>
           <w:p>
@@ -2874,32 +3068,29 @@
             </w:pPr>
             <w:r>
               <w:rPr>
-                <w:sz w:val="19"/>
-                <w:szCs w:val="19"/>
-              </w:rPr>
-              <w:t xml:space="preserve"> </w:t>
+                <w:b w:val="false"/>
+                <w:bCs w:val="false"/>
+                <w:sz w:val="19"/>
+                <w:szCs w:val="19"/>
+                <w:highlight w:val="yellow"/>
+              </w:rPr>
+              <w:t xml:space="preserve">___ / 10</w:t>
             </w:r>
           </w:p>
         </w:tc>
       </w:tr>
       <w:tr>
-        <w:tblPrEx>
-          <w:tblCellMar>
-            <w:top w:w="0" w:type="dxa"/>
-            <w:bottom w:w="0" w:type="dxa"/>
-          </w:tblCellMar>
-        </w:tblPrEx>
         <w:trPr>
           <w:cantSplit/>
         </w:trPr>
         <w:tc>
           <w:tcPr>
-            <w:tcW w:w="7015" w:type="dxa"/>
-            <w:tcMar>
-              <w:top w:w="90" w:type="dxa"/>
-              <w:left w:w="120" w:type="dxa"/>
-              <w:bottom w:w="90" w:type="dxa"/>
-              <w:right w:w="120" w:type="dxa"/>
+            <w:tcW w:type="dxa" w:w="7200"/>
+            <w:tcMar>
+              <w:top w:type="dxa" w:w="90"/>
+              <w:left w:type="dxa" w:w="120"/>
+              <w:bottom w:type="dxa" w:w="90"/>
+              <w:right w:type="dxa" w:w="120"/>
             </w:tcMar>
           </w:tcPr>
           <w:p>
@@ -2913,7 +3104,7 @@
                 <w:sz w:val="19"/>
                 <w:szCs w:val="19"/>
               </w:rPr>
-              <w:t>Map 1 — your baseline (full page, 8.5 × 11)</w:t>
+              <w:t xml:space="preserve">Map 1 — your baseline (full page, 8.5 × 11)</w:t>
             </w:r>
           </w:p>
           <w:p>
@@ -2921,7 +3112,7 @@
               <w:pStyle w:val="ListParagraph"/>
               <w:numPr>
                 <w:ilvl w:val="0"/>
-                <w:numId w:val="2"/>
+                <w:numId w:val="3"/>
               </w:numPr>
               <w:spacing w:after="40"/>
             </w:pPr>
@@ -2930,7 +3121,7 @@
                 <w:sz w:val="17"/>
                 <w:szCs w:val="17"/>
               </w:rPr>
-              <w:t>Title stating the threshold used (1)</w:t>
+              <w:t xml:space="preserve">Title stating the threshold used (1)</w:t>
             </w:r>
           </w:p>
           <w:p>
@@ -2938,7 +3129,7 @@
               <w:pStyle w:val="ListParagraph"/>
               <w:numPr>
                 <w:ilvl w:val="0"/>
-                <w:numId w:val="2"/>
+                <w:numId w:val="3"/>
               </w:numPr>
               <w:spacing w:after="40"/>
             </w:pPr>
@@ -2947,7 +3138,7 @@
                 <w:sz w:val="17"/>
                 <w:szCs w:val="17"/>
               </w:rPr>
-              <w:t>Neat line, north arrow and scale bar (1)</w:t>
+              <w:t xml:space="preserve">Neat line, north arrow and scale bar (1)</w:t>
             </w:r>
           </w:p>
           <w:p>
@@ -2955,7 +3146,7 @@
               <w:pStyle w:val="ListParagraph"/>
               <w:numPr>
                 <w:ilvl w:val="0"/>
-                <w:numId w:val="2"/>
+                <w:numId w:val="3"/>
               </w:numPr>
               <w:spacing w:after="40"/>
             </w:pPr>
@@ -2964,7 +3155,7 @@
                 <w:sz w:val="17"/>
                 <w:szCs w:val="17"/>
               </w:rPr>
-              <w:t>Text box with author, date, map projection, and the satellite, scene and acquisition date (1)</w:t>
+              <w:t xml:space="preserve">Text box with author, date, map projection, and the satellite, scene and acquisition date (1)</w:t>
             </w:r>
           </w:p>
           <w:p>
@@ -2972,7 +3163,7 @@
               <w:pStyle w:val="ListParagraph"/>
               <w:numPr>
                 <w:ilvl w:val="0"/>
-                <w:numId w:val="2"/>
+                <w:numId w:val="3"/>
               </w:numPr>
               <w:spacing w:after="40"/>
             </w:pPr>
@@ -2981,7 +3172,7 @@
                 <w:sz w:val="17"/>
                 <w:szCs w:val="17"/>
               </w:rPr>
-              <w:t>The classified raster, irrigated versus non-irrigated land clearly symbolized, with a legend (2)</w:t>
+              <w:t xml:space="preserve">The classified raster, irrigated versus non-irrigated land clearly symbolized, with a legend (2)</w:t>
             </w:r>
           </w:p>
           <w:p>
@@ -2989,7 +3180,7 @@
               <w:pStyle w:val="ListParagraph"/>
               <w:numPr>
                 <w:ilvl w:val="0"/>
-                <w:numId w:val="2"/>
+                <w:numId w:val="3"/>
               </w:numPr>
               <w:spacing w:after="40"/>
             </w:pPr>
@@ -2998,7 +3189,7 @@
                 <w:sz w:val="17"/>
                 <w:szCs w:val="17"/>
               </w:rPr>
-              <w:t>County polygon and a few labeled cities or towns (1)</w:t>
+              <w:t xml:space="preserve">County polygon and a few labeled cities or towns (1)</w:t>
             </w:r>
           </w:p>
           <w:p>
@@ -3006,7 +3197,7 @@
               <w:pStyle w:val="ListParagraph"/>
               <w:numPr>
                 <w:ilvl w:val="0"/>
-                <w:numId w:val="2"/>
+                <w:numId w:val="3"/>
               </w:numPr>
               <w:spacing w:after="40"/>
             </w:pPr>
@@ -3015,7 +3206,7 @@
                 <w:sz w:val="17"/>
                 <w:szCs w:val="17"/>
               </w:rPr>
-              <w:t>An inset of the center-pivot area (2)</w:t>
+              <w:t xml:space="preserve">An inset of the center-pivot area (2)</w:t>
             </w:r>
           </w:p>
           <w:p>
@@ -3023,7 +3214,7 @@
               <w:pStyle w:val="ListParagraph"/>
               <w:numPr>
                 <w:ilvl w:val="0"/>
-                <w:numId w:val="2"/>
+                <w:numId w:val="3"/>
               </w:numPr>
               <w:spacing w:after="40"/>
             </w:pPr>
@@ -3032,18 +3223,18 @@
                 <w:sz w:val="17"/>
                 <w:szCs w:val="17"/>
               </w:rPr>
-              <w:t>Basemap visible, zoomed to an appropriate scale, and all text legible when printed (2)</w:t>
-            </w:r>
-          </w:p>
-        </w:tc>
-        <w:tc>
-          <w:tcPr>
-            <w:tcW w:w="915" w:type="dxa"/>
-            <w:tcMar>
-              <w:top w:w="90" w:type="dxa"/>
-              <w:left w:w="120" w:type="dxa"/>
-              <w:bottom w:w="90" w:type="dxa"/>
-              <w:right w:w="120" w:type="dxa"/>
+              <w:t xml:space="preserve">Basemap visible, zoomed to an appropriate scale, and all text legible when printed (2)</w:t>
+            </w:r>
+          </w:p>
+        </w:tc>
+        <w:tc>
+          <w:tcPr>
+            <w:tcW w:type="dxa" w:w="900"/>
+            <w:tcMar>
+              <w:top w:type="dxa" w:w="90"/>
+              <w:left w:type="dxa" w:w="120"/>
+              <w:bottom w:type="dxa" w:w="90"/>
+              <w:right w:type="dxa" w:w="120"/>
             </w:tcMar>
           </w:tcPr>
           <w:p>
@@ -3052,21 +3243,23 @@
             </w:pPr>
             <w:r>
               <w:rPr>
-                <w:sz w:val="19"/>
-                <w:szCs w:val="19"/>
-              </w:rPr>
-              <w:t>/10</w:t>
-            </w:r>
-          </w:p>
-        </w:tc>
-        <w:tc>
-          <w:tcPr>
-            <w:tcW w:w="1181" w:type="dxa"/>
-            <w:tcMar>
-              <w:top w:w="90" w:type="dxa"/>
-              <w:left w:w="120" w:type="dxa"/>
-              <w:bottom w:w="90" w:type="dxa"/>
-              <w:right w:w="120" w:type="dxa"/>
+                <w:b w:val="false"/>
+                <w:bCs w:val="false"/>
+                <w:sz w:val="19"/>
+                <w:szCs w:val="19"/>
+              </w:rPr>
+              <w:t xml:space="preserve">10</w:t>
+            </w:r>
+          </w:p>
+        </w:tc>
+        <w:tc>
+          <w:tcPr>
+            <w:tcW w:type="dxa" w:w="1260"/>
+            <w:tcMar>
+              <w:top w:type="dxa" w:w="90"/>
+              <w:left w:type="dxa" w:w="120"/>
+              <w:bottom w:type="dxa" w:w="90"/>
+              <w:right w:type="dxa" w:w="120"/>
             </w:tcMar>
           </w:tcPr>
           <w:p>
@@ -3075,32 +3268,29 @@
             </w:pPr>
             <w:r>
               <w:rPr>
-                <w:sz w:val="19"/>
-                <w:szCs w:val="19"/>
-              </w:rPr>
-              <w:t xml:space="preserve"> </w:t>
+                <w:b w:val="false"/>
+                <w:bCs w:val="false"/>
+                <w:sz w:val="19"/>
+                <w:szCs w:val="19"/>
+                <w:highlight w:val="yellow"/>
+              </w:rPr>
+              <w:t xml:space="preserve">___ / 10</w:t>
             </w:r>
           </w:p>
         </w:tc>
       </w:tr>
       <w:tr>
-        <w:tblPrEx>
-          <w:tblCellMar>
-            <w:top w:w="0" w:type="dxa"/>
-            <w:bottom w:w="0" w:type="dxa"/>
-          </w:tblCellMar>
-        </w:tblPrEx>
         <w:trPr>
           <w:cantSplit/>
         </w:trPr>
         <w:tc>
           <w:tcPr>
-            <w:tcW w:w="7015" w:type="dxa"/>
-            <w:tcMar>
-              <w:top w:w="90" w:type="dxa"/>
-              <w:left w:w="120" w:type="dxa"/>
-              <w:bottom w:w="90" w:type="dxa"/>
-              <w:right w:w="120" w:type="dxa"/>
+            <w:tcW w:type="dxa" w:w="7200"/>
+            <w:tcMar>
+              <w:top w:type="dxa" w:w="90"/>
+              <w:left w:type="dxa" w:w="120"/>
+              <w:bottom w:type="dxa" w:w="90"/>
+              <w:right w:type="dxa" w:w="120"/>
             </w:tcMar>
           </w:tcPr>
           <w:p>
@@ -3114,8 +3304,7 @@
                 <w:sz w:val="19"/>
                 <w:szCs w:val="19"/>
               </w:rPr>
-              <w:lastRenderedPageBreak/>
-              <w:t>Map 2 — one Step 6 scenario (full page, 8.5 × 11)</w:t>
+              <w:t xml:space="preserve">Map 2 — one Step 6 scenario (full page, 8.5 × 11)</w:t>
             </w:r>
           </w:p>
           <w:p>
@@ -3123,7 +3312,7 @@
               <w:pStyle w:val="ListParagraph"/>
               <w:numPr>
                 <w:ilvl w:val="0"/>
-                <w:numId w:val="2"/>
+                <w:numId w:val="3"/>
               </w:numPr>
               <w:spacing w:after="40"/>
             </w:pPr>
@@ -3132,7 +3321,7 @@
                 <w:sz w:val="17"/>
                 <w:szCs w:val="17"/>
               </w:rPr>
-              <w:t>Title stating the threshold used (1)</w:t>
+              <w:t xml:space="preserve">Title stating the threshold used (1)</w:t>
             </w:r>
           </w:p>
           <w:p>
@@ -3140,7 +3329,7 @@
               <w:pStyle w:val="ListParagraph"/>
               <w:numPr>
                 <w:ilvl w:val="0"/>
-                <w:numId w:val="2"/>
+                <w:numId w:val="3"/>
               </w:numPr>
               <w:spacing w:after="40"/>
             </w:pPr>
@@ -3149,7 +3338,7 @@
                 <w:sz w:val="17"/>
                 <w:szCs w:val="17"/>
               </w:rPr>
-              <w:t>Neat line, north arrow and scale bar (1)</w:t>
+              <w:t xml:space="preserve">Neat line, north arrow and scale bar (1)</w:t>
             </w:r>
           </w:p>
           <w:p>
@@ -3157,7 +3346,7 @@
               <w:pStyle w:val="ListParagraph"/>
               <w:numPr>
                 <w:ilvl w:val="0"/>
-                <w:numId w:val="2"/>
+                <w:numId w:val="3"/>
               </w:numPr>
               <w:spacing w:after="40"/>
             </w:pPr>
@@ -3166,7 +3355,7 @@
                 <w:sz w:val="17"/>
                 <w:szCs w:val="17"/>
               </w:rPr>
-              <w:t>Text box with author, date, map projection, and the satellite, scene and acquisition date (1)</w:t>
+              <w:t xml:space="preserve">Text box with author, date, map projection, and the satellite, scene and acquisition date (1)</w:t>
             </w:r>
           </w:p>
           <w:p>
@@ -3174,7 +3363,7 @@
               <w:pStyle w:val="ListParagraph"/>
               <w:numPr>
                 <w:ilvl w:val="0"/>
-                <w:numId w:val="2"/>
+                <w:numId w:val="3"/>
               </w:numPr>
               <w:spacing w:after="40"/>
             </w:pPr>
@@ -3183,7 +3372,7 @@
                 <w:sz w:val="17"/>
                 <w:szCs w:val="17"/>
               </w:rPr>
-              <w:t>The classified raster, irrigated versus non-irrigated land clearly symbolized, with a legend (2)</w:t>
+              <w:t xml:space="preserve">The classified raster, irrigated versus non-irrigated land clearly symbolized, with a legend (2)</w:t>
             </w:r>
           </w:p>
           <w:p>
@@ -3191,7 +3380,7 @@
               <w:pStyle w:val="ListParagraph"/>
               <w:numPr>
                 <w:ilvl w:val="0"/>
-                <w:numId w:val="2"/>
+                <w:numId w:val="3"/>
               </w:numPr>
               <w:spacing w:after="40"/>
             </w:pPr>
@@ -3200,7 +3389,7 @@
                 <w:sz w:val="17"/>
                 <w:szCs w:val="17"/>
               </w:rPr>
-              <w:t>County polygon and a few labeled cities or towns (1)</w:t>
+              <w:t xml:space="preserve">County polygon and a few labeled cities or towns (1)</w:t>
             </w:r>
           </w:p>
           <w:p>
@@ -3208,7 +3397,7 @@
               <w:pStyle w:val="ListParagraph"/>
               <w:numPr>
                 <w:ilvl w:val="0"/>
-                <w:numId w:val="2"/>
+                <w:numId w:val="3"/>
               </w:numPr>
               <w:spacing w:after="40"/>
             </w:pPr>
@@ -3217,7 +3406,7 @@
                 <w:sz w:val="17"/>
                 <w:szCs w:val="17"/>
               </w:rPr>
-              <w:t>Basemap visible, zoomed to an appropriate scale, and all text legible when printed (2)</w:t>
+              <w:t xml:space="preserve">Basemap visible, zoomed to an appropriate scale, and all text legible when printed (2)</w:t>
             </w:r>
           </w:p>
           <w:p>
@@ -3225,7 +3414,7 @@
               <w:pStyle w:val="ListParagraph"/>
               <w:numPr>
                 <w:ilvl w:val="0"/>
-                <w:numId w:val="2"/>
+                <w:numId w:val="3"/>
               </w:numPr>
               <w:spacing w:after="40"/>
             </w:pPr>
@@ -3234,18 +3423,18 @@
                 <w:sz w:val="17"/>
                 <w:szCs w:val="17"/>
               </w:rPr>
-              <w:t>The title and text box say what the threshold was changed to and why you chose this run to show (2)</w:t>
-            </w:r>
-          </w:p>
-        </w:tc>
-        <w:tc>
-          <w:tcPr>
-            <w:tcW w:w="915" w:type="dxa"/>
-            <w:tcMar>
-              <w:top w:w="90" w:type="dxa"/>
-              <w:left w:w="120" w:type="dxa"/>
-              <w:bottom w:w="90" w:type="dxa"/>
-              <w:right w:w="120" w:type="dxa"/>
+              <w:t xml:space="preserve">The title and text box say what the threshold was changed to and why you chose this run to show (2)</w:t>
+            </w:r>
+          </w:p>
+        </w:tc>
+        <w:tc>
+          <w:tcPr>
+            <w:tcW w:type="dxa" w:w="900"/>
+            <w:tcMar>
+              <w:top w:type="dxa" w:w="90"/>
+              <w:left w:type="dxa" w:w="120"/>
+              <w:bottom w:type="dxa" w:w="90"/>
+              <w:right w:type="dxa" w:w="120"/>
             </w:tcMar>
           </w:tcPr>
           <w:p>
@@ -3254,21 +3443,23 @@
             </w:pPr>
             <w:r>
               <w:rPr>
-                <w:sz w:val="19"/>
-                <w:szCs w:val="19"/>
-              </w:rPr>
-              <w:t>/10</w:t>
-            </w:r>
-          </w:p>
-        </w:tc>
-        <w:tc>
-          <w:tcPr>
-            <w:tcW w:w="1181" w:type="dxa"/>
-            <w:tcMar>
-              <w:top w:w="90" w:type="dxa"/>
-              <w:left w:w="120" w:type="dxa"/>
-              <w:bottom w:w="90" w:type="dxa"/>
-              <w:right w:w="120" w:type="dxa"/>
+                <w:b w:val="false"/>
+                <w:bCs w:val="false"/>
+                <w:sz w:val="19"/>
+                <w:szCs w:val="19"/>
+              </w:rPr>
+              <w:t xml:space="preserve">10</w:t>
+            </w:r>
+          </w:p>
+        </w:tc>
+        <w:tc>
+          <w:tcPr>
+            <w:tcW w:type="dxa" w:w="1260"/>
+            <w:tcMar>
+              <w:top w:type="dxa" w:w="90"/>
+              <w:left w:type="dxa" w:w="120"/>
+              <w:bottom w:type="dxa" w:w="90"/>
+              <w:right w:type="dxa" w:w="120"/>
             </w:tcMar>
           </w:tcPr>
           <w:p>
@@ -3277,32 +3468,29 @@
             </w:pPr>
             <w:r>
               <w:rPr>
-                <w:sz w:val="19"/>
-                <w:szCs w:val="19"/>
-              </w:rPr>
-              <w:t xml:space="preserve"> </w:t>
+                <w:b w:val="false"/>
+                <w:bCs w:val="false"/>
+                <w:sz w:val="19"/>
+                <w:szCs w:val="19"/>
+                <w:highlight w:val="yellow"/>
+              </w:rPr>
+              <w:t xml:space="preserve">___ / 10</w:t>
             </w:r>
           </w:p>
         </w:tc>
       </w:tr>
       <w:tr>
-        <w:tblPrEx>
-          <w:tblCellMar>
-            <w:top w:w="0" w:type="dxa"/>
-            <w:bottom w:w="0" w:type="dxa"/>
-          </w:tblCellMar>
-        </w:tblPrEx>
         <w:trPr>
           <w:cantSplit/>
         </w:trPr>
         <w:tc>
           <w:tcPr>
-            <w:tcW w:w="7015" w:type="dxa"/>
-            <w:tcMar>
-              <w:top w:w="90" w:type="dxa"/>
-              <w:left w:w="120" w:type="dxa"/>
-              <w:bottom w:w="90" w:type="dxa"/>
-              <w:right w:w="120" w:type="dxa"/>
+            <w:tcW w:type="dxa" w:w="7200"/>
+            <w:tcMar>
+              <w:top w:type="dxa" w:w="90"/>
+              <w:left w:type="dxa" w:w="120"/>
+              <w:bottom w:type="dxa" w:w="90"/>
+              <w:right w:type="dxa" w:w="120"/>
             </w:tcMar>
           </w:tcPr>
           <w:p>
@@ -3316,7 +3504,7 @@
                 <w:sz w:val="19"/>
                 <w:szCs w:val="19"/>
               </w:rPr>
-              <w:t>Threshold sensitivity (Step 6)</w:t>
+              <w:t xml:space="preserve">Threshold sensitivity (Step 6)</w:t>
             </w:r>
           </w:p>
           <w:p>
@@ -3324,7 +3512,7 @@
               <w:pStyle w:val="ListParagraph"/>
               <w:numPr>
                 <w:ilvl w:val="0"/>
-                <w:numId w:val="2"/>
+                <w:numId w:val="3"/>
               </w:numPr>
               <w:spacing w:after="40"/>
             </w:pPr>
@@ -3333,7 +3521,7 @@
                 <w:sz w:val="17"/>
                 <w:szCs w:val="17"/>
               </w:rPr>
-              <w:t>A table of at least three additional runs, giving the threshold, the cells in class 1 and the area for each (4)</w:t>
+              <w:t xml:space="preserve">A table of at least three additional runs, giving the threshold, the cells in class 1 and the area for each (4)</w:t>
             </w:r>
           </w:p>
           <w:p>
@@ -3341,7 +3529,7 @@
               <w:pStyle w:val="ListParagraph"/>
               <w:numPr>
                 <w:ilvl w:val="0"/>
-                <w:numId w:val="2"/>
+                <w:numId w:val="3"/>
               </w:numPr>
               <w:spacing w:after="40"/>
             </w:pPr>
@@ -3350,7 +3538,7 @@
                 <w:sz w:val="17"/>
                 <w:szCs w:val="17"/>
               </w:rPr>
-              <w:t>Which threshold best matches fields you can verify, supported by NDVI values you read (2)</w:t>
+              <w:t xml:space="preserve">Which threshold best matches fields you can verify, supported by NDVI values you read (2)</w:t>
             </w:r>
           </w:p>
           <w:p>
@@ -3358,7 +3546,7 @@
               <w:pStyle w:val="ListParagraph"/>
               <w:numPr>
                 <w:ilvl w:val="0"/>
-                <w:numId w:val="2"/>
+                <w:numId w:val="3"/>
               </w:numPr>
               <w:spacing w:after="40"/>
             </w:pPr>
@@ -3367,7 +3555,7 @@
                 <w:sz w:val="17"/>
                 <w:szCs w:val="17"/>
               </w:rPr>
-              <w:t>Where the forest drops out and what drops out with it (2)</w:t>
+              <w:t xml:space="preserve">Where the forest drops out and what drops out with it (2)</w:t>
             </w:r>
           </w:p>
           <w:p>
@@ -3375,7 +3563,7 @@
               <w:pStyle w:val="ListParagraph"/>
               <w:numPr>
                 <w:ilvl w:val="0"/>
-                <w:numId w:val="2"/>
+                <w:numId w:val="3"/>
               </w:numPr>
               <w:spacing w:after="40"/>
             </w:pPr>
@@ -3384,18 +3572,18 @@
                 <w:sz w:val="17"/>
                 <w:szCs w:val="17"/>
               </w:rPr>
-              <w:t>Whether a single threshold is enough, and what you would add (2)</w:t>
-            </w:r>
-          </w:p>
-        </w:tc>
-        <w:tc>
-          <w:tcPr>
-            <w:tcW w:w="915" w:type="dxa"/>
-            <w:tcMar>
-              <w:top w:w="90" w:type="dxa"/>
-              <w:left w:w="120" w:type="dxa"/>
-              <w:bottom w:w="90" w:type="dxa"/>
-              <w:right w:w="120" w:type="dxa"/>
+              <w:t xml:space="preserve">Whether a single threshold is enough, and what you would add (2)</w:t>
+            </w:r>
+          </w:p>
+        </w:tc>
+        <w:tc>
+          <w:tcPr>
+            <w:tcW w:type="dxa" w:w="900"/>
+            <w:tcMar>
+              <w:top w:type="dxa" w:w="90"/>
+              <w:left w:type="dxa" w:w="120"/>
+              <w:bottom w:type="dxa" w:w="90"/>
+              <w:right w:type="dxa" w:w="120"/>
             </w:tcMar>
           </w:tcPr>
           <w:p>
@@ -3404,21 +3592,23 @@
             </w:pPr>
             <w:r>
               <w:rPr>
-                <w:sz w:val="19"/>
-                <w:szCs w:val="19"/>
-              </w:rPr>
-              <w:t>/10</w:t>
-            </w:r>
-          </w:p>
-        </w:tc>
-        <w:tc>
-          <w:tcPr>
-            <w:tcW w:w="1181" w:type="dxa"/>
-            <w:tcMar>
-              <w:top w:w="90" w:type="dxa"/>
-              <w:left w:w="120" w:type="dxa"/>
-              <w:bottom w:w="90" w:type="dxa"/>
-              <w:right w:w="120" w:type="dxa"/>
+                <w:b w:val="false"/>
+                <w:bCs w:val="false"/>
+                <w:sz w:val="19"/>
+                <w:szCs w:val="19"/>
+              </w:rPr>
+              <w:t xml:space="preserve">10</w:t>
+            </w:r>
+          </w:p>
+        </w:tc>
+        <w:tc>
+          <w:tcPr>
+            <w:tcW w:type="dxa" w:w="1260"/>
+            <w:tcMar>
+              <w:top w:type="dxa" w:w="90"/>
+              <w:left w:type="dxa" w:w="120"/>
+              <w:bottom w:type="dxa" w:w="90"/>
+              <w:right w:type="dxa" w:w="120"/>
             </w:tcMar>
           </w:tcPr>
           <w:p>
@@ -3427,33 +3617,30 @@
             </w:pPr>
             <w:r>
               <w:rPr>
-                <w:sz w:val="19"/>
-                <w:szCs w:val="19"/>
-              </w:rPr>
-              <w:t xml:space="preserve"> </w:t>
+                <w:b w:val="false"/>
+                <w:bCs w:val="false"/>
+                <w:sz w:val="19"/>
+                <w:szCs w:val="19"/>
+                <w:highlight w:val="yellow"/>
+              </w:rPr>
+              <w:t xml:space="preserve">___ / 10</w:t>
             </w:r>
           </w:p>
         </w:tc>
       </w:tr>
       <w:tr>
-        <w:tblPrEx>
-          <w:tblCellMar>
-            <w:top w:w="0" w:type="dxa"/>
-            <w:bottom w:w="0" w:type="dxa"/>
-          </w:tblCellMar>
-        </w:tblPrEx>
         <w:trPr>
           <w:cantSplit/>
         </w:trPr>
         <w:tc>
           <w:tcPr>
-            <w:tcW w:w="7015" w:type="dxa"/>
-            <w:shd w:val="clear" w:color="auto" w:fill="D9E2F3"/>
-            <w:tcMar>
-              <w:top w:w="90" w:type="dxa"/>
-              <w:left w:w="120" w:type="dxa"/>
-              <w:bottom w:w="90" w:type="dxa"/>
-              <w:right w:w="120" w:type="dxa"/>
+            <w:tcW w:type="dxa" w:w="7200"/>
+            <w:shd w:fill="D9E2F3" w:color="auto" w:val="clear"/>
+            <w:tcMar>
+              <w:top w:type="dxa" w:w="90"/>
+              <w:left w:type="dxa" w:w="120"/>
+              <w:bottom w:type="dxa" w:w="90"/>
+              <w:right w:type="dxa" w:w="120"/>
             </w:tcMar>
           </w:tcPr>
           <w:p>
@@ -3467,19 +3654,19 @@
                 <w:sz w:val="19"/>
                 <w:szCs w:val="19"/>
               </w:rPr>
-              <w:t>Total</w:t>
-            </w:r>
-          </w:p>
-        </w:tc>
-        <w:tc>
-          <w:tcPr>
-            <w:tcW w:w="915" w:type="dxa"/>
-            <w:shd w:val="clear" w:color="auto" w:fill="D9E2F3"/>
-            <w:tcMar>
-              <w:top w:w="90" w:type="dxa"/>
-              <w:left w:w="120" w:type="dxa"/>
-              <w:bottom w:w="90" w:type="dxa"/>
-              <w:right w:w="120" w:type="dxa"/>
+              <w:t xml:space="preserve">Total</w:t>
+            </w:r>
+          </w:p>
+        </w:tc>
+        <w:tc>
+          <w:tcPr>
+            <w:tcW w:type="dxa" w:w="900"/>
+            <w:shd w:fill="D9E2F3" w:color="auto" w:val="clear"/>
+            <w:tcMar>
+              <w:top w:type="dxa" w:w="90"/>
+              <w:left w:type="dxa" w:w="120"/>
+              <w:bottom w:type="dxa" w:w="90"/>
+              <w:right w:type="dxa" w:w="120"/>
             </w:tcMar>
           </w:tcPr>
           <w:p>
@@ -3493,19 +3680,19 @@
                 <w:sz w:val="19"/>
                 <w:szCs w:val="19"/>
               </w:rPr>
-              <w:t>/50</w:t>
-            </w:r>
-          </w:p>
-        </w:tc>
-        <w:tc>
-          <w:tcPr>
-            <w:tcW w:w="1181" w:type="dxa"/>
-            <w:shd w:val="clear" w:color="auto" w:fill="D9E2F3"/>
-            <w:tcMar>
-              <w:top w:w="90" w:type="dxa"/>
-              <w:left w:w="120" w:type="dxa"/>
-              <w:bottom w:w="90" w:type="dxa"/>
-              <w:right w:w="120" w:type="dxa"/>
+              <w:t xml:space="preserve">50</w:t>
+            </w:r>
+          </w:p>
+        </w:tc>
+        <w:tc>
+          <w:tcPr>
+            <w:tcW w:type="dxa" w:w="1260"/>
+            <w:shd w:fill="D9E2F3" w:color="auto" w:val="clear"/>
+            <w:tcMar>
+              <w:top w:type="dxa" w:w="90"/>
+              <w:left w:type="dxa" w:w="120"/>
+              <w:bottom w:type="dxa" w:w="90"/>
+              <w:right w:type="dxa" w:w="120"/>
             </w:tcMar>
           </w:tcPr>
           <w:p>
@@ -3514,32 +3701,29 @@
             </w:pPr>
             <w:r>
               <w:rPr>
-                <w:sz w:val="19"/>
-                <w:szCs w:val="19"/>
-              </w:rPr>
-              <w:t xml:space="preserve"> </w:t>
+                <w:b/>
+                <w:bCs/>
+                <w:sz w:val="19"/>
+                <w:szCs w:val="19"/>
+                <w:highlight w:val="yellow"/>
+              </w:rPr>
+              <w:t xml:space="preserve">___ / 50</w:t>
             </w:r>
           </w:p>
         </w:tc>
       </w:tr>
       <w:tr>
-        <w:tblPrEx>
-          <w:tblCellMar>
-            <w:top w:w="0" w:type="dxa"/>
-            <w:bottom w:w="0" w:type="dxa"/>
-          </w:tblCellMar>
-        </w:tblPrEx>
         <w:trPr>
           <w:cantSplit/>
         </w:trPr>
         <w:tc>
           <w:tcPr>
-            <w:tcW w:w="7015" w:type="dxa"/>
-            <w:tcMar>
-              <w:top w:w="90" w:type="dxa"/>
-              <w:left w:w="120" w:type="dxa"/>
-              <w:bottom w:w="90" w:type="dxa"/>
-              <w:right w:w="120" w:type="dxa"/>
+            <w:tcW w:type="dxa" w:w="7200"/>
+            <w:tcMar>
+              <w:top w:type="dxa" w:w="90"/>
+              <w:left w:type="dxa" w:w="120"/>
+              <w:bottom w:type="dxa" w:w="90"/>
+              <w:right w:type="dxa" w:w="120"/>
             </w:tcMar>
           </w:tcPr>
           <w:p>
@@ -3553,7 +3737,7 @@
                 <w:sz w:val="19"/>
                 <w:szCs w:val="19"/>
               </w:rPr>
-              <w:t>Extra credit — the Magic Valley extract (see Going further in the Data section)</w:t>
+              <w:t xml:space="preserve">Extra credit — the Magic Valley extract (see Going further in the Data section)</w:t>
             </w:r>
           </w:p>
           <w:p>
@@ -3561,7 +3745,7 @@
               <w:pStyle w:val="ListParagraph"/>
               <w:numPr>
                 <w:ilvl w:val="0"/>
-                <w:numId w:val="2"/>
+                <w:numId w:val="3"/>
               </w:numPr>
               <w:spacing w:after="40"/>
             </w:pPr>
@@ -3570,7 +3754,7 @@
                 <w:sz w:val="17"/>
                 <w:szCs w:val="17"/>
               </w:rPr>
-              <w:t>Your model run on the Magic Valley extract at your chosen threshold, with the cells and area of class 1 reported (1)</w:t>
+              <w:t xml:space="preserve">Your model run on the Magic Valley extract at your chosen threshold, with the cells and area of class 1 reported (1)</w:t>
             </w:r>
           </w:p>
           <w:p>
@@ -3578,7 +3762,7 @@
               <w:pStyle w:val="ListParagraph"/>
               <w:numPr>
                 <w:ilvl w:val="0"/>
-                <w:numId w:val="2"/>
+                <w:numId w:val="3"/>
               </w:numPr>
               <w:spacing w:after="40"/>
             </w:pPr>
@@ -3587,7 +3771,7 @@
                 <w:sz w:val="17"/>
                 <w:szCs w:val="17"/>
               </w:rPr>
-              <w:t>NDVI read at a pivot you can verify is irrigated and at ground you can verify is not, and whether your threshold sits between them (2)</w:t>
+              <w:t xml:space="preserve">NDVI read at a pivot you can verify is irrigated and at ground you can verify is not, and whether your threshold sits between them (2)</w:t>
             </w:r>
           </w:p>
           <w:p>
@@ -3595,7 +3779,7 @@
               <w:pStyle w:val="ListParagraph"/>
               <w:numPr>
                 <w:ilvl w:val="0"/>
-                <w:numId w:val="2"/>
+                <w:numId w:val="3"/>
               </w:numPr>
               <w:spacing w:after="40"/>
             </w:pPr>
@@ -3604,7 +3788,7 @@
                 <w:sz w:val="17"/>
                 <w:szCs w:val="17"/>
               </w:rPr>
-              <w:t>A map or figure of the result (1)</w:t>
+              <w:t xml:space="preserve">A map or figure of the result (1)</w:t>
             </w:r>
           </w:p>
           <w:p>
@@ -3612,7 +3796,7 @@
               <w:pStyle w:val="ListParagraph"/>
               <w:numPr>
                 <w:ilvl w:val="0"/>
-                <w:numId w:val="2"/>
+                <w:numId w:val="3"/>
               </w:numPr>
               <w:spacing w:after="40"/>
             </w:pPr>
@@ -3621,18 +3805,18 @@
                 <w:sz w:val="17"/>
                 <w:szCs w:val="17"/>
               </w:rPr>
-              <w:t>A paragraph: does your threshold transfer, and what in that landscape explains why or why not (1)</w:t>
-            </w:r>
-          </w:p>
-        </w:tc>
-        <w:tc>
-          <w:tcPr>
-            <w:tcW w:w="915" w:type="dxa"/>
-            <w:tcMar>
-              <w:top w:w="90" w:type="dxa"/>
-              <w:left w:w="120" w:type="dxa"/>
-              <w:bottom w:w="90" w:type="dxa"/>
-              <w:right w:w="120" w:type="dxa"/>
+              <w:t xml:space="preserve">A paragraph: does your threshold transfer, and what in that landscape explains why or why not (1)</w:t>
+            </w:r>
+          </w:p>
+        </w:tc>
+        <w:tc>
+          <w:tcPr>
+            <w:tcW w:type="dxa" w:w="900"/>
+            <w:tcMar>
+              <w:top w:type="dxa" w:w="90"/>
+              <w:left w:type="dxa" w:w="120"/>
+              <w:bottom w:type="dxa" w:w="90"/>
+              <w:right w:type="dxa" w:w="120"/>
             </w:tcMar>
           </w:tcPr>
           <w:p>
@@ -3641,21 +3825,23 @@
             </w:pPr>
             <w:r>
               <w:rPr>
-                <w:sz w:val="19"/>
-                <w:szCs w:val="19"/>
-              </w:rPr>
-              <w:t>up to +5</w:t>
-            </w:r>
-          </w:p>
-        </w:tc>
-        <w:tc>
-          <w:tcPr>
-            <w:tcW w:w="1181" w:type="dxa"/>
-            <w:tcMar>
-              <w:top w:w="90" w:type="dxa"/>
-              <w:left w:w="120" w:type="dxa"/>
-              <w:bottom w:w="90" w:type="dxa"/>
-              <w:right w:w="120" w:type="dxa"/>
+                <w:b w:val="false"/>
+                <w:bCs w:val="false"/>
+                <w:sz w:val="19"/>
+                <w:szCs w:val="19"/>
+              </w:rPr>
+              <w:t xml:space="preserve">up to +5</w:t>
+            </w:r>
+          </w:p>
+        </w:tc>
+        <w:tc>
+          <w:tcPr>
+            <w:tcW w:type="dxa" w:w="1260"/>
+            <w:tcMar>
+              <w:top w:type="dxa" w:w="90"/>
+              <w:left w:type="dxa" w:w="120"/>
+              <w:bottom w:type="dxa" w:w="90"/>
+              <w:right w:type="dxa" w:w="120"/>
             </w:tcMar>
           </w:tcPr>
           <w:p>
@@ -3664,33 +3850,191 @@
             </w:pPr>
             <w:r>
               <w:rPr>
-                <w:sz w:val="19"/>
-                <w:szCs w:val="19"/>
-              </w:rPr>
-              <w:t xml:space="preserve"> </w:t>
+                <w:b w:val="false"/>
+                <w:bCs w:val="false"/>
+                <w:sz w:val="19"/>
+                <w:szCs w:val="19"/>
+                <w:highlight w:val="yellow"/>
+              </w:rPr>
+              <w:t xml:space="preserve">___</w:t>
             </w:r>
           </w:p>
         </w:tc>
       </w:tr>
     </w:tbl>
-    <w:p/>
     <w:sectPr>
-      <w:pgSz w:w="12240" w:h="15840"/>
+      <w:pgSz w:w="12240" w:h="15840" w:orient="portrait"/>
       <w:pgMar w:top="1440" w:right="1440" w:bottom="1440" w:left="1440" w:header="708" w:footer="708" w:gutter="0"/>
-      <w:cols w:space="720"/>
+      <w:pgNumType/>
       <w:docGrid w:linePitch="360"/>
     </w:sectPr>
   </w:body>
 </w:document>
 </file>
 
+<file path=word/endnotes.xml><?xml version="1.0" encoding="utf-8"?>
+<w:endnotes xmlns:wpc="http://schemas.microsoft.com/office/word/2010/wordprocessingCanvas" xmlns:mc="http://schemas.openxmlformats.org/markup-compatibility/2006" xmlns:o="urn:schemas-microsoft-com:office:office" xmlns:r="http://schemas.openxmlformats.org/officeDocument/2006/relationships" xmlns:m="http://schemas.openxmlformats.org/officeDocument/2006/math" xmlns:v="urn:schemas-microsoft-com:vml" xmlns:wp14="http://schemas.microsoft.com/office/word/2010/wordprocessingDrawing" xmlns:wp="http://schemas.openxmlformats.org/drawingml/2006/wordprocessingDrawing" xmlns:w10="urn:schemas-microsoft-com:office:word" xmlns:w="http://schemas.openxmlformats.org/wordprocessingml/2006/main" xmlns:w14="http://schemas.microsoft.com/office/word/2010/wordml" xmlns:w15="http://schemas.microsoft.com/office/word/2012/wordml" xmlns:wpg="http://schemas.microsoft.com/office/word/2010/wordprocessingGroup" xmlns:wpi="http://schemas.microsoft.com/office/word/2010/wordprocessingInk" xmlns:wne="http://schemas.microsoft.com/office/word/2006/wordml" xmlns:wps="http://schemas.microsoft.com/office/word/2010/wordprocessingShape" mc:Ignorable="w14 w15 wp14">
+  <w:endnote w:type="separator" w:id="-1">
+    <w:p>
+      <w:pPr>
+        <w:spacing w:after="0" w:line="240" w:lineRule="auto"/>
+      </w:pPr>
+      <w:r>
+        <w:rPr>
+          <w:rStyle w:val="EndnoteReference"/>
+        </w:rPr>
+        <w:endnoteRef/>
+      </w:r>
+      <w:r>
+        <w:separator/>
+      </w:r>
+    </w:p>
+  </w:endnote>
+  <w:endnote w:type="continuationSeparator" w:id="0">
+    <w:p>
+      <w:pPr>
+        <w:spacing w:after="0" w:line="240" w:lineRule="auto"/>
+      </w:pPr>
+      <w:r>
+        <w:rPr>
+          <w:rStyle w:val="EndnoteReference"/>
+        </w:rPr>
+        <w:endnoteRef/>
+      </w:r>
+      <w:r>
+        <w:continuationSeparator/>
+      </w:r>
+    </w:p>
+  </w:endnote>
+</w:endnotes>
+</file>
+
+<file path=word/footnotes.xml><?xml version="1.0" encoding="utf-8"?>
+<w:footnotes xmlns:wpc="http://schemas.microsoft.com/office/word/2010/wordprocessingCanvas" xmlns:mc="http://schemas.openxmlformats.org/markup-compatibility/2006" xmlns:o="urn:schemas-microsoft-com:office:office" xmlns:r="http://schemas.openxmlformats.org/officeDocument/2006/relationships" xmlns:m="http://schemas.openxmlformats.org/officeDocument/2006/math" xmlns:v="urn:schemas-microsoft-com:vml" xmlns:wp14="http://schemas.microsoft.com/office/word/2010/wordprocessingDrawing" xmlns:wp="http://schemas.openxmlformats.org/drawingml/2006/wordprocessingDrawing" xmlns:w10="urn:schemas-microsoft-com:office:word" xmlns:w="http://schemas.openxmlformats.org/wordprocessingml/2006/main" xmlns:w14="http://schemas.microsoft.com/office/word/2010/wordml" xmlns:w15="http://schemas.microsoft.com/office/word/2012/wordml" xmlns:wpg="http://schemas.microsoft.com/office/word/2010/wordprocessingGroup" xmlns:wpi="http://schemas.microsoft.com/office/word/2010/wordprocessingInk" xmlns:wne="http://schemas.microsoft.com/office/word/2006/wordml" xmlns:wps="http://schemas.microsoft.com/office/word/2010/wordprocessingShape" mc:Ignorable="w14 w15 wp14">
+  <w:footnote w:type="separator" w:id="-1">
+    <w:p>
+      <w:pPr>
+        <w:spacing w:after="0" w:line="240" w:lineRule="auto"/>
+      </w:pPr>
+      <w:r>
+        <w:rPr>
+          <w:rStyle w:val="FootnoteReference"/>
+        </w:rPr>
+        <w:footnoteRef/>
+      </w:r>
+      <w:r>
+        <w:separator/>
+      </w:r>
+    </w:p>
+  </w:footnote>
+  <w:footnote w:type="continuationSeparator" w:id="0">
+    <w:p>
+      <w:pPr>
+        <w:spacing w:after="0" w:line="240" w:lineRule="auto"/>
+      </w:pPr>
+      <w:r>
+        <w:rPr>
+          <w:rStyle w:val="FootnoteReference"/>
+        </w:rPr>
+        <w:footnoteRef/>
+      </w:r>
+      <w:r>
+        <w:continuationSeparator/>
+      </w:r>
+    </w:p>
+  </w:footnote>
+</w:footnotes>
+</file>
+
 <file path=word/numbering.xml><?xml version="1.0" encoding="utf-8"?>
-<w:numbering xmlns:wpc="http://schemas.microsoft.com/office/word/2010/wordprocessingCanvas" xmlns:cx="http://schemas.microsoft.com/office/drawing/2014/chartex" xmlns:cx1="http://schemas.microsoft.com/office/drawing/2015/9/8/chartex" xmlns:cx2="http://schemas.microsoft.com/office/drawing/2015/10/21/chartex" xmlns:cx3="http://schemas.microsoft.com/office/drawing/2016/5/9/chartex" xmlns:cx4="http://schemas.microsoft.com/office/drawing/2016/5/10/chartex" xmlns:cx5="http://schemas.microsoft.com/office/drawing/2016/5/11/chartex" xmlns:cx6="http://schemas.microsoft.com/office/drawing/2016/5/12/chartex" xmlns:cx7="http://schemas.microsoft.com/office/drawing/2016/5/13/chartex" xmlns:cx8="http://schemas.microsoft.com/office/drawing/2016/5/14/chartex" xmlns:mc="http://schemas.openxmlformats.org/markup-compatibility/2006" xmlns:aink="http://schemas.microsoft.com/office/drawing/2016/ink" xmlns:am3d="http://schemas.microsoft.com/office/drawing/2017/model3d" xmlns:o="urn:schemas-microsoft-com:office:office" xmlns:oel="http://schemas.microsoft.com/office/2019/extlst" xmlns:r="http://schemas.openxmlformats.org/officeDocument/2006/relationships" xmlns:m="http://schemas.openxmlformats.org/officeDocument/2006/math" xmlns:v="urn:schemas-microsoft-com:vml" xmlns:wp14="http://schemas.microsoft.com/office/word/2010/wordprocessingDrawing" xmlns:wp="http://schemas.openxmlformats.org/drawingml/2006/wordprocessingDrawing" xmlns:w10="urn:schemas-microsoft-com:office:word" xmlns:w="http://schemas.openxmlformats.org/wordprocessingml/2006/main" xmlns:w14="http://schemas.microsoft.com/office/word/2010/wordml" xmlns:w15="http://schemas.microsoft.com/office/word/2012/wordml" xmlns:w16cex="http://schemas.microsoft.com/office/word/2018/wordml/cex" xmlns:w16cid="http://schemas.microsoft.com/office/word/2016/wordml/cid" xmlns:w16="http://schemas.microsoft.com/office/word/2018/wordml" xmlns:w16du="http://schemas.microsoft.com/office/word/2023/wordml/word16du" xmlns:w16sdtdh="http://schemas.microsoft.com/office/word/2020/wordml/sdtdatahash" xmlns:w16sdtfl="http://schemas.microsoft.com/office/word/2024/wordml/sdtformatlock" xmlns:w16se="http://schemas.microsoft.com/office/word/2015/wordml/symex" xmlns:wpg="http://schemas.microsoft.com/office/word/2010/wordprocessingGroup" xmlns:wpi="http://schemas.microsoft.com/office/word/2010/wordprocessingInk" xmlns:wne="http://schemas.microsoft.com/office/word/2006/wordml" xmlns:wps="http://schemas.microsoft.com/office/word/2010/wordprocessingShape" mc:Ignorable="w14 w15 w16se w16cid w16 w16cex w16sdtdh w16sdtfl w16du wp14">
-  <w:abstractNum w:abstractNumId="0" w15:restartNumberingAfterBreak="0">
-    <w:nsid w:val="1DDE129E"/>
+<w:numbering xmlns:wpc="http://schemas.microsoft.com/office/word/2010/wordprocessingCanvas" xmlns:mc="http://schemas.openxmlformats.org/markup-compatibility/2006" xmlns:o="urn:schemas-microsoft-com:office:office" xmlns:r="http://schemas.openxmlformats.org/officeDocument/2006/relationships" xmlns:m="http://schemas.openxmlformats.org/officeDocument/2006/math" xmlns:v="urn:schemas-microsoft-com:vml" xmlns:wp14="http://schemas.microsoft.com/office/word/2010/wordprocessingDrawing" xmlns:wp="http://schemas.openxmlformats.org/drawingml/2006/wordprocessingDrawing" xmlns:w10="urn:schemas-microsoft-com:office:word" xmlns:w="http://schemas.openxmlformats.org/wordprocessingml/2006/main" xmlns:w14="http://schemas.microsoft.com/office/word/2010/wordml" xmlns:w15="http://schemas.microsoft.com/office/word/2012/wordml" xmlns:wpg="http://schemas.microsoft.com/office/word/2010/wordprocessingGroup" xmlns:wpi="http://schemas.microsoft.com/office/word/2010/wordprocessingInk" xmlns:wne="http://schemas.microsoft.com/office/word/2006/wordml" xmlns:wps="http://schemas.microsoft.com/office/word/2010/wordprocessingShape" mc:Ignorable="w14 w15 wp14">
+  <w:abstractNum w:abstractNumId="1" w15:restartNumberingAfterBreak="0">
     <w:multiLevelType w:val="hybridMultilevel"/>
-    <w:tmpl w:val="E256AC2A"/>
-    <w:lvl w:ilvl="0" w:tplc="6088A6A8">
+    <w:lvl w:ilvl="0" w:tentative="1">
+      <w:start w:val="1"/>
+      <w:numFmt w:val="bullet"/>
+      <w:lvlText w:val="●"/>
+      <w:lvlJc w:val="left"/>
+      <w:pPr>
+        <w:ind w:left="720" w:hanging="360"/>
+      </w:pPr>
+    </w:lvl>
+    <w:lvl w:ilvl="1" w:tentative="1">
+      <w:start w:val="1"/>
+      <w:numFmt w:val="bullet"/>
+      <w:lvlText w:val="○"/>
+      <w:lvlJc w:val="left"/>
+      <w:pPr>
+        <w:ind w:left="1440" w:hanging="360"/>
+      </w:pPr>
+    </w:lvl>
+    <w:lvl w:ilvl="2" w:tentative="1">
+      <w:start w:val="1"/>
+      <w:numFmt w:val="bullet"/>
+      <w:lvlText w:val="■"/>
+      <w:lvlJc w:val="left"/>
+      <w:pPr>
+        <w:ind w:left="2160" w:hanging="360"/>
+      </w:pPr>
+    </w:lvl>
+    <w:lvl w:ilvl="3" w:tentative="1">
+      <w:start w:val="1"/>
+      <w:numFmt w:val="bullet"/>
+      <w:lvlText w:val="●"/>
+      <w:lvlJc w:val="left"/>
+      <w:pPr>
+        <w:ind w:left="2880" w:hanging="360"/>
+      </w:pPr>
+    </w:lvl>
+    <w:lvl w:ilvl="4" w:tentative="1">
+      <w:start w:val="1"/>
+      <w:numFmt w:val="bullet"/>
+      <w:lvlText w:val="○"/>
+      <w:lvlJc w:val="left"/>
+      <w:pPr>
+        <w:ind w:left="3600" w:hanging="360"/>
+      </w:pPr>
+    </w:lvl>
+    <w:lvl w:ilvl="5" w:tentative="1">
+      <w:start w:val="1"/>
+      <w:numFmt w:val="bullet"/>
+      <w:lvlText w:val="■"/>
+      <w:lvlJc w:val="left"/>
+      <w:pPr>
+        <w:ind w:left="4320" w:hanging="360"/>
+      </w:pPr>
+    </w:lvl>
+    <w:lvl w:ilvl="6" w:tentative="1">
+      <w:start w:val="1"/>
+      <w:numFmt w:val="bullet"/>
+      <w:lvlText w:val="●"/>
+      <w:lvlJc w:val="left"/>
+      <w:pPr>
+        <w:ind w:left="5040" w:hanging="360"/>
+      </w:pPr>
+    </w:lvl>
+    <w:lvl w:ilvl="7" w:tentative="1">
+      <w:start w:val="1"/>
+      <w:numFmt w:val="bullet"/>
+      <w:lvlText w:val="●"/>
+      <w:lvlJc w:val="left"/>
+      <w:pPr>
+        <w:ind w:left="5760" w:hanging="360"/>
+      </w:pPr>
+    </w:lvl>
+    <w:lvl w:ilvl="8" w:tentative="1">
+      <w:start w:val="1"/>
+      <w:numFmt w:val="bullet"/>
+      <w:lvlText w:val="●"/>
+      <w:lvlJc w:val="left"/>
+      <w:pPr>
+        <w:ind w:left="6480" w:hanging="360"/>
+      </w:pPr>
+    </w:lvl>
+  </w:abstractNum>
+  <w:abstractNum w:abstractNumId="2" w15:restartNumberingAfterBreak="0">
+    <w:multiLevelType w:val="hybridMultilevel"/>
+    <w:lvl w:ilvl="0" w:tentative="1">
       <w:start w:val="1"/>
       <w:numFmt w:val="bullet"/>
       <w:lvlText w:val="•"/>
@@ -3699,141 +4043,33 @@
         <w:ind w:left="240" w:hanging="160"/>
       </w:pPr>
     </w:lvl>
-    <w:lvl w:ilvl="1" w:tplc="FF32BED4">
-      <w:numFmt w:val="decimal"/>
-      <w:lvlText w:val=""/>
+  </w:abstractNum>
+  <w:abstractNum w:abstractNumId="3" w15:restartNumberingAfterBreak="0">
+    <w:multiLevelType w:val="hybridMultilevel"/>
+    <w:lvl w:ilvl="0" w:tentative="1">
+      <w:start w:val="1"/>
+      <w:numFmt w:val="bullet"/>
+      <w:lvlText w:val="☐"/>
       <w:lvlJc w:val="left"/>
-    </w:lvl>
-    <w:lvl w:ilvl="2" w:tplc="586A3572">
-      <w:numFmt w:val="decimal"/>
-      <w:lvlText w:val=""/>
-      <w:lvlJc w:val="left"/>
-    </w:lvl>
-    <w:lvl w:ilvl="3" w:tplc="A0A6A6F2">
-      <w:numFmt w:val="decimal"/>
-      <w:lvlText w:val=""/>
-      <w:lvlJc w:val="left"/>
-    </w:lvl>
-    <w:lvl w:ilvl="4" w:tplc="FD0A1822">
-      <w:numFmt w:val="decimal"/>
-      <w:lvlText w:val=""/>
-      <w:lvlJc w:val="left"/>
-    </w:lvl>
-    <w:lvl w:ilvl="5" w:tplc="43F45FF4">
-      <w:numFmt w:val="decimal"/>
-      <w:lvlText w:val=""/>
-      <w:lvlJc w:val="left"/>
-    </w:lvl>
-    <w:lvl w:ilvl="6" w:tplc="9D381A54">
-      <w:numFmt w:val="decimal"/>
-      <w:lvlText w:val=""/>
-      <w:lvlJc w:val="left"/>
-    </w:lvl>
-    <w:lvl w:ilvl="7" w:tplc="5F7ED684">
-      <w:numFmt w:val="decimal"/>
-      <w:lvlText w:val=""/>
-      <w:lvlJc w:val="left"/>
-    </w:lvl>
-    <w:lvl w:ilvl="8" w:tplc="44D4CEC8">
-      <w:numFmt w:val="decimal"/>
-      <w:lvlText w:val=""/>
-      <w:lvlJc w:val="left"/>
+      <w:pPr>
+        <w:ind w:left="360" w:hanging="280"/>
+      </w:pPr>
     </w:lvl>
   </w:abstractNum>
-  <w:abstractNum w:abstractNumId="1" w15:restartNumberingAfterBreak="0">
-    <w:nsid w:val="3EA20630"/>
-    <w:multiLevelType w:val="hybridMultilevel"/>
-    <w:tmpl w:val="058289F0"/>
-    <w:lvl w:ilvl="0" w:tplc="5AAA8032" w:tentative="1">
-      <w:start w:val="1"/>
-      <w:numFmt w:val="bullet"/>
-      <w:lvlText w:val="●"/>
-      <w:lvlJc w:val="left"/>
-      <w:pPr>
-        <w:ind w:left="720" w:hanging="360"/>
-      </w:pPr>
-    </w:lvl>
-    <w:lvl w:ilvl="1" w:tplc="6220F532" w:tentative="1">
-      <w:start w:val="1"/>
-      <w:numFmt w:val="bullet"/>
-      <w:lvlText w:val="○"/>
-      <w:lvlJc w:val="left"/>
-      <w:pPr>
-        <w:ind w:left="1440" w:hanging="360"/>
-      </w:pPr>
-    </w:lvl>
-    <w:lvl w:ilvl="2" w:tplc="3C1A293C" w:tentative="1">
-      <w:start w:val="1"/>
-      <w:numFmt w:val="bullet"/>
-      <w:lvlText w:val="■"/>
-      <w:lvlJc w:val="left"/>
-      <w:pPr>
-        <w:ind w:left="2160" w:hanging="360"/>
-      </w:pPr>
-    </w:lvl>
-    <w:lvl w:ilvl="3" w:tplc="4D3C8E16" w:tentative="1">
-      <w:start w:val="1"/>
-      <w:numFmt w:val="bullet"/>
-      <w:lvlText w:val="●"/>
-      <w:lvlJc w:val="left"/>
-      <w:pPr>
-        <w:ind w:left="2880" w:hanging="360"/>
-      </w:pPr>
-    </w:lvl>
-    <w:lvl w:ilvl="4" w:tplc="46CECA4C" w:tentative="1">
-      <w:start w:val="1"/>
-      <w:numFmt w:val="bullet"/>
-      <w:lvlText w:val="○"/>
-      <w:lvlJc w:val="left"/>
-      <w:pPr>
-        <w:ind w:left="3600" w:hanging="360"/>
-      </w:pPr>
-    </w:lvl>
-    <w:lvl w:ilvl="5" w:tplc="7ACA1B30" w:tentative="1">
-      <w:start w:val="1"/>
-      <w:numFmt w:val="bullet"/>
-      <w:lvlText w:val="■"/>
-      <w:lvlJc w:val="left"/>
-      <w:pPr>
-        <w:ind w:left="4320" w:hanging="360"/>
-      </w:pPr>
-    </w:lvl>
-    <w:lvl w:ilvl="6" w:tplc="7F6AACB0" w:tentative="1">
-      <w:start w:val="1"/>
-      <w:numFmt w:val="bullet"/>
-      <w:lvlText w:val="●"/>
-      <w:lvlJc w:val="left"/>
-      <w:pPr>
-        <w:ind w:left="5040" w:hanging="360"/>
-      </w:pPr>
-    </w:lvl>
-    <w:lvl w:ilvl="7" w:tplc="53FEBFAE" w:tentative="1">
-      <w:start w:val="1"/>
-      <w:numFmt w:val="bullet"/>
-      <w:lvlText w:val="●"/>
-      <w:lvlJc w:val="left"/>
-      <w:pPr>
-        <w:ind w:left="5760" w:hanging="360"/>
-      </w:pPr>
-    </w:lvl>
-    <w:lvl w:ilvl="8" w:tplc="21FC11E4" w:tentative="1">
-      <w:start w:val="1"/>
-      <w:numFmt w:val="bullet"/>
-      <w:lvlText w:val="●"/>
-      <w:lvlJc w:val="left"/>
-      <w:pPr>
-        <w:ind w:left="6480" w:hanging="360"/>
-      </w:pPr>
-    </w:lvl>
-  </w:abstractNum>
-  <w:num w:numId="1" w16cid:durableId="1436830817">
+  <w:num w:numId="1">
     <w:abstractNumId w:val="1"/>
     <w:lvlOverride w:ilvl="0">
       <w:startOverride w:val="1"/>
     </w:lvlOverride>
   </w:num>
-  <w:num w:numId="2" w16cid:durableId="2014456008">
-    <w:abstractNumId w:val="0"/>
+  <w:num w:numId="2">
+    <w:abstractNumId w:val="3"/>
+    <w:lvlOverride w:ilvl="0">
+      <w:startOverride w:val="1"/>
+    </w:lvlOverride>
+  </w:num>
+  <w:num w:numId="3">
+    <w:abstractNumId w:val="2"/>
     <w:lvlOverride w:ilvl="0">
       <w:startOverride w:val="1"/>
     </w:lvlOverride>
@@ -3842,416 +4078,46 @@
 </file>
 
 <file path=word/styles.xml><?xml version="1.0" encoding="utf-8"?>
-<w:styles xmlns:mc="http://schemas.openxmlformats.org/markup-compatibility/2006" xmlns:r="http://schemas.openxmlformats.org/officeDocument/2006/relationships" xmlns:w="http://schemas.openxmlformats.org/wordprocessingml/2006/main" xmlns:w14="http://schemas.microsoft.com/office/word/2010/wordml" xmlns:w15="http://schemas.microsoft.com/office/word/2012/wordml" xmlns:w16cex="http://schemas.microsoft.com/office/word/2018/wordml/cex" xmlns:w16cid="http://schemas.microsoft.com/office/word/2016/wordml/cid" xmlns:w16="http://schemas.microsoft.com/office/word/2018/wordml" xmlns:w16du="http://schemas.microsoft.com/office/word/2023/wordml/word16du" xmlns:w16sdtdh="http://schemas.microsoft.com/office/word/2020/wordml/sdtdatahash" xmlns:w16sdtfl="http://schemas.microsoft.com/office/word/2024/wordml/sdtformatlock" xmlns:w16se="http://schemas.microsoft.com/office/word/2015/wordml/symex" mc:Ignorable="w14 w15 w16se w16cid w16 w16cex w16sdtdh w16sdtfl w16du">
+<w:styles xmlns:mc="http://schemas.openxmlformats.org/markup-compatibility/2006" xmlns:r="http://schemas.openxmlformats.org/officeDocument/2006/relationships" xmlns:w="http://schemas.openxmlformats.org/wordprocessingml/2006/main" xmlns:w14="http://schemas.microsoft.com/office/word/2010/wordml" xmlns:w15="http://schemas.microsoft.com/office/word/2012/wordml" mc:Ignorable="w14 w15">
   <w:docDefaults>
     <w:rPrDefault>
       <w:rPr>
-        <w:rFonts w:ascii="Calibri" w:eastAsia="Calibri" w:hAnsi="Calibri" w:cs="Calibri"/>
+        <w:rFonts w:ascii="Calibri" w:cs="Calibri" w:eastAsia="Calibri" w:hAnsi="Calibri"/>
         <w:color w:val="000000"/>
         <w:sz w:val="22"/>
         <w:szCs w:val="22"/>
-        <w:lang w:val="en-US" w:eastAsia="en-US" w:bidi="ar-SA"/>
       </w:rPr>
     </w:rPrDefault>
     <w:pPrDefault>
       <w:pPr>
-        <w:spacing w:after="140" w:line="276" w:lineRule="auto"/>
+        <w:spacing w:after="140" w:line="276"/>
       </w:pPr>
     </w:pPrDefault>
   </w:docDefaults>
-  <w:latentStyles w:defLockedState="0" w:defUIPriority="99" w:defSemiHidden="0" w:defUnhideWhenUsed="0" w:defQFormat="0" w:count="376">
-    <w:lsdException w:name="Normal" w:uiPriority="0" w:qFormat="1"/>
-    <w:lsdException w:name="heading 1" w:uiPriority="9" w:qFormat="1"/>
-    <w:lsdException w:name="heading 2" w:semiHidden="1" w:uiPriority="9" w:unhideWhenUsed="1" w:qFormat="1"/>
-    <w:lsdException w:name="heading 3" w:semiHidden="1" w:uiPriority="9" w:unhideWhenUsed="1" w:qFormat="1"/>
-    <w:lsdException w:name="heading 4" w:semiHidden="1" w:uiPriority="9" w:unhideWhenUsed="1" w:qFormat="1"/>
-    <w:lsdException w:name="heading 5" w:semiHidden="1" w:uiPriority="9" w:unhideWhenUsed="1" w:qFormat="1"/>
-    <w:lsdException w:name="heading 6" w:semiHidden="1" w:uiPriority="9" w:unhideWhenUsed="1" w:qFormat="1"/>
-    <w:lsdException w:name="heading 7" w:semiHidden="1" w:uiPriority="9" w:unhideWhenUsed="1" w:qFormat="1"/>
-    <w:lsdException w:name="heading 8" w:semiHidden="1" w:uiPriority="9" w:unhideWhenUsed="1" w:qFormat="1"/>
-    <w:lsdException w:name="heading 9" w:semiHidden="1" w:uiPriority="9" w:unhideWhenUsed="1" w:qFormat="1"/>
-    <w:lsdException w:name="index 1" w:semiHidden="1" w:unhideWhenUsed="1"/>
-    <w:lsdException w:name="index 2" w:semiHidden="1" w:unhideWhenUsed="1"/>
-    <w:lsdException w:name="index 3" w:semiHidden="1" w:unhideWhenUsed="1"/>
-    <w:lsdException w:name="index 4" w:semiHidden="1" w:unhideWhenUsed="1"/>
-    <w:lsdException w:name="index 5" w:semiHidden="1" w:unhideWhenUsed="1"/>
-    <w:lsdException w:name="index 6" w:semiHidden="1" w:unhideWhenUsed="1"/>
-    <w:lsdException w:name="index 7" w:semiHidden="1" w:unhideWhenUsed="1"/>
-    <w:lsdException w:name="index 8" w:semiHidden="1" w:unhideWhenUsed="1"/>
-    <w:lsdException w:name="index 9" w:semiHidden="1" w:unhideWhenUsed="1"/>
-    <w:lsdException w:name="toc 1" w:semiHidden="1" w:uiPriority="39" w:unhideWhenUsed="1"/>
-    <w:lsdException w:name="toc 2" w:semiHidden="1" w:uiPriority="39" w:unhideWhenUsed="1"/>
-    <w:lsdException w:name="toc 3" w:semiHidden="1" w:uiPriority="39" w:unhideWhenUsed="1"/>
-    <w:lsdException w:name="toc 4" w:semiHidden="1" w:uiPriority="39" w:unhideWhenUsed="1"/>
-    <w:lsdException w:name="toc 5" w:semiHidden="1" w:uiPriority="39" w:unhideWhenUsed="1"/>
-    <w:lsdException w:name="toc 6" w:semiHidden="1" w:uiPriority="39" w:unhideWhenUsed="1"/>
-    <w:lsdException w:name="toc 7" w:semiHidden="1" w:uiPriority="39" w:unhideWhenUsed="1"/>
-    <w:lsdException w:name="toc 8" w:semiHidden="1" w:uiPriority="39" w:unhideWhenUsed="1"/>
-    <w:lsdException w:name="toc 9" w:semiHidden="1" w:uiPriority="39" w:unhideWhenUsed="1"/>
-    <w:lsdException w:name="Normal Indent" w:semiHidden="1" w:unhideWhenUsed="1"/>
-    <w:lsdException w:name="footnote text" w:semiHidden="1" w:unhideWhenUsed="1"/>
-    <w:lsdException w:name="annotation text" w:semiHidden="1" w:unhideWhenUsed="1"/>
-    <w:lsdException w:name="header" w:semiHidden="1" w:unhideWhenUsed="1"/>
-    <w:lsdException w:name="footer" w:semiHidden="1" w:unhideWhenUsed="1"/>
-    <w:lsdException w:name="index heading" w:semiHidden="1" w:unhideWhenUsed="1"/>
-    <w:lsdException w:name="caption" w:semiHidden="1" w:uiPriority="35" w:unhideWhenUsed="1" w:qFormat="1"/>
-    <w:lsdException w:name="table of figures" w:semiHidden="1" w:unhideWhenUsed="1"/>
-    <w:lsdException w:name="envelope address" w:semiHidden="1" w:unhideWhenUsed="1"/>
-    <w:lsdException w:name="envelope return" w:semiHidden="1" w:unhideWhenUsed="1"/>
-    <w:lsdException w:name="footnote reference" w:semiHidden="1" w:unhideWhenUsed="1"/>
-    <w:lsdException w:name="annotation reference" w:semiHidden="1" w:unhideWhenUsed="1"/>
-    <w:lsdException w:name="line number" w:semiHidden="1" w:unhideWhenUsed="1"/>
-    <w:lsdException w:name="page number" w:semiHidden="1" w:unhideWhenUsed="1"/>
-    <w:lsdException w:name="endnote reference" w:semiHidden="1" w:unhideWhenUsed="1"/>
-    <w:lsdException w:name="endnote text" w:semiHidden="1" w:unhideWhenUsed="1"/>
-    <w:lsdException w:name="table of authorities" w:semiHidden="1" w:unhideWhenUsed="1"/>
-    <w:lsdException w:name="macro" w:semiHidden="1" w:unhideWhenUsed="1"/>
-    <w:lsdException w:name="toa heading" w:semiHidden="1" w:unhideWhenUsed="1"/>
-    <w:lsdException w:name="List" w:semiHidden="1" w:unhideWhenUsed="1"/>
-    <w:lsdException w:name="List Bullet" w:semiHidden="1" w:unhideWhenUsed="1"/>
-    <w:lsdException w:name="List Number" w:semiHidden="1" w:unhideWhenUsed="1"/>
-    <w:lsdException w:name="List 2" w:semiHidden="1" w:unhideWhenUsed="1"/>
-    <w:lsdException w:name="List 3" w:semiHidden="1" w:unhideWhenUsed="1"/>
-    <w:lsdException w:name="List 4" w:semiHidden="1" w:unhideWhenUsed="1"/>
-    <w:lsdException w:name="List 5" w:semiHidden="1" w:unhideWhenUsed="1"/>
-    <w:lsdException w:name="List Bullet 2" w:semiHidden="1" w:unhideWhenUsed="1"/>
-    <w:lsdException w:name="List Bullet 3" w:semiHidden="1" w:unhideWhenUsed="1"/>
-    <w:lsdException w:name="List Bullet 4" w:semiHidden="1" w:unhideWhenUsed="1"/>
-    <w:lsdException w:name="List Bullet 5" w:semiHidden="1" w:unhideWhenUsed="1"/>
-    <w:lsdException w:name="List Number 2" w:semiHidden="1" w:unhideWhenUsed="1"/>
-    <w:lsdException w:name="List Number 3" w:semiHidden="1" w:unhideWhenUsed="1"/>
-    <w:lsdException w:name="List Number 4" w:semiHidden="1" w:unhideWhenUsed="1"/>
-    <w:lsdException w:name="List Number 5" w:semiHidden="1" w:unhideWhenUsed="1"/>
-    <w:lsdException w:name="Title" w:uiPriority="10" w:qFormat="1"/>
-    <w:lsdException w:name="Closing" w:semiHidden="1" w:unhideWhenUsed="1"/>
-    <w:lsdException w:name="Signature" w:semiHidden="1" w:unhideWhenUsed="1"/>
-    <w:lsdException w:name="Default Paragraph Font" w:semiHidden="1" w:uiPriority="1" w:unhideWhenUsed="1"/>
-    <w:lsdException w:name="Body Text" w:semiHidden="1" w:unhideWhenUsed="1"/>
-    <w:lsdException w:name="Body Text Indent" w:semiHidden="1" w:unhideWhenUsed="1"/>
-    <w:lsdException w:name="List Continue" w:semiHidden="1" w:unhideWhenUsed="1"/>
-    <w:lsdException w:name="List Continue 2" w:semiHidden="1" w:unhideWhenUsed="1"/>
-    <w:lsdException w:name="List Continue 3" w:semiHidden="1" w:unhideWhenUsed="1"/>
-    <w:lsdException w:name="List Continue 4" w:semiHidden="1" w:unhideWhenUsed="1"/>
-    <w:lsdException w:name="List Continue 5" w:semiHidden="1" w:unhideWhenUsed="1"/>
-    <w:lsdException w:name="Message Header" w:semiHidden="1" w:unhideWhenUsed="1"/>
-    <w:lsdException w:name="Subtitle" w:uiPriority="11" w:qFormat="1"/>
-    <w:lsdException w:name="Salutation" w:semiHidden="1" w:unhideWhenUsed="1"/>
-    <w:lsdException w:name="Date" w:semiHidden="1" w:unhideWhenUsed="1"/>
-    <w:lsdException w:name="Body Text First Indent" w:semiHidden="1" w:unhideWhenUsed="1"/>
-    <w:lsdException w:name="Body Text First Indent 2" w:semiHidden="1" w:unhideWhenUsed="1"/>
-    <w:lsdException w:name="Note Heading" w:semiHidden="1" w:unhideWhenUsed="1"/>
-    <w:lsdException w:name="Body Text 2" w:semiHidden="1" w:unhideWhenUsed="1"/>
-    <w:lsdException w:name="Body Text 3" w:semiHidden="1" w:unhideWhenUsed="1"/>
-    <w:lsdException w:name="Body Text Indent 2" w:semiHidden="1" w:unhideWhenUsed="1"/>
-    <w:lsdException w:name="Body Text Indent 3" w:semiHidden="1" w:unhideWhenUsed="1"/>
-    <w:lsdException w:name="Block Text" w:semiHidden="1" w:unhideWhenUsed="1"/>
-    <w:lsdException w:name="Hyperlink" w:semiHidden="1" w:unhideWhenUsed="1"/>
-    <w:lsdException w:name="FollowedHyperlink" w:semiHidden="1" w:unhideWhenUsed="1"/>
-    <w:lsdException w:name="Strong" w:uiPriority="22" w:qFormat="1"/>
-    <w:lsdException w:name="Emphasis" w:uiPriority="20" w:qFormat="1"/>
-    <w:lsdException w:name="Document Map" w:semiHidden="1" w:unhideWhenUsed="1"/>
-    <w:lsdException w:name="Plain Text" w:semiHidden="1" w:unhideWhenUsed="1"/>
-    <w:lsdException w:name="E-mail Signature" w:semiHidden="1" w:unhideWhenUsed="1"/>
-    <w:lsdException w:name="HTML Top of Form" w:semiHidden="1" w:unhideWhenUsed="1"/>
-    <w:lsdException w:name="HTML Bottom of Form" w:semiHidden="1" w:unhideWhenUsed="1"/>
-    <w:lsdException w:name="Normal (Web)" w:semiHidden="1" w:unhideWhenUsed="1"/>
-    <w:lsdException w:name="HTML Acronym" w:semiHidden="1" w:unhideWhenUsed="1"/>
-    <w:lsdException w:name="HTML Address" w:semiHidden="1" w:unhideWhenUsed="1"/>
-    <w:lsdException w:name="HTML Cite" w:semiHidden="1" w:unhideWhenUsed="1"/>
-    <w:lsdException w:name="HTML Code" w:semiHidden="1" w:unhideWhenUsed="1"/>
-    <w:lsdException w:name="HTML Definition" w:semiHidden="1" w:unhideWhenUsed="1"/>
-    <w:lsdException w:name="HTML Keyboard" w:semiHidden="1" w:unhideWhenUsed="1"/>
-    <w:lsdException w:name="HTML Preformatted" w:semiHidden="1" w:unhideWhenUsed="1"/>
-    <w:lsdException w:name="HTML Sample" w:semiHidden="1" w:unhideWhenUsed="1"/>
-    <w:lsdException w:name="HTML Typewriter" w:semiHidden="1" w:unhideWhenUsed="1"/>
-    <w:lsdException w:name="HTML Variable" w:semiHidden="1" w:unhideWhenUsed="1"/>
-    <w:lsdException w:name="Normal Table" w:semiHidden="1" w:unhideWhenUsed="1"/>
-    <w:lsdException w:name="annotation subject" w:semiHidden="1" w:unhideWhenUsed="1"/>
-    <w:lsdException w:name="No List" w:semiHidden="1" w:unhideWhenUsed="1"/>
-    <w:lsdException w:name="Outline List 1" w:semiHidden="1" w:unhideWhenUsed="1"/>
-    <w:lsdException w:name="Outline List 2" w:semiHidden="1" w:unhideWhenUsed="1"/>
-    <w:lsdException w:name="Outline List 3" w:semiHidden="1" w:unhideWhenUsed="1"/>
-    <w:lsdException w:name="Table Simple 1" w:semiHidden="1" w:unhideWhenUsed="1"/>
-    <w:lsdException w:name="Table Simple 2" w:semiHidden="1" w:unhideWhenUsed="1"/>
-    <w:lsdException w:name="Table Simple 3" w:semiHidden="1" w:unhideWhenUsed="1"/>
-    <w:lsdException w:name="Table Classic 1" w:semiHidden="1" w:unhideWhenUsed="1"/>
-    <w:lsdException w:name="Table Classic 2" w:semiHidden="1" w:unhideWhenUsed="1"/>
-    <w:lsdException w:name="Table Classic 3" w:semiHidden="1" w:unhideWhenUsed="1"/>
-    <w:lsdException w:name="Table Classic 4" w:semiHidden="1" w:unhideWhenUsed="1"/>
-    <w:lsdException w:name="Table Colorful 1" w:semiHidden="1" w:unhideWhenUsed="1"/>
-    <w:lsdException w:name="Table Colorful 2" w:semiHidden="1" w:unhideWhenUsed="1"/>
-    <w:lsdException w:name="Table Colorful 3" w:semiHidden="1" w:unhideWhenUsed="1"/>
-    <w:lsdException w:name="Table Columns 1" w:semiHidden="1" w:unhideWhenUsed="1"/>
-    <w:lsdException w:name="Table Columns 2" w:semiHidden="1" w:unhideWhenUsed="1"/>
-    <w:lsdException w:name="Table Columns 3" w:semiHidden="1" w:unhideWhenUsed="1"/>
-    <w:lsdException w:name="Table Columns 4" w:semiHidden="1" w:unhideWhenUsed="1"/>
-    <w:lsdException w:name="Table Columns 5" w:semiHidden="1" w:unhideWhenUsed="1"/>
-    <w:lsdException w:name="Table Grid 1" w:semiHidden="1" w:unhideWhenUsed="1"/>
-    <w:lsdException w:name="Table Grid 2" w:semiHidden="1" w:unhideWhenUsed="1"/>
-    <w:lsdException w:name="Table Grid 3" w:semiHidden="1" w:unhideWhenUsed="1"/>
-    <w:lsdException w:name="Table Grid 4" w:semiHidden="1" w:unhideWhenUsed="1"/>
-    <w:lsdException w:name="Table Grid 5" w:semiHidden="1" w:unhideWhenUsed="1"/>
-    <w:lsdException w:name="Table Grid 6" w:semiHidden="1" w:unhideWhenUsed="1"/>
-    <w:lsdException w:name="Table Grid 7" w:semiHidden="1" w:unhideWhenUsed="1"/>
-    <w:lsdException w:name="Table Grid 8" w:semiHidden="1" w:unhideWhenUsed="1"/>
-    <w:lsdException w:name="Table List 1" w:semiHidden="1" w:unhideWhenUsed="1"/>
-    <w:lsdException w:name="Table List 2" w:semiHidden="1" w:unhideWhenUsed="1"/>
-    <w:lsdException w:name="Table List 3" w:semiHidden="1" w:unhideWhenUsed="1"/>
-    <w:lsdException w:name="Table List 4" w:semiHidden="1" w:unhideWhenUsed="1"/>
-    <w:lsdException w:name="Table List 5" w:semiHidden="1" w:unhideWhenUsed="1"/>
-    <w:lsdException w:name="Table List 6" w:semiHidden="1" w:unhideWhenUsed="1"/>
-    <w:lsdException w:name="Table List 7" w:semiHidden="1" w:unhideWhenUsed="1"/>
-    <w:lsdException w:name="Table List 8" w:semiHidden="1" w:unhideWhenUsed="1"/>
-    <w:lsdException w:name="Table 3D effects 1" w:semiHidden="1" w:unhideWhenUsed="1"/>
-    <w:lsdException w:name="Table 3D effects 2" w:semiHidden="1" w:unhideWhenUsed="1"/>
-    <w:lsdException w:name="Table 3D effects 3" w:semiHidden="1" w:unhideWhenUsed="1"/>
-    <w:lsdException w:name="Table Contemporary" w:semiHidden="1" w:unhideWhenUsed="1"/>
-    <w:lsdException w:name="Table Elegant" w:semiHidden="1" w:unhideWhenUsed="1"/>
-    <w:lsdException w:name="Table Professional" w:semiHidden="1" w:unhideWhenUsed="1"/>
-    <w:lsdException w:name="Table Subtle 1" w:semiHidden="1" w:unhideWhenUsed="1"/>
-    <w:lsdException w:name="Table Subtle 2" w:semiHidden="1" w:unhideWhenUsed="1"/>
-    <w:lsdException w:name="Table Web 1" w:semiHidden="1" w:unhideWhenUsed="1"/>
-    <w:lsdException w:name="Table Web 2" w:semiHidden="1" w:unhideWhenUsed="1"/>
-    <w:lsdException w:name="Table Web 3" w:semiHidden="1" w:unhideWhenUsed="1"/>
-    <w:lsdException w:name="Balloon Text" w:semiHidden="1" w:unhideWhenUsed="1"/>
-    <w:lsdException w:name="Table Grid" w:uiPriority="39"/>
-    <w:lsdException w:name="Table Theme" w:semiHidden="1" w:unhideWhenUsed="1"/>
-    <w:lsdException w:name="Placeholder Text" w:semiHidden="1"/>
-    <w:lsdException w:name="No Spacing" w:uiPriority="1" w:qFormat="1"/>
-    <w:lsdException w:name="Light Shading" w:uiPriority="60"/>
-    <w:lsdException w:name="Light List" w:uiPriority="61"/>
-    <w:lsdException w:name="Light Grid" w:uiPriority="62"/>
-    <w:lsdException w:name="Medium Shading 1" w:uiPriority="63"/>
-    <w:lsdException w:name="Medium Shading 2" w:uiPriority="64"/>
-    <w:lsdException w:name="Medium List 1" w:uiPriority="65"/>
-    <w:lsdException w:name="Medium List 2" w:uiPriority="66"/>
-    <w:lsdException w:name="Medium Grid 1" w:uiPriority="67"/>
-    <w:lsdException w:name="Medium Grid 2" w:uiPriority="68"/>
-    <w:lsdException w:name="Medium Grid 3" w:uiPriority="69"/>
-    <w:lsdException w:name="Dark List" w:uiPriority="70"/>
-    <w:lsdException w:name="Colorful Shading" w:uiPriority="71"/>
-    <w:lsdException w:name="Colorful List" w:uiPriority="72"/>
-    <w:lsdException w:name="Colorful Grid" w:uiPriority="73"/>
-    <w:lsdException w:name="Light Shading Accent 1" w:uiPriority="60"/>
-    <w:lsdException w:name="Light List Accent 1" w:uiPriority="61"/>
-    <w:lsdException w:name="Light Grid Accent 1" w:uiPriority="62"/>
-    <w:lsdException w:name="Medium Shading 1 Accent 1" w:uiPriority="63"/>
-    <w:lsdException w:name="Medium Shading 2 Accent 1" w:uiPriority="64"/>
-    <w:lsdException w:name="Medium List 1 Accent 1" w:uiPriority="65"/>
-    <w:lsdException w:name="Revision" w:semiHidden="1"/>
-    <w:lsdException w:name="List Paragraph" w:uiPriority="34" w:qFormat="1"/>
-    <w:lsdException w:name="Quote" w:uiPriority="29" w:qFormat="1"/>
-    <w:lsdException w:name="Intense Quote" w:uiPriority="30" w:qFormat="1"/>
-    <w:lsdException w:name="Medium List 2 Accent 1" w:uiPriority="66"/>
-    <w:lsdException w:name="Medium Grid 1 Accent 1" w:uiPriority="67"/>
-    <w:lsdException w:name="Medium Grid 2 Accent 1" w:uiPriority="68"/>
-    <w:lsdException w:name="Medium Grid 3 Accent 1" w:uiPriority="69"/>
-    <w:lsdException w:name="Dark List Accent 1" w:uiPriority="70"/>
-    <w:lsdException w:name="Colorful Shading Accent 1" w:uiPriority="71"/>
-    <w:lsdException w:name="Colorful List Accent 1" w:uiPriority="72"/>
-    <w:lsdException w:name="Colorful Grid Accent 1" w:uiPriority="73"/>
-    <w:lsdException w:name="Light Shading Accent 2" w:uiPriority="60"/>
-    <w:lsdException w:name="Light List Accent 2" w:uiPriority="61"/>
-    <w:lsdException w:name="Light Grid Accent 2" w:uiPriority="62"/>
-    <w:lsdException w:name="Medium Shading 1 Accent 2" w:uiPriority="63"/>
-    <w:lsdException w:name="Medium Shading 2 Accent 2" w:uiPriority="64"/>
-    <w:lsdException w:name="Medium List 1 Accent 2" w:uiPriority="65"/>
-    <w:lsdException w:name="Medium List 2 Accent 2" w:uiPriority="66"/>
-    <w:lsdException w:name="Medium Grid 1 Accent 2" w:uiPriority="67"/>
-    <w:lsdException w:name="Medium Grid 2 Accent 2" w:uiPriority="68"/>
-    <w:lsdException w:name="Medium Grid 3 Accent 2" w:uiPriority="69"/>
-    <w:lsdException w:name="Dark List Accent 2" w:uiPriority="70"/>
-    <w:lsdException w:name="Colorful Shading Accent 2" w:uiPriority="71"/>
-    <w:lsdException w:name="Colorful List Accent 2" w:uiPriority="72"/>
-    <w:lsdException w:name="Colorful Grid Accent 2" w:uiPriority="73"/>
-    <w:lsdException w:name="Light Shading Accent 3" w:uiPriority="60"/>
-    <w:lsdException w:name="Light List Accent 3" w:uiPriority="61"/>
-    <w:lsdException w:name="Light Grid Accent 3" w:uiPriority="62"/>
-    <w:lsdException w:name="Medium Shading 1 Accent 3" w:uiPriority="63"/>
-    <w:lsdException w:name="Medium Shading 2 Accent 3" w:uiPriority="64"/>
-    <w:lsdException w:name="Medium List 1 Accent 3" w:uiPriority="65"/>
-    <w:lsdException w:name="Medium List 2 Accent 3" w:uiPriority="66"/>
-    <w:lsdException w:name="Medium Grid 1 Accent 3" w:uiPriority="67"/>
-    <w:lsdException w:name="Medium Grid 2 Accent 3" w:uiPriority="68"/>
-    <w:lsdException w:name="Medium Grid 3 Accent 3" w:uiPriority="69"/>
-    <w:lsdException w:name="Dark List Accent 3" w:uiPriority="70"/>
-    <w:lsdException w:name="Colorful Shading Accent 3" w:uiPriority="71"/>
-    <w:lsdException w:name="Colorful List Accent 3" w:uiPriority="72"/>
-    <w:lsdException w:name="Colorful Grid Accent 3" w:uiPriority="73"/>
-    <w:lsdException w:name="Light Shading Accent 4" w:uiPriority="60"/>
-    <w:lsdException w:name="Light List Accent 4" w:uiPriority="61"/>
-    <w:lsdException w:name="Light Grid Accent 4" w:uiPriority="62"/>
-    <w:lsdException w:name="Medium Shading 1 Accent 4" w:uiPriority="63"/>
-    <w:lsdException w:name="Medium Shading 2 Accent 4" w:uiPriority="64"/>
-    <w:lsdException w:name="Medium List 1 Accent 4" w:uiPriority="65"/>
-    <w:lsdException w:name="Medium List 2 Accent 4" w:uiPriority="66"/>
-    <w:lsdException w:name="Medium Grid 1 Accent 4" w:uiPriority="67"/>
-    <w:lsdException w:name="Medium Grid 2 Accent 4" w:uiPriority="68"/>
-    <w:lsdException w:name="Medium Grid 3 Accent 4" w:uiPriority="69"/>
-    <w:lsdException w:name="Dark List Accent 4" w:uiPriority="70"/>
-    <w:lsdException w:name="Colorful Shading Accent 4" w:uiPriority="71"/>
-    <w:lsdException w:name="Colorful List Accent 4" w:uiPriority="72"/>
-    <w:lsdException w:name="Colorful Grid Accent 4" w:uiPriority="73"/>
-    <w:lsdException w:name="Light Shading Accent 5" w:uiPriority="60"/>
-    <w:lsdException w:name="Light List Accent 5" w:uiPriority="61"/>
-    <w:lsdException w:name="Light Grid Accent 5" w:uiPriority="62"/>
-    <w:lsdException w:name="Medium Shading 1 Accent 5" w:uiPriority="63"/>
-    <w:lsdException w:name="Medium Shading 2 Accent 5" w:uiPriority="64"/>
-    <w:lsdException w:name="Medium List 1 Accent 5" w:uiPriority="65"/>
-    <w:lsdException w:name="Medium List 2 Accent 5" w:uiPriority="66"/>
-    <w:lsdException w:name="Medium Grid 1 Accent 5" w:uiPriority="67"/>
-    <w:lsdException w:name="Medium Grid 2 Accent 5" w:uiPriority="68"/>
-    <w:lsdException w:name="Medium Grid 3 Accent 5" w:uiPriority="69"/>
-    <w:lsdException w:name="Dark List Accent 5" w:uiPriority="70"/>
-    <w:lsdException w:name="Colorful Shading Accent 5" w:uiPriority="71"/>
-    <w:lsdException w:name="Colorful List Accent 5" w:uiPriority="72"/>
-    <w:lsdException w:name="Colorful Grid Accent 5" w:uiPriority="73"/>
-    <w:lsdException w:name="Light Shading Accent 6" w:uiPriority="60"/>
-    <w:lsdException w:name="Light List Accent 6" w:uiPriority="61"/>
-    <w:lsdException w:name="Light Grid Accent 6" w:uiPriority="62"/>
-    <w:lsdException w:name="Medium Shading 1 Accent 6" w:uiPriority="63"/>
-    <w:lsdException w:name="Medium Shading 2 Accent 6" w:uiPriority="64"/>
-    <w:lsdException w:name="Medium List 1 Accent 6" w:uiPriority="65"/>
-    <w:lsdException w:name="Medium List 2 Accent 6" w:uiPriority="66"/>
-    <w:lsdException w:name="Medium Grid 1 Accent 6" w:uiPriority="67"/>
-    <w:lsdException w:name="Medium Grid 2 Accent 6" w:uiPriority="68"/>
-    <w:lsdException w:name="Medium Grid 3 Accent 6" w:uiPriority="69"/>
-    <w:lsdException w:name="Dark List Accent 6" w:uiPriority="70"/>
-    <w:lsdException w:name="Colorful Shading Accent 6" w:uiPriority="71"/>
-    <w:lsdException w:name="Colorful List Accent 6" w:uiPriority="72"/>
-    <w:lsdException w:name="Colorful Grid Accent 6" w:uiPriority="73"/>
-    <w:lsdException w:name="Subtle Emphasis" w:uiPriority="19" w:qFormat="1"/>
-    <w:lsdException w:name="Intense Emphasis" w:uiPriority="21" w:qFormat="1"/>
-    <w:lsdException w:name="Subtle Reference" w:uiPriority="31" w:qFormat="1"/>
-    <w:lsdException w:name="Intense Reference" w:uiPriority="32" w:qFormat="1"/>
-    <w:lsdException w:name="Book Title" w:uiPriority="33" w:qFormat="1"/>
-    <w:lsdException w:name="Bibliography" w:semiHidden="1" w:uiPriority="37" w:unhideWhenUsed="1"/>
-    <w:lsdException w:name="TOC Heading" w:semiHidden="1" w:uiPriority="39" w:unhideWhenUsed="1" w:qFormat="1"/>
-    <w:lsdException w:name="Plain Table 1" w:uiPriority="41"/>
-    <w:lsdException w:name="Plain Table 2" w:uiPriority="42"/>
-    <w:lsdException w:name="Plain Table 3" w:uiPriority="43"/>
-    <w:lsdException w:name="Plain Table 4" w:uiPriority="44"/>
-    <w:lsdException w:name="Plain Table 5" w:uiPriority="45"/>
-    <w:lsdException w:name="Grid Table Light" w:uiPriority="40"/>
-    <w:lsdException w:name="Grid Table 1 Light" w:uiPriority="46"/>
-    <w:lsdException w:name="Grid Table 2" w:uiPriority="47"/>
-    <w:lsdException w:name="Grid Table 3" w:uiPriority="48"/>
-    <w:lsdException w:name="Grid Table 4" w:uiPriority="49"/>
-    <w:lsdException w:name="Grid Table 5 Dark" w:uiPriority="50"/>
-    <w:lsdException w:name="Grid Table 6 Colorful" w:uiPriority="51"/>
-    <w:lsdException w:name="Grid Table 7 Colorful" w:uiPriority="52"/>
-    <w:lsdException w:name="Grid Table 1 Light Accent 1" w:uiPriority="46"/>
-    <w:lsdException w:name="Grid Table 2 Accent 1" w:uiPriority="47"/>
-    <w:lsdException w:name="Grid Table 3 Accent 1" w:uiPriority="48"/>
-    <w:lsdException w:name="Grid Table 4 Accent 1" w:uiPriority="49"/>
-    <w:lsdException w:name="Grid Table 5 Dark Accent 1" w:uiPriority="50"/>
-    <w:lsdException w:name="Grid Table 6 Colorful Accent 1" w:uiPriority="51"/>
-    <w:lsdException w:name="Grid Table 7 Colorful Accent 1" w:uiPriority="52"/>
-    <w:lsdException w:name="Grid Table 1 Light Accent 2" w:uiPriority="46"/>
-    <w:lsdException w:name="Grid Table 2 Accent 2" w:uiPriority="47"/>
-    <w:lsdException w:name="Grid Table 3 Accent 2" w:uiPriority="48"/>
-    <w:lsdException w:name="Grid Table 4 Accent 2" w:uiPriority="49"/>
-    <w:lsdException w:name="Grid Table 5 Dark Accent 2" w:uiPriority="50"/>
-    <w:lsdException w:name="Grid Table 6 Colorful Accent 2" w:uiPriority="51"/>
-    <w:lsdException w:name="Grid Table 7 Colorful Accent 2" w:uiPriority="52"/>
-    <w:lsdException w:name="Grid Table 1 Light Accent 3" w:uiPriority="46"/>
-    <w:lsdException w:name="Grid Table 2 Accent 3" w:uiPriority="47"/>
-    <w:lsdException w:name="Grid Table 3 Accent 3" w:uiPriority="48"/>
-    <w:lsdException w:name="Grid Table 4 Accent 3" w:uiPriority="49"/>
-    <w:lsdException w:name="Grid Table 5 Dark Accent 3" w:uiPriority="50"/>
-    <w:lsdException w:name="Grid Table 6 Colorful Accent 3" w:uiPriority="51"/>
-    <w:lsdException w:name="Grid Table 7 Colorful Accent 3" w:uiPriority="52"/>
-    <w:lsdException w:name="Grid Table 1 Light Accent 4" w:uiPriority="46"/>
-    <w:lsdException w:name="Grid Table 2 Accent 4" w:uiPriority="47"/>
-    <w:lsdException w:name="Grid Table 3 Accent 4" w:uiPriority="48"/>
-    <w:lsdException w:name="Grid Table 4 Accent 4" w:uiPriority="49"/>
-    <w:lsdException w:name="Grid Table 5 Dark Accent 4" w:uiPriority="50"/>
-    <w:lsdException w:name="Grid Table 6 Colorful Accent 4" w:uiPriority="51"/>
-    <w:lsdException w:name="Grid Table 7 Colorful Accent 4" w:uiPriority="52"/>
-    <w:lsdException w:name="Grid Table 1 Light Accent 5" w:uiPriority="46"/>
-    <w:lsdException w:name="Grid Table 2 Accent 5" w:uiPriority="47"/>
-    <w:lsdException w:name="Grid Table 3 Accent 5" w:uiPriority="48"/>
-    <w:lsdException w:name="Grid Table 4 Accent 5" w:uiPriority="49"/>
-    <w:lsdException w:name="Grid Table 5 Dark Accent 5" w:uiPriority="50"/>
-    <w:lsdException w:name="Grid Table 6 Colorful Accent 5" w:uiPriority="51"/>
-    <w:lsdException w:name="Grid Table 7 Colorful Accent 5" w:uiPriority="52"/>
-    <w:lsdException w:name="Grid Table 1 Light Accent 6" w:uiPriority="46"/>
-    <w:lsdException w:name="Grid Table 2 Accent 6" w:uiPriority="47"/>
-    <w:lsdException w:name="Grid Table 3 Accent 6" w:uiPriority="48"/>
-    <w:lsdException w:name="Grid Table 4 Accent 6" w:uiPriority="49"/>
-    <w:lsdException w:name="Grid Table 5 Dark Accent 6" w:uiPriority="50"/>
-    <w:lsdException w:name="Grid Table 6 Colorful Accent 6" w:uiPriority="51"/>
-    <w:lsdException w:name="Grid Table 7 Colorful Accent 6" w:uiPriority="52"/>
-    <w:lsdException w:name="List Table 1 Light" w:uiPriority="46"/>
-    <w:lsdException w:name="List Table 2" w:uiPriority="47"/>
-    <w:lsdException w:name="List Table 3" w:uiPriority="48"/>
-    <w:lsdException w:name="List Table 4" w:uiPriority="49"/>
-    <w:lsdException w:name="List Table 5 Dark" w:uiPriority="50"/>
-    <w:lsdException w:name="List Table 6 Colorful" w:uiPriority="51"/>
-    <w:lsdException w:name="List Table 7 Colorful" w:uiPriority="52"/>
-    <w:lsdException w:name="List Table 1 Light Accent 1" w:uiPriority="46"/>
-    <w:lsdException w:name="List Table 2 Accent 1" w:uiPriority="47"/>
-    <w:lsdException w:name="List Table 3 Accent 1" w:uiPriority="48"/>
-    <w:lsdException w:name="List Table 4 Accent 1" w:uiPriority="49"/>
-    <w:lsdException w:name="List Table 5 Dark Accent 1" w:uiPriority="50"/>
-    <w:lsdException w:name="List Table 6 Colorful Accent 1" w:uiPriority="51"/>
-    <w:lsdException w:name="List Table 7 Colorful Accent 1" w:uiPriority="52"/>
-    <w:lsdException w:name="List Table 1 Light Accent 2" w:uiPriority="46"/>
-    <w:lsdException w:name="List Table 2 Accent 2" w:uiPriority="47"/>
-    <w:lsdException w:name="List Table 3 Accent 2" w:uiPriority="48"/>
-    <w:lsdException w:name="List Table 4 Accent 2" w:uiPriority="49"/>
-    <w:lsdException w:name="List Table 5 Dark Accent 2" w:uiPriority="50"/>
-    <w:lsdException w:name="List Table 6 Colorful Accent 2" w:uiPriority="51"/>
-    <w:lsdException w:name="List Table 7 Colorful Accent 2" w:uiPriority="52"/>
-    <w:lsdException w:name="List Table 1 Light Accent 3" w:uiPriority="46"/>
-    <w:lsdException w:name="List Table 2 Accent 3" w:uiPriority="47"/>
-    <w:lsdException w:name="List Table 3 Accent 3" w:uiPriority="48"/>
-    <w:lsdException w:name="List Table 4 Accent 3" w:uiPriority="49"/>
-    <w:lsdException w:name="List Table 5 Dark Accent 3" w:uiPriority="50"/>
-    <w:lsdException w:name="List Table 6 Colorful Accent 3" w:uiPriority="51"/>
-    <w:lsdException w:name="List Table 7 Colorful Accent 3" w:uiPriority="52"/>
-    <w:lsdException w:name="List Table 1 Light Accent 4" w:uiPriority="46"/>
-    <w:lsdException w:name="List Table 2 Accent 4" w:uiPriority="47"/>
-    <w:lsdException w:name="List Table 3 Accent 4" w:uiPriority="48"/>
-    <w:lsdException w:name="List Table 4 Accent 4" w:uiPriority="49"/>
-    <w:lsdException w:name="List Table 5 Dark Accent 4" w:uiPriority="50"/>
-    <w:lsdException w:name="List Table 6 Colorful Accent 4" w:uiPriority="51"/>
-    <w:lsdException w:name="List Table 7 Colorful Accent 4" w:uiPriority="52"/>
-    <w:lsdException w:name="List Table 1 Light Accent 5" w:uiPriority="46"/>
-    <w:lsdException w:name="List Table 2 Accent 5" w:uiPriority="47"/>
-    <w:lsdException w:name="List Table 3 Accent 5" w:uiPriority="48"/>
-    <w:lsdException w:name="List Table 4 Accent 5" w:uiPriority="49"/>
-    <w:lsdException w:name="List Table 5 Dark Accent 5" w:uiPriority="50"/>
-    <w:lsdException w:name="List Table 6 Colorful Accent 5" w:uiPriority="51"/>
-    <w:lsdException w:name="List Table 7 Colorful Accent 5" w:uiPriority="52"/>
-    <w:lsdException w:name="List Table 1 Light Accent 6" w:uiPriority="46"/>
-    <w:lsdException w:name="List Table 2 Accent 6" w:uiPriority="47"/>
-    <w:lsdException w:name="List Table 3 Accent 6" w:uiPriority="48"/>
-    <w:lsdException w:name="List Table 4 Accent 6" w:uiPriority="49"/>
-    <w:lsdException w:name="List Table 5 Dark Accent 6" w:uiPriority="50"/>
-    <w:lsdException w:name="List Table 6 Colorful Accent 6" w:uiPriority="51"/>
-    <w:lsdException w:name="List Table 7 Colorful Accent 6" w:uiPriority="52"/>
-    <w:lsdException w:name="Mention" w:semiHidden="1" w:unhideWhenUsed="1"/>
-    <w:lsdException w:name="Smart Hyperlink" w:semiHidden="1" w:unhideWhenUsed="1"/>
-    <w:lsdException w:name="Hashtag" w:semiHidden="1" w:unhideWhenUsed="1"/>
-    <w:lsdException w:name="Unresolved Mention" w:semiHidden="1" w:unhideWhenUsed="1"/>
-    <w:lsdException w:name="Smart Link" w:semiHidden="1" w:unhideWhenUsed="1"/>
-  </w:latentStyles>
-  <w:style w:type="paragraph" w:default="1" w:styleId="Normal">
+  <w:style w:type="paragraph" w:styleId="Normal" w:default="1">
     <w:name w:val="Normal"/>
     <w:qFormat/>
   </w:style>
-  <w:style w:type="paragraph" w:styleId="Heading1">
-    <w:name w:val="heading 1"/>
+  <w:style w:type="paragraph" w:styleId="Title">
+    <w:name w:val="Title"/>
     <w:basedOn w:val="Normal"/>
     <w:next w:val="Normal"/>
-    <w:uiPriority w:val="9"/>
+    <w:qFormat/>
+    <w:rPr>
+      <w:sz w:val="56"/>
+      <w:szCs w:val="56"/>
+    </w:rPr>
+  </w:style>
+  <w:style w:type="paragraph" w:styleId="Heading1">
+    <w:name w:val="Heading 1"/>
+    <w:basedOn w:val="Normal"/>
+    <w:next w:val="Normal"/>
     <w:qFormat/>
     <w:pPr>
-      <w:spacing w:before="280" w:after="80"/>
-      <w:outlineLvl w:val="0"/>
+      <w:spacing w:after="80" w:before="280"/>
     </w:pPr>
     <w:rPr>
+      <w:rFonts w:ascii="Calibri" w:cs="Calibri" w:eastAsia="Calibri" w:hAnsi="Calibri"/>
       <w:b/>
       <w:bCs/>
       <w:color w:val="1F3864"/>
@@ -4260,33 +4126,27 @@
     </w:rPr>
   </w:style>
   <w:style w:type="paragraph" w:styleId="Heading2">
-    <w:name w:val="heading 2"/>
+    <w:name w:val="Heading 2"/>
     <w:basedOn w:val="Normal"/>
     <w:next w:val="Normal"/>
-    <w:uiPriority w:val="9"/>
-    <w:unhideWhenUsed/>
     <w:qFormat/>
     <w:pPr>
-      <w:spacing w:before="220" w:after="60"/>
-      <w:outlineLvl w:val="1"/>
+      <w:spacing w:after="60" w:before="220"/>
     </w:pPr>
     <w:rPr>
+      <w:rFonts w:ascii="Calibri" w:cs="Calibri" w:eastAsia="Calibri" w:hAnsi="Calibri"/>
       <w:b/>
       <w:bCs/>
       <w:color w:val="1F3864"/>
+      <w:sz w:val="22"/>
+      <w:szCs w:val="22"/>
     </w:rPr>
   </w:style>
   <w:style w:type="paragraph" w:styleId="Heading3">
-    <w:name w:val="heading 3"/>
+    <w:name w:val="Heading 3"/>
     <w:basedOn w:val="Normal"/>
     <w:next w:val="Normal"/>
-    <w:uiPriority w:val="9"/>
-    <w:semiHidden/>
-    <w:unhideWhenUsed/>
     <w:qFormat/>
-    <w:pPr>
-      <w:outlineLvl w:val="2"/>
-    </w:pPr>
     <w:rPr>
       <w:color w:val="1F4D78"/>
       <w:sz w:val="24"/>
@@ -4294,16 +4154,10 @@
     </w:rPr>
   </w:style>
   <w:style w:type="paragraph" w:styleId="Heading4">
-    <w:name w:val="heading 4"/>
+    <w:name w:val="Heading 4"/>
     <w:basedOn w:val="Normal"/>
     <w:next w:val="Normal"/>
-    <w:uiPriority w:val="9"/>
-    <w:semiHidden/>
-    <w:unhideWhenUsed/>
     <w:qFormat/>
-    <w:pPr>
-      <w:outlineLvl w:val="3"/>
-    </w:pPr>
     <w:rPr>
       <w:i/>
       <w:iCs/>
@@ -4311,75 +4165,25 @@
     </w:rPr>
   </w:style>
   <w:style w:type="paragraph" w:styleId="Heading5">
-    <w:name w:val="heading 5"/>
+    <w:name w:val="Heading 5"/>
     <w:basedOn w:val="Normal"/>
     <w:next w:val="Normal"/>
-    <w:uiPriority w:val="9"/>
-    <w:semiHidden/>
-    <w:unhideWhenUsed/>
     <w:qFormat/>
-    <w:pPr>
-      <w:outlineLvl w:val="4"/>
-    </w:pPr>
     <w:rPr>
       <w:color w:val="2E74B5"/>
     </w:rPr>
   </w:style>
   <w:style w:type="paragraph" w:styleId="Heading6">
-    <w:name w:val="heading 6"/>
+    <w:name w:val="Heading 6"/>
     <w:basedOn w:val="Normal"/>
     <w:next w:val="Normal"/>
-    <w:uiPriority w:val="9"/>
-    <w:semiHidden/>
-    <w:unhideWhenUsed/>
     <w:qFormat/>
-    <w:pPr>
-      <w:outlineLvl w:val="5"/>
-    </w:pPr>
     <w:rPr>
       <w:color w:val="1F4D78"/>
     </w:rPr>
   </w:style>
-  <w:style w:type="character" w:default="1" w:styleId="DefaultParagraphFont">
-    <w:name w:val="Default Paragraph Font"/>
-    <w:uiPriority w:val="1"/>
-    <w:semiHidden/>
-    <w:unhideWhenUsed/>
-  </w:style>
-  <w:style w:type="table" w:default="1" w:styleId="TableNormal">
-    <w:name w:val="Normal Table"/>
-    <w:uiPriority w:val="99"/>
-    <w:semiHidden/>
-    <w:unhideWhenUsed/>
-    <w:tblPr>
-      <w:tblInd w:w="0" w:type="dxa"/>
-      <w:tblCellMar>
-        <w:top w:w="0" w:type="dxa"/>
-        <w:left w:w="108" w:type="dxa"/>
-        <w:bottom w:w="0" w:type="dxa"/>
-        <w:right w:w="108" w:type="dxa"/>
-      </w:tblCellMar>
-    </w:tblPr>
-  </w:style>
-  <w:style w:type="numbering" w:default="1" w:styleId="NoList">
-    <w:name w:val="No List"/>
-    <w:uiPriority w:val="99"/>
-    <w:semiHidden/>
-    <w:unhideWhenUsed/>
-  </w:style>
-  <w:style w:type="paragraph" w:styleId="Title">
-    <w:name w:val="Title"/>
-    <w:basedOn w:val="Normal"/>
-    <w:next w:val="Normal"/>
-    <w:uiPriority w:val="10"/>
-    <w:qFormat/>
-    <w:rPr>
-      <w:sz w:val="56"/>
-      <w:szCs w:val="56"/>
-    </w:rPr>
-  </w:style>
-  <w:style w:type="paragraph" w:customStyle="1" w:styleId="Strong1">
-    <w:name w:val="Strong1"/>
+  <w:style w:type="paragraph" w:styleId="Strong">
+    <w:name w:val="Strong"/>
     <w:basedOn w:val="Normal"/>
     <w:next w:val="Normal"/>
     <w:qFormat/>
@@ -4395,6 +4199,7 @@
   </w:style>
   <w:style w:type="character" w:styleId="Hyperlink">
     <w:name w:val="Hyperlink"/>
+    <w:basedOn w:val="DefaultParagraphFont"/>
     <w:uiPriority w:val="99"/>
     <w:unhideWhenUsed/>
     <w:rPr>
@@ -4404,6 +4209,7 @@
   </w:style>
   <w:style w:type="character" w:styleId="FootnoteReference">
     <w:name w:val="footnote reference"/>
+    <w:basedOn w:val="DefaultParagraphFont"/>
     <w:uiPriority w:val="99"/>
     <w:semiHidden/>
     <w:unhideWhenUsed/>
@@ -4426,8 +4232,9 @@
       <w:szCs w:val="20"/>
     </w:rPr>
   </w:style>
-  <w:style w:type="character" w:customStyle="1" w:styleId="FootnoteTextChar">
+  <w:style w:type="character" w:styleId="FootnoteTextChar">
     <w:name w:val="Footnote Text Char"/>
+    <w:basedOn w:val="DefaultParagraphFont"/>
     <w:link w:val="FootnoteText"/>
     <w:uiPriority w:val="99"/>
     <w:semiHidden/>
@@ -4439,6 +4246,7 @@
   </w:style>
   <w:style w:type="character" w:styleId="EndnoteReference">
     <w:name w:val="endnote reference"/>
+    <w:basedOn w:val="DefaultParagraphFont"/>
     <w:uiPriority w:val="99"/>
     <w:semiHidden/>
     <w:unhideWhenUsed/>
@@ -4461,8 +4269,9 @@
       <w:szCs w:val="20"/>
     </w:rPr>
   </w:style>
-  <w:style w:type="character" w:customStyle="1" w:styleId="EndnoteTextChar">
+  <w:style w:type="character" w:styleId="EndnoteTextChar">
     <w:name w:val="Endnote Text Char"/>
+    <w:basedOn w:val="DefaultParagraphFont"/>
     <w:link w:val="EndnoteText"/>
     <w:uiPriority w:val="99"/>
     <w:semiHidden/>
@@ -4473,14 +4282,16 @@
     </w:rPr>
   </w:style>
   <w:style w:type="paragraph" w:styleId="Caption">
-    <w:name w:val="caption"/>
+    <w:name w:val="Caption"/>
     <w:basedOn w:val="Normal"/>
     <w:next w:val="Normal"/>
     <w:qFormat/>
     <w:pPr>
-      <w:spacing w:before="100" w:after="240"/>
+      <w:spacing w:after="240" w:before="100"/>
+      <w:jc w:val="left"/>
     </w:pPr>
     <w:rPr>
+      <w:rFonts w:ascii="Calibri" w:cs="Calibri" w:eastAsia="Calibri" w:hAnsi="Calibri"/>
       <w:b/>
       <w:bCs/>
       <w:color w:val="1F3864"/>
@@ -4643,7 +4454,7 @@
         <a:solidFill>
           <a:schemeClr val="phClr"/>
         </a:solidFill>
-        <a:gradFill rotWithShape="1">
+        <a:gradFill rotWithShape="true">
           <a:gsLst>
             <a:gs pos="0">
               <a:schemeClr val="phClr">
@@ -4667,9 +4478,9 @@
               </a:schemeClr>
             </a:gs>
           </a:gsLst>
-          <a:lin ang="5400000" scaled="0"/>
+          <a:lin ang="5400000" scaled="false"/>
         </a:gradFill>
-        <a:gradFill rotWithShape="1">
+        <a:gradFill rotWithShape="true">
           <a:gsLst>
             <a:gs pos="0">
               <a:schemeClr val="phClr">
@@ -4693,7 +4504,7 @@
               </a:schemeClr>
             </a:gs>
           </a:gsLst>
-          <a:lin ang="5400000" scaled="0"/>
+          <a:lin ang="5400000" scaled="false"/>
         </a:gradFill>
       </a:fillStyleLst>
       <a:lnStyleLst>
@@ -4728,7 +4539,7 @@
         </a:effectStyle>
         <a:effectStyle>
           <a:effectLst>
-            <a:outerShdw blurRad="57150" dist="19050" dir="5400000" algn="ctr" rotWithShape="0">
+            <a:outerShdw blurRad="57150" dist="19050" dir="5400000" algn="ctr" rotWithShape="false">
               <a:srgbClr val="000000">
                 <a:alpha val="63000"/>
               </a:srgbClr>
@@ -4746,7 +4557,7 @@
             <a:satMod val="170000"/>
           </a:schemeClr>
         </a:solidFill>
-        <a:gradFill rotWithShape="1">
+        <a:gradFill rotWithShape="true">
           <a:gsLst>
             <a:gs pos="0">
               <a:schemeClr val="phClr">
@@ -4771,7 +4582,7 @@
               </a:schemeClr>
             </a:gs>
           </a:gsLst>
-          <a:lin ang="5400000" scaled="0"/>
+          <a:lin ang="5400000" scaled="false"/>
         </a:gradFill>
       </a:bgFillStyleLst>
     </a:fmtScheme>
